--- a/docs/delivery/kt-plan.docx
+++ b/docs/delivery/kt-plan.docx
@@ -60,9 +60,214 @@
         </w:p>
       </w:sdtContent>
     </w:sdt>
+    <w:tbl>
+      <w:tblPr>
+        <w:tblStyle w:val="Table"/>
+        <w:tblW w:type="pct" w:w="5000"/>
+        <w:tblLook w:firstRow="1" w:lastRow="0" w:firstColumn="0" w:lastColumn="0" w:noHBand="0" w:noVBand="0" w:val="0020"/>
+        <w:jc w:val="start"/>
+      </w:tblPr>
+      <w:tblGrid>
+        <w:gridCol w:w="1584"/>
+        <w:gridCol w:w="1584"/>
+        <w:gridCol w:w="1584"/>
+        <w:gridCol w:w="1584"/>
+        <w:gridCol w:w="1584"/>
+      </w:tblGrid>
+      <w:tr>
+        <w:trPr>
+          <w:tblHeader w:val="true"/>
+          <w:tblHeader w:val="true"/>
+        </w:trPr>
+        <w:tc>
+          <w:tcPr>
+            <w:shd w:val="clear" w:color="auto" w:fill="213368"/>
+          </w:tcPr>
+          <w:p>
+            <w:pPr>
+              <w:pStyle w:val="Compact"/>
+              <w:spacing w:before="20" w:after="20"/>
+              <w:jc w:val="left"/>
+            </w:pPr>
+            <w:r>
+              <w:rPr>
+                <w:b/>
+                <w:color w:val="FFFFFF"/>
+                <w:sz w:val="17"/>
+              </w:rPr>
+              <w:t xml:space="preserve">Document</w:t>
+            </w:r>
+          </w:p>
+        </w:tc>
+        <w:tc>
+          <w:tcPr>
+            <w:shd w:val="clear" w:color="auto" w:fill="213368"/>
+          </w:tcPr>
+          <w:p>
+            <w:pPr>
+              <w:pStyle w:val="Compact"/>
+              <w:spacing w:before="20" w:after="20"/>
+              <w:jc w:val="left"/>
+            </w:pPr>
+            <w:r>
+              <w:rPr>
+                <w:b/>
+                <w:color w:val="FFFFFF"/>
+                <w:sz w:val="17"/>
+              </w:rPr>
+              <w:t xml:space="preserve">Version</w:t>
+            </w:r>
+          </w:p>
+        </w:tc>
+        <w:tc>
+          <w:tcPr>
+            <w:shd w:val="clear" w:color="auto" w:fill="213368"/>
+          </w:tcPr>
+          <w:p>
+            <w:pPr>
+              <w:pStyle w:val="Compact"/>
+              <w:spacing w:before="20" w:after="20"/>
+              <w:jc w:val="left"/>
+            </w:pPr>
+            <w:r>
+              <w:rPr>
+                <w:b/>
+                <w:color w:val="FFFFFF"/>
+                <w:sz w:val="17"/>
+              </w:rPr>
+              <w:t xml:space="preserve">Date</w:t>
+            </w:r>
+          </w:p>
+        </w:tc>
+        <w:tc>
+          <w:tcPr>
+            <w:shd w:val="clear" w:color="auto" w:fill="213368"/>
+          </w:tcPr>
+          <w:p>
+            <w:pPr>
+              <w:pStyle w:val="Compact"/>
+              <w:spacing w:before="20" w:after="20"/>
+              <w:jc w:val="left"/>
+            </w:pPr>
+            <w:r>
+              <w:rPr>
+                <w:b/>
+                <w:color w:val="FFFFFF"/>
+                <w:sz w:val="17"/>
+              </w:rPr>
+              <w:t xml:space="preserve">Owner</w:t>
+            </w:r>
+          </w:p>
+        </w:tc>
+        <w:tc>
+          <w:tcPr>
+            <w:shd w:val="clear" w:color="auto" w:fill="213368"/>
+          </w:tcPr>
+          <w:p>
+            <w:pPr>
+              <w:pStyle w:val="Compact"/>
+              <w:spacing w:before="20" w:after="20"/>
+              <w:jc w:val="left"/>
+            </w:pPr>
+            <w:r>
+              <w:rPr>
+                <w:b/>
+                <w:color w:val="FFFFFF"/>
+                <w:sz w:val="17"/>
+              </w:rPr>
+              <w:t xml:space="preserve">Status</w:t>
+            </w:r>
+          </w:p>
+        </w:tc>
+      </w:tr>
+      <w:tr>
+        <w:tc>
+          <w:tcPr/>
+          <w:p>
+            <w:pPr>
+              <w:pStyle w:val="Compact"/>
+              <w:spacing w:before="20" w:after="20"/>
+              <w:jc w:val="left"/>
+            </w:pPr>
+            <w:r>
+              <w:rPr>
+                <w:sz w:val="17"/>
+              </w:rPr>
+              <w:t xml:space="preserve">Knowledge Transfer Plan</w:t>
+            </w:r>
+          </w:p>
+        </w:tc>
+        <w:tc>
+          <w:tcPr>
+            <w:noWrap/>
+          </w:tcPr>
+          <w:p>
+            <w:pPr>
+              <w:pStyle w:val="Compact"/>
+              <w:spacing w:before="20" w:after="20"/>
+              <w:jc w:val="left"/>
+            </w:pPr>
+            <w:r>
+              <w:rPr>
+                <w:sz w:val="17"/>
+              </w:rPr>
+              <w:t xml:space="preserve">1.0</w:t>
+            </w:r>
+          </w:p>
+        </w:tc>
+        <w:tc>
+          <w:tcPr/>
+          <w:p>
+            <w:pPr>
+              <w:pStyle w:val="Compact"/>
+              <w:spacing w:before="20" w:after="20"/>
+              <w:jc w:val="left"/>
+            </w:pPr>
+            <w:r>
+              <w:rPr>
+                <w:sz w:val="17"/>
+              </w:rPr>
+              <w:t xml:space="preserve">07 October 2026</w:t>
+            </w:r>
+          </w:p>
+        </w:tc>
+        <w:tc>
+          <w:tcPr/>
+          <w:p>
+            <w:pPr>
+              <w:pStyle w:val="Compact"/>
+              <w:spacing w:before="20" w:after="20"/>
+              <w:jc w:val="left"/>
+            </w:pPr>
+            <w:r>
+              <w:rPr>
+                <w:sz w:val="17"/>
+              </w:rPr>
+              <w:t xml:space="preserve">iorta TechNXT — Delivery Lead and Solution Architect</w:t>
+            </w:r>
+          </w:p>
+        </w:tc>
+        <w:tc>
+          <w:tcPr/>
+          <w:p>
+            <w:pPr>
+              <w:pStyle w:val="Compact"/>
+              <w:spacing w:before="20" w:after="20"/>
+              <w:jc w:val="left"/>
+            </w:pPr>
+            <w:r>
+              <w:rPr>
+                <w:sz w:val="17"/>
+              </w:rPr>
+              <w:t xml:space="preserve">Issued for submission</w:t>
+            </w:r>
+          </w:p>
+        </w:tc>
+      </w:tr>
+    </w:tbl>
     <w:p>
       <w:pPr>
-        <w:pStyle w:val="FirstParagraph"/>
+        <w:pStyle w:val="BodyText"/>
       </w:pPr>
       <w:r>
         <w:rPr>
@@ -226,7 +431,7 @@
         </w:pict>
       </w:r>
     </w:p>
-    <w:bookmarkStart w:id="24" w:name="X1d5e397a3a7a14b2f3070b1e955e5008646a1bb"/>
+    <w:bookmarkStart w:id="23" w:name="X1d5e397a3a7a14b2f3070b1e955e5008646a1bb"/>
     <w:p>
       <w:pPr>
         <w:pStyle w:val="Heading2"/>
@@ -242,7 +447,7 @@
       <w:r>
         <w:drawing>
           <wp:inline>
-            <wp:extent cx="6119999" cy="660475"/>
+            <wp:extent cx="6119999" cy="639578"/>
             <wp:effectExtent b="0" l="0" r="0" t="0"/>
             <wp:docPr descr="" title="" id="21" name="Picture"/>
             <a:graphic>
@@ -263,7 +468,7 @@
                   <pic:spPr bwMode="auto">
                     <a:xfrm>
                       <a:off x="0" y="0"/>
-                      <a:ext cx="6119999" cy="660475"/>
+                      <a:ext cx="6119999" cy="639578"/>
                     </a:xfrm>
                     <a:prstGeom prst="rect">
                       <a:avLst/>
@@ -308,12 +513,14 @@
           <w:p>
             <w:pPr>
               <w:pStyle w:val="Compact"/>
+              <w:spacing w:before="20" w:after="20"/>
               <w:jc w:val="left"/>
             </w:pPr>
             <w:r>
               <w:rPr>
                 <w:b/>
                 <w:color w:val="FFFFFF"/>
+                <w:sz w:val="17"/>
               </w:rPr>
               <w:t xml:space="preserve">Phase</w:t>
             </w:r>
@@ -326,12 +533,14 @@
           <w:p>
             <w:pPr>
               <w:pStyle w:val="Compact"/>
+              <w:spacing w:before="20" w:after="20"/>
               <w:jc w:val="left"/>
             </w:pPr>
             <w:r>
               <w:rPr>
                 <w:b/>
                 <w:color w:val="FFFFFF"/>
+                <w:sz w:val="17"/>
               </w:rPr>
               <w:t xml:space="preserve">Duration</w:t>
             </w:r>
@@ -344,12 +553,14 @@
           <w:p>
             <w:pPr>
               <w:pStyle w:val="Compact"/>
+              <w:spacing w:before="20" w:after="20"/>
               <w:jc w:val="left"/>
             </w:pPr>
             <w:r>
               <w:rPr>
                 <w:b/>
                 <w:color w:val="FFFFFF"/>
+                <w:sz w:val="17"/>
               </w:rPr>
               <w:t xml:space="preserve">Who leads</w:t>
             </w:r>
@@ -362,12 +573,14 @@
           <w:p>
             <w:pPr>
               <w:pStyle w:val="Compact"/>
+              <w:spacing w:before="20" w:after="20"/>
               <w:jc w:val="left"/>
             </w:pPr>
             <w:r>
               <w:rPr>
                 <w:b/>
                 <w:color w:val="FFFFFF"/>
+                <w:sz w:val="17"/>
               </w:rPr>
               <w:t xml:space="preserve">What the receiving team does</w:t>
             </w:r>
@@ -380,12 +593,14 @@
           <w:p>
             <w:pPr>
               <w:pStyle w:val="Compact"/>
+              <w:spacing w:before="20" w:after="20"/>
               <w:jc w:val="left"/>
             </w:pPr>
             <w:r>
               <w:rPr>
                 <w:b/>
                 <w:color w:val="FFFFFF"/>
+                <w:sz w:val="17"/>
               </w:rPr>
               <w:t xml:space="preserve">Exit criteria</w:t>
             </w:r>
@@ -398,12 +613,14 @@
           <w:p>
             <w:pPr>
               <w:pStyle w:val="Compact"/>
+              <w:spacing w:before="20" w:after="20"/>
               <w:jc w:val="left"/>
             </w:pPr>
             <w:r>
               <w:rPr>
                 <w:bCs/>
                 <w:b/>
+                <w:sz w:val="17"/>
               </w:rPr>
               <w:t xml:space="preserve">A. Orientation</w:t>
             </w:r>
@@ -414,9 +631,13 @@
           <w:p>
             <w:pPr>
               <w:pStyle w:val="Compact"/>
-              <w:jc w:val="left"/>
-            </w:pPr>
-            <w:r>
+              <w:spacing w:before="20" w:after="20"/>
+              <w:jc w:val="left"/>
+            </w:pPr>
+            <w:r>
+              <w:rPr>
+                <w:sz w:val="17"/>
+              </w:rPr>
               <w:t xml:space="preserve">1 week</w:t>
             </w:r>
           </w:p>
@@ -426,9 +647,13 @@
           <w:p>
             <w:pPr>
               <w:pStyle w:val="Compact"/>
-              <w:jc w:val="left"/>
-            </w:pPr>
-            <w:r>
+              <w:spacing w:before="20" w:after="20"/>
+              <w:jc w:val="left"/>
+            </w:pPr>
+            <w:r>
+              <w:rPr>
+                <w:sz w:val="17"/>
+              </w:rPr>
               <w:t xml:space="preserve">iorta</w:t>
             </w:r>
           </w:p>
@@ -438,50 +663,73 @@
           <w:p>
             <w:pPr>
               <w:pStyle w:val="Compact"/>
-              <w:jc w:val="left"/>
-            </w:pPr>
-            <w:r>
+              <w:spacing w:before="20" w:after="20"/>
+              <w:jc w:val="left"/>
+            </w:pPr>
+            <w:r>
+              <w:rPr>
+                <w:sz w:val="17"/>
+              </w:rPr>
               <w:t xml:space="preserve">Attends architecture and domain sessions, sets up a local environment (</w:t>
             </w:r>
             <w:r>
               <w:rPr>
                 <w:rStyle w:val="VerbatimChar"/>
+                <w:sz w:val="17"/>
               </w:rPr>
               <w:t xml:space="preserve">npm install</w:t>
             </w:r>
             <w:r>
+              <w:rPr>
+                <w:sz w:val="17"/>
+              </w:rPr>
               <w:t xml:space="preserve">,</w:t>
             </w:r>
             <w:r>
-              <w:t xml:space="preserve"> </w:t>
-            </w:r>
-            <w:r>
-              <w:rPr>
-                <w:rStyle w:val="VerbatimChar"/>
+              <w:rPr>
+                <w:sz w:val="17"/>
+              </w:rPr>
+              <w:t xml:space="preserve"> </w:t>
+            </w:r>
+            <w:r>
+              <w:rPr>
+                <w:rStyle w:val="VerbatimChar"/>
+                <w:sz w:val="17"/>
               </w:rPr>
               <w:t xml:space="preserve">npm run dev</w:t>
             </w:r>
             <w:r>
-              <w:t xml:space="preserve">, demo sign-in), reads the documentation set</w:t>
-            </w:r>
-          </w:p>
-        </w:tc>
-        <w:tc>
-          <w:tcPr/>
-          <w:p>
-            <w:pPr>
-              <w:pStyle w:val="Compact"/>
-              <w:jc w:val="left"/>
-            </w:pPr>
-            <w:r>
+              <w:rPr>
+                <w:sz w:val="17"/>
+              </w:rPr>
+              <w:t xml:space="preserve">, sign-in with the local demo users), reads the documentation set</w:t>
+            </w:r>
+          </w:p>
+        </w:tc>
+        <w:tc>
+          <w:tcPr/>
+          <w:p>
+            <w:pPr>
+              <w:pStyle w:val="Compact"/>
+              <w:spacing w:before="20" w:after="20"/>
+              <w:jc w:val="left"/>
+            </w:pPr>
+            <w:r>
+              <w:rPr>
+                <w:sz w:val="17"/>
+              </w:rPr>
               <w:t xml:space="preserve">Every receiving engineer has run the app locally, signed in as each role and run</w:t>
             </w:r>
             <w:r>
-              <w:t xml:space="preserve"> </w:t>
-            </w:r>
-            <w:r>
-              <w:rPr>
-                <w:rStyle w:val="VerbatimChar"/>
+              <w:rPr>
+                <w:sz w:val="17"/>
+              </w:rPr>
+              <w:t xml:space="preserve"> </w:t>
+            </w:r>
+            <w:r>
+              <w:rPr>
+                <w:rStyle w:val="VerbatimChar"/>
+                <w:sz w:val="17"/>
               </w:rPr>
               <w:t xml:space="preserve">npm test</w:t>
             </w:r>
@@ -494,12 +742,14 @@
           <w:p>
             <w:pPr>
               <w:pStyle w:val="Compact"/>
+              <w:spacing w:before="20" w:after="20"/>
               <w:jc w:val="left"/>
             </w:pPr>
             <w:r>
               <w:rPr>
                 <w:bCs/>
                 <w:b/>
+                <w:sz w:val="17"/>
               </w:rPr>
               <w:t xml:space="preserve">B. Shadow</w:t>
             </w:r>
@@ -510,9 +760,13 @@
           <w:p>
             <w:pPr>
               <w:pStyle w:val="Compact"/>
-              <w:jc w:val="left"/>
-            </w:pPr>
-            <w:r>
+              <w:spacing w:before="20" w:after="20"/>
+              <w:jc w:val="left"/>
+            </w:pPr>
+            <w:r>
+              <w:rPr>
+                <w:sz w:val="17"/>
+              </w:rPr>
               <w:t xml:space="preserve">3 weeks</w:t>
             </w:r>
           </w:p>
@@ -522,9 +776,13 @@
           <w:p>
             <w:pPr>
               <w:pStyle w:val="Compact"/>
-              <w:jc w:val="left"/>
-            </w:pPr>
-            <w:r>
+              <w:spacing w:before="20" w:after="20"/>
+              <w:jc w:val="left"/>
+            </w:pPr>
+            <w:r>
+              <w:rPr>
+                <w:sz w:val="17"/>
+              </w:rPr>
               <w:t xml:space="preserve">iorta does, receiver observes</w:t>
             </w:r>
           </w:p>
@@ -534,9 +792,13 @@
           <w:p>
             <w:pPr>
               <w:pStyle w:val="Compact"/>
-              <w:jc w:val="left"/>
-            </w:pPr>
-            <w:r>
+              <w:spacing w:before="20" w:after="20"/>
+              <w:jc w:val="left"/>
+            </w:pPr>
+            <w:r>
+              <w:rPr>
+                <w:sz w:val="17"/>
+              </w:rPr>
               <w:t xml:space="preserve">Pairs on real tickets, incidents, releases and rule changes. Takes notes into the runbooks.</w:t>
             </w:r>
           </w:p>
@@ -546,9 +808,13 @@
           <w:p>
             <w:pPr>
               <w:pStyle w:val="Compact"/>
-              <w:jc w:val="left"/>
-            </w:pPr>
-            <w:r>
+              <w:spacing w:before="20" w:after="20"/>
+              <w:jc w:val="left"/>
+            </w:pPr>
+            <w:r>
+              <w:rPr>
+                <w:sz w:val="17"/>
+              </w:rPr>
               <w:t xml:space="preserve">Receiver has observed at least one of each: release, incident, rule change, ingestion batch, DR drill</w:t>
             </w:r>
           </w:p>
@@ -560,12 +826,14 @@
           <w:p>
             <w:pPr>
               <w:pStyle w:val="Compact"/>
+              <w:spacing w:before="20" w:after="20"/>
               <w:jc w:val="left"/>
             </w:pPr>
             <w:r>
               <w:rPr>
                 <w:bCs/>
                 <w:b/>
+                <w:sz w:val="17"/>
               </w:rPr>
               <w:t xml:space="preserve">C. Reverse-shadow</w:t>
             </w:r>
@@ -576,9 +844,13 @@
           <w:p>
             <w:pPr>
               <w:pStyle w:val="Compact"/>
-              <w:jc w:val="left"/>
-            </w:pPr>
-            <w:r>
+              <w:spacing w:before="20" w:after="20"/>
+              <w:jc w:val="left"/>
+            </w:pPr>
+            <w:r>
+              <w:rPr>
+                <w:sz w:val="17"/>
+              </w:rPr>
               <w:t xml:space="preserve">3 weeks</w:t>
             </w:r>
           </w:p>
@@ -588,9 +860,13 @@
           <w:p>
             <w:pPr>
               <w:pStyle w:val="Compact"/>
-              <w:jc w:val="left"/>
-            </w:pPr>
-            <w:r>
+              <w:spacing w:before="20" w:after="20"/>
+              <w:jc w:val="left"/>
+            </w:pPr>
+            <w:r>
+              <w:rPr>
+                <w:sz w:val="17"/>
+              </w:rPr>
               <w:t xml:space="preserve">Receiver does, iorta observes and coaches</w:t>
             </w:r>
           </w:p>
@@ -600,9 +876,13 @@
           <w:p>
             <w:pPr>
               <w:pStyle w:val="Compact"/>
-              <w:jc w:val="left"/>
-            </w:pPr>
-            <w:r>
+              <w:spacing w:before="20" w:after="20"/>
+              <w:jc w:val="left"/>
+            </w:pPr>
+            <w:r>
+              <w:rPr>
+                <w:sz w:val="17"/>
+              </w:rPr>
               <w:t xml:space="preserve">Handles L2/L3 tickets, makes code changes, runs releases and on-call with iorta as backup</w:t>
             </w:r>
           </w:p>
@@ -612,9 +892,13 @@
           <w:p>
             <w:pPr>
               <w:pStyle w:val="Compact"/>
-              <w:jc w:val="left"/>
-            </w:pPr>
-            <w:r>
+              <w:spacing w:before="20" w:after="20"/>
+              <w:jc w:val="left"/>
+            </w:pPr>
+            <w:r>
+              <w:rPr>
+                <w:sz w:val="17"/>
+              </w:rPr>
               <w:t xml:space="preserve">KT exercises (section 4) passed. ≥ 80 % of tickets resolved by the receiver without iorta hands-on help.</w:t>
             </w:r>
           </w:p>
@@ -626,12 +910,14 @@
           <w:p>
             <w:pPr>
               <w:pStyle w:val="Compact"/>
+              <w:spacing w:before="20" w:after="20"/>
               <w:jc w:val="left"/>
             </w:pPr>
             <w:r>
               <w:rPr>
                 <w:bCs/>
                 <w:b/>
+                <w:sz w:val="17"/>
               </w:rPr>
               <w:t xml:space="preserve">D. Independent</w:t>
             </w:r>
@@ -642,9 +928,13 @@
           <w:p>
             <w:pPr>
               <w:pStyle w:val="Compact"/>
-              <w:jc w:val="left"/>
-            </w:pPr>
-            <w:r>
+              <w:spacing w:before="20" w:after="20"/>
+              <w:jc w:val="left"/>
+            </w:pPr>
+            <w:r>
+              <w:rPr>
+                <w:sz w:val="17"/>
+              </w:rPr>
               <w:t xml:space="preserve">2 weeks</w:t>
             </w:r>
           </w:p>
@@ -654,9 +944,13 @@
           <w:p>
             <w:pPr>
               <w:pStyle w:val="Compact"/>
-              <w:jc w:val="left"/>
-            </w:pPr>
-            <w:r>
+              <w:spacing w:before="20" w:after="20"/>
+              <w:jc w:val="left"/>
+            </w:pPr>
+            <w:r>
+              <w:rPr>
+                <w:sz w:val="17"/>
+              </w:rPr>
               <w:t xml:space="preserve">Receiver</w:t>
             </w:r>
           </w:p>
@@ -666,9 +960,13 @@
           <w:p>
             <w:pPr>
               <w:pStyle w:val="Compact"/>
-              <w:jc w:val="left"/>
-            </w:pPr>
-            <w:r>
+              <w:spacing w:before="20" w:after="20"/>
+              <w:jc w:val="left"/>
+            </w:pPr>
+            <w:r>
+              <w:rPr>
+                <w:sz w:val="17"/>
+              </w:rPr>
               <w:t xml:space="preserve">Full ownership. iorta is available for questions only (time-boxed).</w:t>
             </w:r>
           </w:p>
@@ -678,9 +976,13 @@
           <w:p>
             <w:pPr>
               <w:pStyle w:val="Compact"/>
-              <w:jc w:val="left"/>
-            </w:pPr>
-            <w:r>
+              <w:spacing w:before="20" w:after="20"/>
+              <w:jc w:val="left"/>
+            </w:pPr>
+            <w:r>
+              <w:rPr>
+                <w:sz w:val="17"/>
+              </w:rPr>
               <w:t xml:space="preserve">No P1/P2 incident needing iorta intervention. Sign-off checklist complete.</w:t>
             </w:r>
           </w:p>
@@ -692,21 +994,7 @@
         <w:pStyle w:val="BodyText"/>
       </w:pPr>
       <w:r>
-        <w:t xml:space="preserve">KT starts during Pilot (see</w:t>
-      </w:r>
-      <w:r>
-        <w:t xml:space="preserve"> </w:t>
-      </w:r>
-      <w:hyperlink r:id="rId23">
-        <w:r>
-          <w:rPr>
-            <w:rStyle w:val="Hyperlink"/>
-          </w:rPr>
-          <w:t xml:space="preserve">project-plan.md</w:t>
-        </w:r>
-      </w:hyperlink>
-      <w:r>
-        <w:t xml:space="preserve">) so that the receiving team experiences live operations, and finishes 8 weeks after Wave 2.</w:t>
+        <w:t xml:space="preserve">KT starts during Pilot (see the Project Plan, project-plan.pdf) so that the receiving team experiences live operations, and finishes 8 weeks after Wave 2.</w:t>
       </w:r>
     </w:p>
     <w:p>
@@ -716,8 +1004,8 @@
         </w:pict>
       </w:r>
     </w:p>
-    <w:bookmarkEnd w:id="24"/>
-    <w:bookmarkStart w:id="25" w:name="Xb412bd496f4fb924b4401ab17ed2c8a2f1a3bfa"/>
+    <w:bookmarkEnd w:id="23"/>
+    <w:bookmarkStart w:id="24" w:name="Xb412bd496f4fb924b4401ab17ed2c8a2f1a3bfa"/>
     <w:p>
       <w:pPr>
         <w:pStyle w:val="Heading2"/>
@@ -750,12 +1038,14 @@
           <w:p>
             <w:pPr>
               <w:pStyle w:val="Compact"/>
+              <w:spacing w:before="20" w:after="20"/>
               <w:jc w:val="left"/>
             </w:pPr>
             <w:r>
               <w:rPr>
                 <w:b/>
                 <w:color w:val="FFFFFF"/>
+                <w:sz w:val="18"/>
               </w:rPr>
               <w:t xml:space="preserve">Audience</w:t>
             </w:r>
@@ -768,12 +1058,14 @@
           <w:p>
             <w:pPr>
               <w:pStyle w:val="Compact"/>
+              <w:spacing w:before="20" w:after="20"/>
               <w:jc w:val="left"/>
             </w:pPr>
             <w:r>
               <w:rPr>
                 <w:b/>
                 <w:color w:val="FFFFFF"/>
+                <w:sz w:val="18"/>
               </w:rPr>
               <w:t xml:space="preserve">Typical size</w:t>
             </w:r>
@@ -786,12 +1078,14 @@
           <w:p>
             <w:pPr>
               <w:pStyle w:val="Compact"/>
+              <w:spacing w:before="20" w:after="20"/>
               <w:jc w:val="left"/>
             </w:pPr>
             <w:r>
               <w:rPr>
                 <w:b/>
                 <w:color w:val="FFFFFF"/>
+                <w:sz w:val="18"/>
               </w:rPr>
               <w:t xml:space="preserve">Goal</w:t>
             </w:r>
@@ -804,19 +1098,27 @@
           <w:p>
             <w:pPr>
               <w:pStyle w:val="Compact"/>
+              <w:spacing w:before="20" w:after="20"/>
               <w:jc w:val="left"/>
             </w:pPr>
             <w:r>
               <w:rPr>
                 <w:bCs/>
                 <w:b/>
+                <w:sz w:val="18"/>
               </w:rPr>
               <w:t xml:space="preserve">Platform engineers</w:t>
             </w:r>
             <w:r>
-              <w:t xml:space="preserve"> </w:t>
-            </w:r>
-            <w:r>
+              <w:rPr>
+                <w:sz w:val="18"/>
+              </w:rPr>
+              <w:t xml:space="preserve"> </w:t>
+            </w:r>
+            <w:r>
+              <w:rPr>
+                <w:sz w:val="18"/>
+              </w:rPr>
               <w:t xml:space="preserve">(backend/frontend)</w:t>
             </w:r>
           </w:p>
@@ -826,9 +1128,13 @@
           <w:p>
             <w:pPr>
               <w:pStyle w:val="Compact"/>
-              <w:jc w:val="left"/>
-            </w:pPr>
-            <w:r>
+              <w:spacing w:before="20" w:after="20"/>
+              <w:jc w:val="left"/>
+            </w:pPr>
+            <w:r>
+              <w:rPr>
+                <w:sz w:val="18"/>
+              </w:rPr>
               <w:t xml:space="preserve">2–4</w:t>
             </w:r>
           </w:p>
@@ -838,9 +1144,13 @@
           <w:p>
             <w:pPr>
               <w:pStyle w:val="Compact"/>
-              <w:jc w:val="left"/>
-            </w:pPr>
-            <w:r>
+              <w:spacing w:before="20" w:after="20"/>
+              <w:jc w:val="left"/>
+            </w:pPr>
+            <w:r>
+              <w:rPr>
+                <w:sz w:val="18"/>
+              </w:rPr>
               <w:t xml:space="preserve">Change and extend the code base</w:t>
             </w:r>
           </w:p>
@@ -852,19 +1162,27 @@
           <w:p>
             <w:pPr>
               <w:pStyle w:val="Compact"/>
+              <w:spacing w:before="20" w:after="20"/>
               <w:jc w:val="left"/>
             </w:pPr>
             <w:r>
               <w:rPr>
                 <w:bCs/>
                 <w:b/>
+                <w:sz w:val="18"/>
               </w:rPr>
               <w:t xml:space="preserve">Operations / SRE / support</w:t>
             </w:r>
             <w:r>
-              <w:t xml:space="preserve"> </w:t>
-            </w:r>
-            <w:r>
+              <w:rPr>
+                <w:sz w:val="18"/>
+              </w:rPr>
+              <w:t xml:space="preserve"> </w:t>
+            </w:r>
+            <w:r>
+              <w:rPr>
+                <w:sz w:val="18"/>
+              </w:rPr>
               <w:t xml:space="preserve">(L2)</w:t>
             </w:r>
           </w:p>
@@ -874,9 +1192,13 @@
           <w:p>
             <w:pPr>
               <w:pStyle w:val="Compact"/>
-              <w:jc w:val="left"/>
-            </w:pPr>
-            <w:r>
+              <w:spacing w:before="20" w:after="20"/>
+              <w:jc w:val="left"/>
+            </w:pPr>
+            <w:r>
+              <w:rPr>
+                <w:sz w:val="18"/>
+              </w:rPr>
               <w:t xml:space="preserve">2–3</w:t>
             </w:r>
           </w:p>
@@ -886,9 +1208,13 @@
           <w:p>
             <w:pPr>
               <w:pStyle w:val="Compact"/>
-              <w:jc w:val="left"/>
-            </w:pPr>
-            <w:r>
+              <w:spacing w:before="20" w:after="20"/>
+              <w:jc w:val="left"/>
+            </w:pPr>
+            <w:r>
+              <w:rPr>
+                <w:sz w:val="18"/>
+              </w:rPr>
               <w:t xml:space="preserve">Run, monitor, recover, run jobs</w:t>
             </w:r>
           </w:p>
@@ -900,19 +1226,27 @@
           <w:p>
             <w:pPr>
               <w:pStyle w:val="Compact"/>
+              <w:spacing w:before="20" w:after="20"/>
               <w:jc w:val="left"/>
             </w:pPr>
             <w:r>
               <w:rPr>
                 <w:bCs/>
                 <w:b/>
+                <w:sz w:val="18"/>
               </w:rPr>
               <w:t xml:space="preserve">Business configurators</w:t>
             </w:r>
             <w:r>
-              <w:t xml:space="preserve"> </w:t>
-            </w:r>
-            <w:r>
+              <w:rPr>
+                <w:sz w:val="18"/>
+              </w:rPr>
+              <w:t xml:space="preserve"> </w:t>
+            </w:r>
+            <w:r>
+              <w:rPr>
+                <w:sz w:val="18"/>
+              </w:rPr>
               <w:t xml:space="preserve">(product analysts, rule authors)</w:t>
             </w:r>
           </w:p>
@@ -922,9 +1256,13 @@
           <w:p>
             <w:pPr>
               <w:pStyle w:val="Compact"/>
-              <w:jc w:val="left"/>
-            </w:pPr>
-            <w:r>
+              <w:spacing w:before="20" w:after="20"/>
+              <w:jc w:val="left"/>
+            </w:pPr>
+            <w:r>
+              <w:rPr>
+                <w:sz w:val="18"/>
+              </w:rPr>
               <w:t xml:space="preserve">2–4</w:t>
             </w:r>
           </w:p>
@@ -934,9 +1272,13 @@
           <w:p>
             <w:pPr>
               <w:pStyle w:val="Compact"/>
-              <w:jc w:val="left"/>
-            </w:pPr>
-            <w:r>
+              <w:spacing w:before="20" w:after="20"/>
+              <w:jc w:val="left"/>
+            </w:pPr>
+            <w:r>
+              <w:rPr>
+                <w:sz w:val="18"/>
+              </w:rPr>
               <w:t xml:space="preserve">Change behaviour through the Rules studio without code</w:t>
             </w:r>
           </w:p>
@@ -948,12 +1290,14 @@
           <w:p>
             <w:pPr>
               <w:pStyle w:val="Compact"/>
+              <w:spacing w:before="20" w:after="20"/>
               <w:jc w:val="left"/>
             </w:pPr>
             <w:r>
               <w:rPr>
                 <w:bCs/>
                 <w:b/>
+                <w:sz w:val="18"/>
               </w:rPr>
               <w:t xml:space="preserve">Rule approvers / compliance</w:t>
             </w:r>
@@ -964,9 +1308,13 @@
           <w:p>
             <w:pPr>
               <w:pStyle w:val="Compact"/>
-              <w:jc w:val="left"/>
-            </w:pPr>
-            <w:r>
+              <w:spacing w:before="20" w:after="20"/>
+              <w:jc w:val="left"/>
+            </w:pPr>
+            <w:r>
+              <w:rPr>
+                <w:sz w:val="18"/>
+              </w:rPr>
               <w:t xml:space="preserve">2–3</w:t>
             </w:r>
           </w:p>
@@ -976,9 +1324,13 @@
           <w:p>
             <w:pPr>
               <w:pStyle w:val="Compact"/>
-              <w:jc w:val="left"/>
-            </w:pPr>
-            <w:r>
+              <w:spacing w:before="20" w:after="20"/>
+              <w:jc w:val="left"/>
+            </w:pPr>
+            <w:r>
+              <w:rPr>
+                <w:sz w:val="18"/>
+              </w:rPr>
               <w:t xml:space="preserve">Govern changes, audit, DSAR</w:t>
             </w:r>
           </w:p>
@@ -990,12 +1342,14 @@
           <w:p>
             <w:pPr>
               <w:pStyle w:val="Compact"/>
+              <w:spacing w:before="20" w:after="20"/>
               <w:jc w:val="left"/>
             </w:pPr>
             <w:r>
               <w:rPr>
                 <w:bCs/>
                 <w:b/>
+                <w:sz w:val="18"/>
               </w:rPr>
               <w:t xml:space="preserve">Data stewards</w:t>
             </w:r>
@@ -1006,9 +1360,13 @@
           <w:p>
             <w:pPr>
               <w:pStyle w:val="Compact"/>
-              <w:jc w:val="left"/>
-            </w:pPr>
-            <w:r>
+              <w:spacing w:before="20" w:after="20"/>
+              <w:jc w:val="left"/>
+            </w:pPr>
+            <w:r>
+              <w:rPr>
+                <w:sz w:val="18"/>
+              </w:rPr>
               <w:t xml:space="preserve">1–2</w:t>
             </w:r>
           </w:p>
@@ -1018,9 +1376,13 @@
           <w:p>
             <w:pPr>
               <w:pStyle w:val="Compact"/>
-              <w:jc w:val="left"/>
-            </w:pPr>
-            <w:r>
+              <w:spacing w:before="20" w:after="20"/>
+              <w:jc w:val="left"/>
+            </w:pPr>
+            <w:r>
+              <w:rPr>
+                <w:sz w:val="18"/>
+              </w:rPr>
               <w:t xml:space="preserve">Data quality, ingestion, lineage</w:t>
             </w:r>
           </w:p>
@@ -1028,29 +1390,39 @@
       </w:tr>
       <w:tr>
         <w:tc>
-          <w:tcPr/>
-          <w:p>
-            <w:pPr>
-              <w:pStyle w:val="Compact"/>
+          <w:tcPr>
+            <w:noWrap/>
+          </w:tcPr>
+          <w:p>
+            <w:pPr>
+              <w:pStyle w:val="Compact"/>
+              <w:spacing w:before="20" w:after="20"/>
               <w:jc w:val="left"/>
             </w:pPr>
             <w:r>
               <w:rPr>
                 <w:bCs/>
                 <w:b/>
+                <w:sz w:val="18"/>
               </w:rPr>
               <w:t xml:space="preserve">Security</w:t>
             </w:r>
           </w:p>
         </w:tc>
         <w:tc>
-          <w:tcPr/>
-          <w:p>
-            <w:pPr>
-              <w:pStyle w:val="Compact"/>
-              <w:jc w:val="left"/>
-            </w:pPr>
-            <w:r>
+          <w:tcPr>
+            <w:noWrap/>
+          </w:tcPr>
+          <w:p>
+            <w:pPr>
+              <w:pStyle w:val="Compact"/>
+              <w:spacing w:before="20" w:after="20"/>
+              <w:jc w:val="left"/>
+            </w:pPr>
+            <w:r>
+              <w:rPr>
+                <w:sz w:val="18"/>
+              </w:rPr>
               <w:t xml:space="preserve">1</w:t>
             </w:r>
           </w:p>
@@ -1060,9 +1432,13 @@
           <w:p>
             <w:pPr>
               <w:pStyle w:val="Compact"/>
-              <w:jc w:val="left"/>
-            </w:pPr>
-            <w:r>
+              <w:spacing w:before="20" w:after="20"/>
+              <w:jc w:val="left"/>
+            </w:pPr>
+            <w:r>
+              <w:rPr>
+                <w:sz w:val="18"/>
+              </w:rPr>
               <w:t xml:space="preserve">Access reviews, key rotation, RBAC changes</w:t>
             </w:r>
           </w:p>
@@ -1076,8 +1452,8 @@
         </w:pict>
       </w:r>
     </w:p>
-    <w:bookmarkEnd w:id="25"/>
-    <w:bookmarkStart w:id="38" w:name="X271529314aa27b0acd32d6ef146ca52845a6876"/>
+    <w:bookmarkEnd w:id="24"/>
+    <w:bookmarkStart w:id="33" w:name="X271529314aa27b0acd32d6ef146ca52845a6876"/>
     <w:p>
       <w:pPr>
         <w:pStyle w:val="Heading2"/>
@@ -1110,7 +1486,7 @@
         <w:t xml:space="preserve">covered.</w:t>
       </w:r>
     </w:p>
-    <w:bookmarkStart w:id="26" w:name="X7cf695e9e9b9257eb572b75cef25d9acd0432b8"/>
+    <w:bookmarkStart w:id="25" w:name="X7cf695e9e9b9257eb572b75cef25d9acd0432b8"/>
     <w:p>
       <w:pPr>
         <w:pStyle w:val="Heading3"/>
@@ -1143,12 +1519,14 @@
           <w:p>
             <w:pPr>
               <w:pStyle w:val="Compact"/>
+              <w:spacing w:before="20" w:after="20"/>
               <w:jc w:val="left"/>
             </w:pPr>
             <w:r>
               <w:rPr>
                 <w:b/>
                 <w:color w:val="FFFFFF"/>
+                <w:sz w:val="18"/>
               </w:rPr>
               <w:t xml:space="preserve">#</w:t>
             </w:r>
@@ -1161,12 +1539,14 @@
           <w:p>
             <w:pPr>
               <w:pStyle w:val="Compact"/>
+              <w:spacing w:before="20" w:after="20"/>
               <w:jc w:val="left"/>
             </w:pPr>
             <w:r>
               <w:rPr>
                 <w:b/>
                 <w:color w:val="FFFFFF"/>
+                <w:sz w:val="18"/>
               </w:rPr>
               <w:t xml:space="preserve">Topic</w:t>
             </w:r>
@@ -1179,12 +1559,14 @@
           <w:p>
             <w:pPr>
               <w:pStyle w:val="Compact"/>
+              <w:spacing w:before="20" w:after="20"/>
               <w:jc w:val="left"/>
             </w:pPr>
             <w:r>
               <w:rPr>
                 <w:b/>
                 <w:color w:val="FFFFFF"/>
+                <w:sz w:val="18"/>
               </w:rPr>
               <w:t xml:space="preserve">Files / resources</w:t>
             </w:r>
@@ -1193,13 +1575,19 @@
       </w:tr>
       <w:tr>
         <w:tc>
-          <w:tcPr/>
-          <w:p>
-            <w:pPr>
-              <w:pStyle w:val="Compact"/>
-              <w:jc w:val="left"/>
-            </w:pPr>
-            <w:r>
+          <w:tcPr>
+            <w:noWrap/>
+          </w:tcPr>
+          <w:p>
+            <w:pPr>
+              <w:pStyle w:val="Compact"/>
+              <w:spacing w:before="20" w:after="20"/>
+              <w:jc w:val="left"/>
+            </w:pPr>
+            <w:r>
+              <w:rPr>
+                <w:sz w:val="18"/>
+              </w:rPr>
               <w:t xml:space="preserve">1</w:t>
             </w:r>
           </w:p>
@@ -1209,9 +1597,13 @@
           <w:p>
             <w:pPr>
               <w:pStyle w:val="Compact"/>
-              <w:jc w:val="left"/>
-            </w:pPr>
-            <w:r>
+              <w:spacing w:before="20" w:after="20"/>
+              <w:jc w:val="left"/>
+            </w:pPr>
+            <w:r>
+              <w:rPr>
+                <w:sz w:val="18"/>
+              </w:rPr>
               <w:t xml:space="preserve">Hexagonal architecture: domain (pure functions), application services, adapters, composition root</w:t>
             </w:r>
           </w:p>
@@ -1221,47 +1613,70 @@
           <w:p>
             <w:pPr>
               <w:pStyle w:val="Compact"/>
-              <w:jc w:val="left"/>
-            </w:pPr>
-            <w:r>
-              <w:rPr>
-                <w:rStyle w:val="VerbatimChar"/>
+              <w:spacing w:before="20" w:after="20"/>
+              <w:jc w:val="left"/>
+            </w:pPr>
+            <w:r>
+              <w:rPr>
+                <w:rStyle w:val="VerbatimChar"/>
+                <w:sz w:val="18"/>
               </w:rPr>
               <w:t xml:space="preserve">src/domain/*</w:t>
             </w:r>
             <w:r>
+              <w:rPr>
+                <w:sz w:val="18"/>
+              </w:rPr>
               <w:t xml:space="preserve">,</w:t>
             </w:r>
             <w:r>
-              <w:t xml:space="preserve"> </w:t>
-            </w:r>
-            <w:r>
-              <w:rPr>
-                <w:rStyle w:val="VerbatimChar"/>
+              <w:rPr>
+                <w:sz w:val="18"/>
+              </w:rPr>
+              <w:t xml:space="preserve"> </w:t>
+            </w:r>
+            <w:r>
+              <w:rPr>
+                <w:rStyle w:val="VerbatimChar"/>
+                <w:sz w:val="18"/>
               </w:rPr>
               <w:t xml:space="preserve">src/application/*</w:t>
             </w:r>
             <w:r>
+              <w:rPr>
+                <w:sz w:val="18"/>
+              </w:rPr>
               <w:t xml:space="preserve">,</w:t>
             </w:r>
             <w:r>
-              <w:t xml:space="preserve"> </w:t>
-            </w:r>
-            <w:r>
-              <w:rPr>
-                <w:rStyle w:val="VerbatimChar"/>
+              <w:rPr>
+                <w:sz w:val="18"/>
+              </w:rPr>
+              <w:t xml:space="preserve"> </w:t>
+            </w:r>
+            <w:r>
+              <w:rPr>
+                <w:rStyle w:val="VerbatimChar"/>
+                <w:sz w:val="18"/>
               </w:rPr>
               <w:t xml:space="preserve">src/adapters/*</w:t>
             </w:r>
             <w:r>
+              <w:rPr>
+                <w:sz w:val="18"/>
+              </w:rPr>
               <w:t xml:space="preserve">,</w:t>
             </w:r>
             <w:r>
-              <w:t xml:space="preserve"> </w:t>
-            </w:r>
-            <w:r>
-              <w:rPr>
-                <w:rStyle w:val="VerbatimChar"/>
+              <w:rPr>
+                <w:sz w:val="18"/>
+              </w:rPr>
+              <w:t xml:space="preserve"> </w:t>
+            </w:r>
+            <w:r>
+              <w:rPr>
+                <w:rStyle w:val="VerbatimChar"/>
+                <w:sz w:val="18"/>
               </w:rPr>
               <w:t xml:space="preserve">src/bootstrap/container.js</w:t>
             </w:r>
@@ -1270,13 +1685,19 @@
       </w:tr>
       <w:tr>
         <w:tc>
-          <w:tcPr/>
-          <w:p>
-            <w:pPr>
-              <w:pStyle w:val="Compact"/>
-              <w:jc w:val="left"/>
-            </w:pPr>
-            <w:r>
+          <w:tcPr>
+            <w:noWrap/>
+          </w:tcPr>
+          <w:p>
+            <w:pPr>
+              <w:pStyle w:val="Compact"/>
+              <w:spacing w:before="20" w:after="20"/>
+              <w:jc w:val="left"/>
+            </w:pPr>
+            <w:r>
+              <w:rPr>
+                <w:sz w:val="18"/>
+              </w:rPr>
               <w:t xml:space="preserve">2</w:t>
             </w:r>
           </w:p>
@@ -1286,54 +1707,83 @@
           <w:p>
             <w:pPr>
               <w:pStyle w:val="Compact"/>
-              <w:jc w:val="left"/>
-            </w:pPr>
-            <w:r>
+              <w:spacing w:before="20" w:after="20"/>
+              <w:jc w:val="left"/>
+            </w:pPr>
+            <w:r>
+              <w:rPr>
+                <w:sz w:val="18"/>
+              </w:rPr>
               <w:t xml:space="preserve">HTTP layer: route table, auth types (</w:t>
             </w:r>
             <w:r>
               <w:rPr>
                 <w:rStyle w:val="VerbatimChar"/>
+                <w:sz w:val="18"/>
               </w:rPr>
               <w:t xml:space="preserve">public</w:t>
             </w:r>
             <w:r>
+              <w:rPr>
+                <w:sz w:val="18"/>
+              </w:rPr>
               <w:t xml:space="preserve">,</w:t>
             </w:r>
             <w:r>
-              <w:t xml:space="preserve"> </w:t>
-            </w:r>
-            <w:r>
-              <w:rPr>
-                <w:rStyle w:val="VerbatimChar"/>
+              <w:rPr>
+                <w:sz w:val="18"/>
+              </w:rPr>
+              <w:t xml:space="preserve"> </w:t>
+            </w:r>
+            <w:r>
+              <w:rPr>
+                <w:rStyle w:val="VerbatimChar"/>
+                <w:sz w:val="18"/>
               </w:rPr>
               <w:t xml:space="preserve">staff</w:t>
             </w:r>
             <w:r>
+              <w:rPr>
+                <w:sz w:val="18"/>
+              </w:rPr>
               <w:t xml:space="preserve">,</w:t>
             </w:r>
             <w:r>
-              <w:t xml:space="preserve"> </w:t>
-            </w:r>
-            <w:r>
-              <w:rPr>
-                <w:rStyle w:val="VerbatimChar"/>
+              <w:rPr>
+                <w:sz w:val="18"/>
+              </w:rPr>
+              <w:t xml:space="preserve"> </w:t>
+            </w:r>
+            <w:r>
+              <w:rPr>
+                <w:rStyle w:val="VerbatimChar"/>
+                <w:sz w:val="18"/>
               </w:rPr>
               <w:t xml:space="preserve">customer</w:t>
             </w:r>
             <w:r>
+              <w:rPr>
+                <w:sz w:val="18"/>
+              </w:rPr>
               <w:t xml:space="preserve">,</w:t>
             </w:r>
             <w:r>
-              <w:t xml:space="preserve"> </w:t>
-            </w:r>
-            <w:r>
-              <w:rPr>
-                <w:rStyle w:val="VerbatimChar"/>
+              <w:rPr>
+                <w:sz w:val="18"/>
+              </w:rPr>
+              <w:t xml:space="preserve"> </w:t>
+            </w:r>
+            <w:r>
+              <w:rPr>
+                <w:rStyle w:val="VerbatimChar"/>
+                <w:sz w:val="18"/>
               </w:rPr>
               <w:t xml:space="preserve">partner</w:t>
             </w:r>
             <w:r>
+              <w:rPr>
+                <w:sz w:val="18"/>
+              </w:rPr>
               <w:t xml:space="preserve">), permission per route, validation schemas, rate limiting, idempotency, error format, OpenAPI</w:t>
             </w:r>
           </w:p>
@@ -1343,83 +1793,127 @@
           <w:p>
             <w:pPr>
               <w:pStyle w:val="Compact"/>
-              <w:jc w:val="left"/>
-            </w:pPr>
-            <w:r>
-              <w:rPr>
-                <w:rStyle w:val="VerbatimChar"/>
+              <w:spacing w:before="20" w:after="20"/>
+              <w:jc w:val="left"/>
+            </w:pPr>
+            <w:r>
+              <w:rPr>
+                <w:rStyle w:val="VerbatimChar"/>
+                <w:sz w:val="18"/>
               </w:rPr>
               <w:t xml:space="preserve">src/adapters/http/routes.js</w:t>
             </w:r>
             <w:r>
+              <w:rPr>
+                <w:sz w:val="18"/>
+              </w:rPr>
               <w:t xml:space="preserve">,</w:t>
             </w:r>
             <w:r>
-              <w:t xml:space="preserve"> </w:t>
-            </w:r>
-            <w:r>
-              <w:rPr>
-                <w:rStyle w:val="VerbatimChar"/>
+              <w:rPr>
+                <w:sz w:val="18"/>
+              </w:rPr>
+              <w:t xml:space="preserve"> </w:t>
+            </w:r>
+            <w:r>
+              <w:rPr>
+                <w:rStyle w:val="VerbatimChar"/>
+                <w:sz w:val="18"/>
               </w:rPr>
               <w:t xml:space="preserve">router.js</w:t>
             </w:r>
             <w:r>
+              <w:rPr>
+                <w:sz w:val="18"/>
+              </w:rPr>
               <w:t xml:space="preserve">,</w:t>
             </w:r>
             <w:r>
-              <w:t xml:space="preserve"> </w:t>
-            </w:r>
-            <w:r>
-              <w:rPr>
-                <w:rStyle w:val="VerbatimChar"/>
+              <w:rPr>
+                <w:sz w:val="18"/>
+              </w:rPr>
+              <w:t xml:space="preserve"> </w:t>
+            </w:r>
+            <w:r>
+              <w:rPr>
+                <w:rStyle w:val="VerbatimChar"/>
+                <w:sz w:val="18"/>
               </w:rPr>
               <w:t xml:space="preserve">app.js</w:t>
             </w:r>
             <w:r>
+              <w:rPr>
+                <w:sz w:val="18"/>
+              </w:rPr>
               <w:t xml:space="preserve">,</w:t>
             </w:r>
             <w:r>
-              <w:t xml:space="preserve"> </w:t>
-            </w:r>
-            <w:r>
-              <w:rPr>
-                <w:rStyle w:val="VerbatimChar"/>
+              <w:rPr>
+                <w:sz w:val="18"/>
+              </w:rPr>
+              <w:t xml:space="preserve"> </w:t>
+            </w:r>
+            <w:r>
+              <w:rPr>
+                <w:rStyle w:val="VerbatimChar"/>
+                <w:sz w:val="18"/>
               </w:rPr>
               <w:t xml:space="preserve">security.js</w:t>
             </w:r>
             <w:r>
+              <w:rPr>
+                <w:sz w:val="18"/>
+              </w:rPr>
               <w:t xml:space="preserve">,</w:t>
             </w:r>
             <w:r>
-              <w:t xml:space="preserve"> </w:t>
-            </w:r>
-            <w:r>
-              <w:rPr>
-                <w:rStyle w:val="VerbatimChar"/>
+              <w:rPr>
+                <w:sz w:val="18"/>
+              </w:rPr>
+              <w:t xml:space="preserve"> </w:t>
+            </w:r>
+            <w:r>
+              <w:rPr>
+                <w:rStyle w:val="VerbatimChar"/>
+                <w:sz w:val="18"/>
               </w:rPr>
               <w:t xml:space="preserve">openapi.js</w:t>
             </w:r>
             <w:r>
+              <w:rPr>
+                <w:sz w:val="18"/>
+              </w:rPr>
               <w:t xml:space="preserve">,</w:t>
             </w:r>
             <w:r>
-              <w:t xml:space="preserve"> </w:t>
-            </w:r>
-            <w:r>
-              <w:rPr>
-                <w:rStyle w:val="VerbatimChar"/>
+              <w:rPr>
+                <w:sz w:val="18"/>
+              </w:rPr>
+              <w:t xml:space="preserve"> </w:t>
+            </w:r>
+            <w:r>
+              <w:rPr>
+                <w:rStyle w:val="VerbatimChar"/>
+                <w:sz w:val="18"/>
               </w:rPr>
               <w:t xml:space="preserve">src/shared/validation.js</w:t>
             </w:r>
             <w:r>
+              <w:rPr>
+                <w:sz w:val="18"/>
+              </w:rPr>
               <w:t xml:space="preserve">,</w:t>
             </w:r>
             <w:r>
-              <w:t xml:space="preserve"> </w:t>
-            </w:r>
-            <w:r>
-              <w:rPr>
-                <w:rStyle w:val="VerbatimChar"/>
+              <w:rPr>
+                <w:sz w:val="18"/>
+              </w:rPr>
+              <w:t xml:space="preserve"> </w:t>
+            </w:r>
+            <w:r>
+              <w:rPr>
+                <w:rStyle w:val="VerbatimChar"/>
+                <w:sz w:val="18"/>
               </w:rPr>
               <w:t xml:space="preserve">src/shared/errors.js</w:t>
             </w:r>
@@ -1428,13 +1922,19 @@
       </w:tr>
       <w:tr>
         <w:tc>
-          <w:tcPr/>
-          <w:p>
-            <w:pPr>
-              <w:pStyle w:val="Compact"/>
-              <w:jc w:val="left"/>
-            </w:pPr>
-            <w:r>
+          <w:tcPr>
+            <w:noWrap/>
+          </w:tcPr>
+          <w:p>
+            <w:pPr>
+              <w:pStyle w:val="Compact"/>
+              <w:spacing w:before="20" w:after="20"/>
+              <w:jc w:val="left"/>
+            </w:pPr>
+            <w:r>
+              <w:rPr>
+                <w:sz w:val="18"/>
+              </w:rPr>
               <w:t xml:space="preserve">3</w:t>
             </w:r>
           </w:p>
@@ -1444,110 +1944,227 @@
           <w:p>
             <w:pPr>
               <w:pStyle w:val="Compact"/>
-              <w:jc w:val="left"/>
-            </w:pPr>
-            <w:r>
-              <w:t xml:space="preserve">Persistence: store abstraction, in-memory vs PostgreSQL, PII encryption codec and blind index, migrations</w:t>
-            </w:r>
-          </w:p>
-        </w:tc>
-        <w:tc>
-          <w:tcPr/>
-          <w:p>
-            <w:pPr>
-              <w:pStyle w:val="Compact"/>
-              <w:jc w:val="left"/>
-            </w:pPr>
-            <w:r>
-              <w:rPr>
-                <w:rStyle w:val="VerbatimChar"/>
-              </w:rPr>
-              <w:t xml:space="preserve">src/adapters/persistence/memoryStore.js</w:t>
-            </w:r>
-            <w:r>
+              <w:spacing w:before="20" w:after="20"/>
+              <w:jc w:val="left"/>
+            </w:pPr>
+            <w:r>
+              <w:rPr>
+                <w:sz w:val="18"/>
+              </w:rPr>
+              <w:t xml:space="preserve">Persistence: store abstraction, in-memory (development only) vs PostgreSQL (required in production), PII encryption codec and blind index, migrations with an advisory lock, one active rule version per kind,</w:t>
+            </w:r>
+            <w:r>
+              <w:rPr>
+                <w:sz w:val="18"/>
+              </w:rPr>
+              <w:t xml:space="preserve"> </w:t>
+            </w:r>
+            <w:r>
+              <w:rPr>
+                <w:rStyle w:val="VerbatimChar"/>
+                <w:sz w:val="18"/>
+              </w:rPr>
+              <w:t xml:space="preserve">audit_log</w:t>
+            </w:r>
+            <w:r>
+              <w:rPr>
+                <w:sz w:val="18"/>
+              </w:rPr>
+              <w:t xml:space="preserve"> </w:t>
+            </w:r>
+            <w:r>
+              <w:rPr>
+                <w:sz w:val="18"/>
+              </w:rPr>
+              <w:t xml:space="preserve">truncation blocked</w:t>
+            </w:r>
+          </w:p>
+        </w:tc>
+        <w:tc>
+          <w:tcPr/>
+          <w:p>
+            <w:pPr>
+              <w:pStyle w:val="Compact"/>
+              <w:spacing w:before="20" w:after="20"/>
+              <w:jc w:val="left"/>
+            </w:pPr>
+            <w:r>
+              <w:rPr>
+                <w:rStyle w:val="VerbatimChar"/>
+                <w:sz w:val="18"/>
+              </w:rPr>
+              <w:t xml:space="preserve">src/adapters/persistence/*</w:t>
+            </w:r>
+            <w:r>
+              <w:rPr>
+                <w:sz w:val="18"/>
+              </w:rPr>
+              <w:t xml:space="preserve"> </w:t>
+            </w:r>
+            <w:r>
+              <w:rPr>
+                <w:sz w:val="18"/>
+              </w:rPr>
+              <w:t xml:space="preserve">(</w:t>
+            </w:r>
+            <w:r>
+              <w:rPr>
+                <w:rStyle w:val="VerbatimChar"/>
+                <w:sz w:val="18"/>
+              </w:rPr>
+              <w:t xml:space="preserve">memoryStore.js</w:t>
+            </w:r>
+            <w:r>
+              <w:rPr>
+                <w:sz w:val="18"/>
+              </w:rPr>
               <w:t xml:space="preserve">,</w:t>
             </w:r>
             <w:r>
-              <w:t xml:space="preserve"> </w:t>
-            </w:r>
-            <w:r>
-              <w:rPr>
-                <w:rStyle w:val="VerbatimChar"/>
+              <w:rPr>
+                <w:sz w:val="18"/>
+              </w:rPr>
+              <w:t xml:space="preserve"> </w:t>
+            </w:r>
+            <w:r>
+              <w:rPr>
+                <w:rStyle w:val="VerbatimChar"/>
+                <w:sz w:val="18"/>
               </w:rPr>
               <w:t xml:space="preserve">postgresStore.js</w:t>
             </w:r>
             <w:r>
+              <w:rPr>
+                <w:sz w:val="18"/>
+              </w:rPr>
               <w:t xml:space="preserve">,</w:t>
             </w:r>
             <w:r>
-              <w:t xml:space="preserve"> </w:t>
-            </w:r>
-            <w:r>
-              <w:rPr>
-                <w:rStyle w:val="VerbatimChar"/>
+              <w:rPr>
+                <w:sz w:val="18"/>
+              </w:rPr>
+              <w:t xml:space="preserve"> </w:t>
+            </w:r>
+            <w:r>
+              <w:rPr>
+                <w:rStyle w:val="VerbatimChar"/>
+                <w:sz w:val="18"/>
               </w:rPr>
               <w:t xml:space="preserve">codec.js</w:t>
             </w:r>
             <w:r>
+              <w:rPr>
+                <w:sz w:val="18"/>
+              </w:rPr>
               <w:t xml:space="preserve">,</w:t>
             </w:r>
             <w:r>
-              <w:t xml:space="preserve"> </w:t>
-            </w:r>
-            <w:r>
-              <w:rPr>
-                <w:rStyle w:val="VerbatimChar"/>
+              <w:rPr>
+                <w:sz w:val="18"/>
+              </w:rPr>
+              <w:t xml:space="preserve"> </w:t>
+            </w:r>
+            <w:r>
+              <w:rPr>
+                <w:rStyle w:val="VerbatimChar"/>
+                <w:sz w:val="18"/>
               </w:rPr>
               <w:t xml:space="preserve">schema.js</w:t>
             </w:r>
             <w:r>
+              <w:rPr>
+                <w:sz w:val="18"/>
+              </w:rPr>
               <w:t xml:space="preserve">,</w:t>
             </w:r>
             <w:r>
-              <w:t xml:space="preserve"> </w:t>
-            </w:r>
-            <w:r>
-              <w:rPr>
-                <w:rStyle w:val="VerbatimChar"/>
+              <w:rPr>
+                <w:sz w:val="18"/>
+              </w:rPr>
+              <w:t xml:space="preserve"> </w:t>
+            </w:r>
+            <w:r>
+              <w:rPr>
+                <w:rStyle w:val="VerbatimChar"/>
+                <w:sz w:val="18"/>
               </w:rPr>
               <w:t xml:space="preserve">schemaSql.js</w:t>
             </w:r>
             <w:r>
+              <w:rPr>
+                <w:sz w:val="18"/>
+              </w:rPr>
               <w:t xml:space="preserve">,</w:t>
             </w:r>
             <w:r>
-              <w:t xml:space="preserve"> </w:t>
-            </w:r>
-            <w:r>
-              <w:rPr>
-                <w:rStyle w:val="VerbatimChar"/>
+              <w:rPr>
+                <w:sz w:val="18"/>
+              </w:rPr>
+              <w:t xml:space="preserve"> </w:t>
+            </w:r>
+            <w:r>
+              <w:rPr>
+                <w:rStyle w:val="VerbatimChar"/>
+                <w:sz w:val="18"/>
               </w:rPr>
               <w:t xml:space="preserve">query.js</w:t>
             </w:r>
             <w:r>
+              <w:rPr>
+                <w:sz w:val="18"/>
+              </w:rPr>
+              <w:t xml:space="preserve">),</w:t>
+            </w:r>
+            <w:r>
+              <w:rPr>
+                <w:sz w:val="18"/>
+              </w:rPr>
+              <w:t xml:space="preserve"> </w:t>
+            </w:r>
+            <w:r>
+              <w:rPr>
+                <w:rStyle w:val="VerbatimChar"/>
+                <w:sz w:val="18"/>
+              </w:rPr>
+              <w:t xml:space="preserve">db/migrations/001_init.sql</w:t>
+            </w:r>
+            <w:r>
+              <w:rPr>
+                <w:sz w:val="18"/>
+              </w:rPr>
               <w:t xml:space="preserve">,</w:t>
             </w:r>
             <w:r>
-              <w:t xml:space="preserve"> </w:t>
-            </w:r>
-            <w:r>
-              <w:rPr>
-                <w:rStyle w:val="VerbatimChar"/>
-              </w:rPr>
-              <w:t xml:space="preserve">db/migrations/001_init.sql</w:t>
+              <w:rPr>
+                <w:sz w:val="18"/>
+              </w:rPr>
+              <w:t xml:space="preserve"> </w:t>
+            </w:r>
+            <w:r>
+              <w:rPr>
+                <w:rStyle w:val="VerbatimChar"/>
+                <w:sz w:val="18"/>
+              </w:rPr>
+              <w:t xml:space="preserve">002_integrity_hardening.sql</w:t>
             </w:r>
           </w:p>
         </w:tc>
       </w:tr>
       <w:tr>
         <w:tc>
-          <w:tcPr/>
-          <w:p>
-            <w:pPr>
-              <w:pStyle w:val="Compact"/>
-              <w:jc w:val="left"/>
-            </w:pPr>
-            <w:r>
+          <w:tcPr>
+            <w:noWrap/>
+          </w:tcPr>
+          <w:p>
+            <w:pPr>
+              <w:pStyle w:val="Compact"/>
+              <w:spacing w:before="20" w:after="20"/>
+              <w:jc w:val="left"/>
+            </w:pPr>
+            <w:r>
+              <w:rPr>
+                <w:sz w:val="18"/>
+              </w:rPr>
               <w:t xml:space="preserve">4</w:t>
             </w:r>
           </w:p>
@@ -1557,9 +2174,13 @@
           <w:p>
             <w:pPr>
               <w:pStyle w:val="Compact"/>
-              <w:jc w:val="left"/>
-            </w:pPr>
-            <w:r>
+              <w:spacing w:before="20" w:after="20"/>
+              <w:jc w:val="left"/>
+            </w:pPr>
+            <w:r>
+              <w:rPr>
+                <w:sz w:val="18"/>
+              </w:rPr>
               <w:t xml:space="preserve">Events: outbox event bus, subscribers, idempotent handlers</w:t>
             </w:r>
           </w:p>
@@ -1569,38 +2190,57 @@
           <w:p>
             <w:pPr>
               <w:pStyle w:val="Compact"/>
-              <w:jc w:val="left"/>
-            </w:pPr>
-            <w:r>
-              <w:rPr>
-                <w:rStyle w:val="VerbatimChar"/>
+              <w:spacing w:before="20" w:after="20"/>
+              <w:jc w:val="left"/>
+            </w:pPr>
+            <w:r>
+              <w:rPr>
+                <w:rStyle w:val="VerbatimChar"/>
+                <w:sz w:val="18"/>
               </w:rPr>
               <w:t xml:space="preserve">src/adapters/messaging/outboxEventBus.js</w:t>
             </w:r>
             <w:r>
+              <w:rPr>
+                <w:sz w:val="18"/>
+              </w:rPr>
               <w:t xml:space="preserve">,</w:t>
             </w:r>
             <w:r>
-              <w:t xml:space="preserve"> </w:t>
-            </w:r>
-            <w:r>
-              <w:rPr>
-                <w:rStyle w:val="VerbatimChar"/>
+              <w:rPr>
+                <w:sz w:val="18"/>
+              </w:rPr>
+              <w:t xml:space="preserve"> </w:t>
+            </w:r>
+            <w:r>
+              <w:rPr>
+                <w:rStyle w:val="VerbatimChar"/>
+                <w:sz w:val="18"/>
               </w:rPr>
               <w:t xml:space="preserve">registerSubscribers()</w:t>
             </w:r>
             <w:r>
-              <w:t xml:space="preserve"> </w:t>
-            </w:r>
-            <w:r>
+              <w:rPr>
+                <w:sz w:val="18"/>
+              </w:rPr>
+              <w:t xml:space="preserve"> </w:t>
+            </w:r>
+            <w:r>
+              <w:rPr>
+                <w:sz w:val="18"/>
+              </w:rPr>
               <w:t xml:space="preserve">in</w:t>
             </w:r>
             <w:r>
-              <w:t xml:space="preserve"> </w:t>
-            </w:r>
-            <w:r>
-              <w:rPr>
-                <w:rStyle w:val="VerbatimChar"/>
+              <w:rPr>
+                <w:sz w:val="18"/>
+              </w:rPr>
+              <w:t xml:space="preserve"> </w:t>
+            </w:r>
+            <w:r>
+              <w:rPr>
+                <w:rStyle w:val="VerbatimChar"/>
+                <w:sz w:val="18"/>
               </w:rPr>
               <w:t xml:space="preserve">src/bootstrap/container.js</w:t>
             </w:r>
@@ -1609,13 +2249,19 @@
       </w:tr>
       <w:tr>
         <w:tc>
-          <w:tcPr/>
-          <w:p>
-            <w:pPr>
-              <w:pStyle w:val="Compact"/>
-              <w:jc w:val="left"/>
-            </w:pPr>
-            <w:r>
+          <w:tcPr>
+            <w:noWrap/>
+          </w:tcPr>
+          <w:p>
+            <w:pPr>
+              <w:pStyle w:val="Compact"/>
+              <w:spacing w:before="20" w:after="20"/>
+              <w:jc w:val="left"/>
+            </w:pPr>
+            <w:r>
+              <w:rPr>
+                <w:sz w:val="18"/>
+              </w:rPr>
               <w:t xml:space="preserve">5</w:t>
             </w:r>
           </w:p>
@@ -1625,83 +2271,124 @@
           <w:p>
             <w:pPr>
               <w:pStyle w:val="Compact"/>
-              <w:jc w:val="left"/>
-            </w:pPr>
-            <w:r>
-              <w:t xml:space="preserve">Security model: RBAC, ABAC, PII masking, MFA, lockout, JWT, demo mode guard</w:t>
-            </w:r>
-          </w:p>
-        </w:tc>
-        <w:tc>
-          <w:tcPr/>
-          <w:p>
-            <w:pPr>
-              <w:pStyle w:val="Compact"/>
-              <w:jc w:val="left"/>
-            </w:pPr>
-            <w:r>
-              <w:rPr>
-                <w:rStyle w:val="VerbatimChar"/>
+              <w:spacing w:before="20" w:after="20"/>
+              <w:jc w:val="left"/>
+            </w:pPr>
+            <w:r>
+              <w:rPr>
+                <w:sz w:val="18"/>
+              </w:rPr>
+              <w:t xml:space="preserve">Security model: RBAC with separation-of-duties pairs, permission-aware ABAC, PII masking, MFA self-enrolment with replay protection, lockout across password and code, admin unlock and MFA reset, JWT revocation on password or role change, scoped partner keys, demo mode guard</w:t>
+            </w:r>
+          </w:p>
+        </w:tc>
+        <w:tc>
+          <w:tcPr/>
+          <w:p>
+            <w:pPr>
+              <w:pStyle w:val="Compact"/>
+              <w:spacing w:before="20" w:after="20"/>
+              <w:jc w:val="left"/>
+            </w:pPr>
+            <w:r>
+              <w:rPr>
+                <w:rStyle w:val="VerbatimChar"/>
+                <w:sz w:val="18"/>
               </w:rPr>
               <w:t xml:space="preserve">config/security/rbac.json</w:t>
             </w:r>
             <w:r>
+              <w:rPr>
+                <w:sz w:val="18"/>
+              </w:rPr>
               <w:t xml:space="preserve">,</w:t>
             </w:r>
             <w:r>
-              <w:t xml:space="preserve"> </w:t>
-            </w:r>
-            <w:r>
-              <w:rPr>
-                <w:rStyle w:val="VerbatimChar"/>
+              <w:rPr>
+                <w:sz w:val="18"/>
+              </w:rPr>
+              <w:t xml:space="preserve"> </w:t>
+            </w:r>
+            <w:r>
+              <w:rPr>
+                <w:rStyle w:val="VerbatimChar"/>
+                <w:sz w:val="18"/>
               </w:rPr>
               <w:t xml:space="preserve">config/rules/abac.json</w:t>
             </w:r>
             <w:r>
+              <w:rPr>
+                <w:sz w:val="18"/>
+              </w:rPr>
               <w:t xml:space="preserve">,</w:t>
             </w:r>
             <w:r>
-              <w:t xml:space="preserve"> </w:t>
-            </w:r>
-            <w:r>
-              <w:rPr>
-                <w:rStyle w:val="VerbatimChar"/>
+              <w:rPr>
+                <w:sz w:val="18"/>
+              </w:rPr>
+              <w:t xml:space="preserve"> </w:t>
+            </w:r>
+            <w:r>
+              <w:rPr>
+                <w:rStyle w:val="VerbatimChar"/>
+                <w:sz w:val="18"/>
               </w:rPr>
               <w:t xml:space="preserve">src/application/accessPolicy.js</w:t>
             </w:r>
             <w:r>
+              <w:rPr>
+                <w:sz w:val="18"/>
+              </w:rPr>
               <w:t xml:space="preserve">,</w:t>
             </w:r>
             <w:r>
-              <w:t xml:space="preserve"> </w:t>
-            </w:r>
-            <w:r>
-              <w:rPr>
-                <w:rStyle w:val="VerbatimChar"/>
+              <w:rPr>
+                <w:sz w:val="18"/>
+              </w:rPr>
+              <w:t xml:space="preserve"> </w:t>
+            </w:r>
+            <w:r>
+              <w:rPr>
+                <w:rStyle w:val="VerbatimChar"/>
+                <w:sz w:val="18"/>
               </w:rPr>
               <w:t xml:space="preserve">src/application/identityService.js</w:t>
             </w:r>
             <w:r>
+              <w:rPr>
+                <w:sz w:val="18"/>
+              </w:rPr>
               <w:t xml:space="preserve">,</w:t>
             </w:r>
             <w:r>
-              <w:t xml:space="preserve"> </w:t>
-            </w:r>
-            <w:r>
-              <w:rPr>
-                <w:rStyle w:val="VerbatimChar"/>
+              <w:rPr>
+                <w:sz w:val="18"/>
+              </w:rPr>
+              <w:t xml:space="preserve"> </w:t>
+            </w:r>
+            <w:r>
+              <w:rPr>
+                <w:rStyle w:val="VerbatimChar"/>
+                <w:sz w:val="18"/>
               </w:rPr>
               <w:t xml:space="preserve">src/shared/crypto.js</w:t>
             </w:r>
             <w:r>
+              <w:rPr>
+                <w:sz w:val="18"/>
+              </w:rPr>
               <w:t xml:space="preserve">,</w:t>
             </w:r>
             <w:r>
-              <w:t xml:space="preserve"> </w:t>
-            </w:r>
-            <w:r>
-              <w:rPr>
-                <w:rStyle w:val="VerbatimChar"/>
+              <w:rPr>
+                <w:sz w:val="18"/>
+              </w:rPr>
+              <w:t xml:space="preserve"> </w:t>
+            </w:r>
+            <w:r>
+              <w:rPr>
+                <w:rStyle w:val="VerbatimChar"/>
+                <w:sz w:val="18"/>
               </w:rPr>
               <w:t xml:space="preserve">src/shared/config.js</w:t>
             </w:r>
@@ -1710,13 +2397,19 @@
       </w:tr>
       <w:tr>
         <w:tc>
-          <w:tcPr/>
-          <w:p>
-            <w:pPr>
-              <w:pStyle w:val="Compact"/>
-              <w:jc w:val="left"/>
-            </w:pPr>
-            <w:r>
+          <w:tcPr>
+            <w:noWrap/>
+          </w:tcPr>
+          <w:p>
+            <w:pPr>
+              <w:pStyle w:val="Compact"/>
+              <w:spacing w:before="20" w:after="20"/>
+              <w:jc w:val="left"/>
+            </w:pPr>
+            <w:r>
+              <w:rPr>
+                <w:sz w:val="18"/>
+              </w:rPr>
               <w:t xml:space="preserve">6</w:t>
             </w:r>
           </w:p>
@@ -1726,9 +2419,13 @@
           <w:p>
             <w:pPr>
               <w:pStyle w:val="Compact"/>
-              <w:jc w:val="left"/>
-            </w:pPr>
-            <w:r>
+              <w:spacing w:before="20" w:after="20"/>
+              <w:jc w:val="left"/>
+            </w:pPr>
+            <w:r>
+              <w:rPr>
+                <w:sz w:val="18"/>
+              </w:rPr>
               <w:t xml:space="preserve">Audit hash chain</w:t>
             </w:r>
           </w:p>
@@ -1738,23 +2435,32 @@
           <w:p>
             <w:pPr>
               <w:pStyle w:val="Compact"/>
-              <w:jc w:val="left"/>
-            </w:pPr>
-            <w:r>
-              <w:rPr>
-                <w:rStyle w:val="VerbatimChar"/>
+              <w:spacing w:before="20" w:after="20"/>
+              <w:jc w:val="left"/>
+            </w:pPr>
+            <w:r>
+              <w:rPr>
+                <w:rStyle w:val="VerbatimChar"/>
+                <w:sz w:val="18"/>
               </w:rPr>
               <w:t xml:space="preserve">src/application/auditService.js</w:t>
             </w:r>
             <w:r>
+              <w:rPr>
+                <w:sz w:val="18"/>
+              </w:rPr>
               <w:t xml:space="preserve">,</w:t>
             </w:r>
             <w:r>
-              <w:t xml:space="preserve"> </w:t>
-            </w:r>
-            <w:r>
-              <w:rPr>
-                <w:rStyle w:val="VerbatimChar"/>
+              <w:rPr>
+                <w:sz w:val="18"/>
+              </w:rPr>
+              <w:t xml:space="preserve"> </w:t>
+            </w:r>
+            <w:r>
+              <w:rPr>
+                <w:rStyle w:val="VerbatimChar"/>
+                <w:sz w:val="18"/>
               </w:rPr>
               <w:t xml:space="preserve">src/adapters/persistence/auditChain.js</w:t>
             </w:r>
@@ -1763,13 +2469,19 @@
       </w:tr>
       <w:tr>
         <w:tc>
-          <w:tcPr/>
-          <w:p>
-            <w:pPr>
-              <w:pStyle w:val="Compact"/>
-              <w:jc w:val="left"/>
-            </w:pPr>
-            <w:r>
+          <w:tcPr>
+            <w:noWrap/>
+          </w:tcPr>
+          <w:p>
+            <w:pPr>
+              <w:pStyle w:val="Compact"/>
+              <w:spacing w:before="20" w:after="20"/>
+              <w:jc w:val="left"/>
+            </w:pPr>
+            <w:r>
+              <w:rPr>
+                <w:sz w:val="18"/>
+              </w:rPr>
               <w:t xml:space="preserve">7</w:t>
             </w:r>
           </w:p>
@@ -1779,17 +2491,25 @@
           <w:p>
             <w:pPr>
               <w:pStyle w:val="Compact"/>
-              <w:jc w:val="left"/>
-            </w:pPr>
-            <w:r>
+              <w:spacing w:before="20" w:after="20"/>
+              <w:jc w:val="left"/>
+            </w:pPr>
+            <w:r>
+              <w:rPr>
+                <w:sz w:val="18"/>
+              </w:rPr>
               <w:t xml:space="preserve">Configuration (12-factor), secrets via</w:t>
             </w:r>
             <w:r>
-              <w:t xml:space="preserve"> </w:t>
-            </w:r>
-            <w:r>
-              <w:rPr>
-                <w:rStyle w:val="VerbatimChar"/>
+              <w:rPr>
+                <w:sz w:val="18"/>
+              </w:rPr>
+              <w:t xml:space="preserve"> </w:t>
+            </w:r>
+            <w:r>
+              <w:rPr>
+                <w:rStyle w:val="VerbatimChar"/>
+                <w:sz w:val="18"/>
               </w:rPr>
               <w:t xml:space="preserve">&lt;NAME&gt;_FILE</w:t>
             </w:r>
@@ -1800,11 +2520,13 @@
           <w:p>
             <w:pPr>
               <w:pStyle w:val="Compact"/>
-              <w:jc w:val="left"/>
-            </w:pPr>
-            <w:r>
-              <w:rPr>
-                <w:rStyle w:val="VerbatimChar"/>
+              <w:spacing w:before="20" w:after="20"/>
+              <w:jc w:val="left"/>
+            </w:pPr>
+            <w:r>
+              <w:rPr>
+                <w:rStyle w:val="VerbatimChar"/>
+                <w:sz w:val="18"/>
               </w:rPr>
               <w:t xml:space="preserve">src/shared/config.js</w:t>
             </w:r>
@@ -1813,13 +2535,19 @@
       </w:tr>
       <w:tr>
         <w:tc>
-          <w:tcPr/>
-          <w:p>
-            <w:pPr>
-              <w:pStyle w:val="Compact"/>
-              <w:jc w:val="left"/>
-            </w:pPr>
-            <w:r>
+          <w:tcPr>
+            <w:noWrap/>
+          </w:tcPr>
+          <w:p>
+            <w:pPr>
+              <w:pStyle w:val="Compact"/>
+              <w:spacing w:before="20" w:after="20"/>
+              <w:jc w:val="left"/>
+            </w:pPr>
+            <w:r>
+              <w:rPr>
+                <w:sz w:val="18"/>
+              </w:rPr>
               <w:t xml:space="preserve">8</w:t>
             </w:r>
           </w:p>
@@ -1829,41 +2557,63 @@
           <w:p>
             <w:pPr>
               <w:pStyle w:val="Compact"/>
-              <w:jc w:val="left"/>
-            </w:pPr>
-            <w:r>
+              <w:spacing w:before="20" w:after="20"/>
+              <w:jc w:val="left"/>
+            </w:pPr>
+            <w:r>
+              <w:rPr>
+                <w:sz w:val="18"/>
+              </w:rPr>
               <w:t xml:space="preserve">Observability: structured logs with request id,</w:t>
             </w:r>
             <w:r>
-              <w:t xml:space="preserve"> </w:t>
-            </w:r>
-            <w:r>
-              <w:rPr>
-                <w:rStyle w:val="VerbatimChar"/>
+              <w:rPr>
+                <w:sz w:val="18"/>
+              </w:rPr>
+              <w:t xml:space="preserve"> </w:t>
+            </w:r>
+            <w:r>
+              <w:rPr>
+                <w:rStyle w:val="VerbatimChar"/>
+                <w:sz w:val="18"/>
               </w:rPr>
               <w:t xml:space="preserve">/metrics</w:t>
             </w:r>
             <w:r>
+              <w:rPr>
+                <w:sz w:val="18"/>
+              </w:rPr>
               <w:t xml:space="preserve">,</w:t>
             </w:r>
             <w:r>
-              <w:t xml:space="preserve"> </w:t>
-            </w:r>
-            <w:r>
-              <w:rPr>
-                <w:rStyle w:val="VerbatimChar"/>
+              <w:rPr>
+                <w:sz w:val="18"/>
+              </w:rPr>
+              <w:t xml:space="preserve"> </w:t>
+            </w:r>
+            <w:r>
+              <w:rPr>
+                <w:rStyle w:val="VerbatimChar"/>
+                <w:sz w:val="18"/>
               </w:rPr>
               <w:t xml:space="preserve">/health/live</w:t>
             </w:r>
             <w:r>
+              <w:rPr>
+                <w:sz w:val="18"/>
+              </w:rPr>
               <w:t xml:space="preserve">,</w:t>
             </w:r>
             <w:r>
-              <w:t xml:space="preserve"> </w:t>
-            </w:r>
-            <w:r>
-              <w:rPr>
-                <w:rStyle w:val="VerbatimChar"/>
+              <w:rPr>
+                <w:sz w:val="18"/>
+              </w:rPr>
+              <w:t xml:space="preserve"> </w:t>
+            </w:r>
+            <w:r>
+              <w:rPr>
+                <w:rStyle w:val="VerbatimChar"/>
+                <w:sz w:val="18"/>
               </w:rPr>
               <w:t xml:space="preserve">/health/ready</w:t>
             </w:r>
@@ -1874,35 +2624,51 @@
           <w:p>
             <w:pPr>
               <w:pStyle w:val="Compact"/>
-              <w:jc w:val="left"/>
-            </w:pPr>
-            <w:r>
-              <w:rPr>
-                <w:rStyle w:val="VerbatimChar"/>
+              <w:spacing w:before="20" w:after="20"/>
+              <w:jc w:val="left"/>
+            </w:pPr>
+            <w:r>
+              <w:rPr>
+                <w:rStyle w:val="VerbatimChar"/>
+                <w:sz w:val="18"/>
               </w:rPr>
               <w:t xml:space="preserve">src/shared/logger.js</w:t>
             </w:r>
             <w:r>
+              <w:rPr>
+                <w:sz w:val="18"/>
+              </w:rPr>
               <w:t xml:space="preserve">,</w:t>
             </w:r>
             <w:r>
-              <w:t xml:space="preserve"> </w:t>
-            </w:r>
-            <w:r>
-              <w:rPr>
-                <w:rStyle w:val="VerbatimChar"/>
+              <w:rPr>
+                <w:sz w:val="18"/>
+              </w:rPr>
+              <w:t xml:space="preserve"> </w:t>
+            </w:r>
+            <w:r>
+              <w:rPr>
+                <w:rStyle w:val="VerbatimChar"/>
+                <w:sz w:val="18"/>
               </w:rPr>
               <w:t xml:space="preserve">src/shared/metrics.js</w:t>
             </w:r>
             <w:r>
+              <w:rPr>
+                <w:sz w:val="18"/>
+              </w:rPr>
               <w:t xml:space="preserve">,</w:t>
             </w:r>
             <w:r>
-              <w:t xml:space="preserve"> </w:t>
-            </w:r>
-            <w:r>
-              <w:rPr>
-                <w:rStyle w:val="VerbatimChar"/>
+              <w:rPr>
+                <w:sz w:val="18"/>
+              </w:rPr>
+              <w:t xml:space="preserve"> </w:t>
+            </w:r>
+            <w:r>
+              <w:rPr>
+                <w:rStyle w:val="VerbatimChar"/>
+                <w:sz w:val="18"/>
               </w:rPr>
               <w:t xml:space="preserve">src/adapters/http/app.js</w:t>
             </w:r>
@@ -1911,13 +2677,19 @@
       </w:tr>
       <w:tr>
         <w:tc>
-          <w:tcPr/>
-          <w:p>
-            <w:pPr>
-              <w:pStyle w:val="Compact"/>
-              <w:jc w:val="left"/>
-            </w:pPr>
-            <w:r>
+          <w:tcPr>
+            <w:noWrap/>
+          </w:tcPr>
+          <w:p>
+            <w:pPr>
+              <w:pStyle w:val="Compact"/>
+              <w:spacing w:before="20" w:after="20"/>
+              <w:jc w:val="left"/>
+            </w:pPr>
+            <w:r>
+              <w:rPr>
+                <w:sz w:val="18"/>
+              </w:rPr>
               <w:t xml:space="preserve">9</w:t>
             </w:r>
           </w:p>
@@ -1927,59 +2699,268 @@
           <w:p>
             <w:pPr>
               <w:pStyle w:val="Compact"/>
-              <w:jc w:val="left"/>
-            </w:pPr>
-            <w:r>
-              <w:t xml:space="preserve">Resilience: circuit breakers per gateway, compensation on issuance failure</w:t>
-            </w:r>
-          </w:p>
-        </w:tc>
-        <w:tc>
-          <w:tcPr/>
-          <w:p>
-            <w:pPr>
-              <w:pStyle w:val="Compact"/>
-              <w:jc w:val="left"/>
-            </w:pPr>
-            <w:r>
-              <w:rPr>
-                <w:rStyle w:val="VerbatimChar"/>
+              <w:spacing w:before="20" w:after="20"/>
+              <w:jc w:val="left"/>
+            </w:pPr>
+            <w:r>
+              <w:rPr>
+                <w:sz w:val="18"/>
+              </w:rPr>
+              <w:t xml:space="preserve">Resilience: circuit breakers per gateway, atomic quote claim, saga compensation on issuance failure (cancel issued lines, refund)</w:t>
+            </w:r>
+          </w:p>
+        </w:tc>
+        <w:tc>
+          <w:tcPr/>
+          <w:p>
+            <w:pPr>
+              <w:pStyle w:val="Compact"/>
+              <w:spacing w:before="20" w:after="20"/>
+              <w:jc w:val="left"/>
+            </w:pPr>
+            <w:r>
+              <w:rPr>
+                <w:rStyle w:val="VerbatimChar"/>
+                <w:sz w:val="18"/>
               </w:rPr>
               <w:t xml:space="preserve">src/shared/resilience.js</w:t>
             </w:r>
             <w:r>
+              <w:rPr>
+                <w:sz w:val="18"/>
+              </w:rPr>
               <w:t xml:space="preserve">,</w:t>
             </w:r>
             <w:r>
-              <w:t xml:space="preserve"> </w:t>
-            </w:r>
-            <w:r>
-              <w:rPr>
-                <w:rStyle w:val="VerbatimChar"/>
+              <w:rPr>
+                <w:sz w:val="18"/>
+              </w:rPr>
+              <w:t xml:space="preserve"> </w:t>
+            </w:r>
+            <w:r>
+              <w:rPr>
+                <w:rStyle w:val="VerbatimChar"/>
+                <w:sz w:val="18"/>
               </w:rPr>
               <w:t xml:space="preserve">src/application/salesService.js</w:t>
             </w:r>
             <w:r>
-              <w:t xml:space="preserve"> </w:t>
-            </w:r>
-            <w:r>
+              <w:rPr>
+                <w:sz w:val="18"/>
+              </w:rPr>
+              <w:t xml:space="preserve"> </w:t>
+            </w:r>
+            <w:r>
+              <w:rPr>
+                <w:sz w:val="18"/>
+              </w:rPr>
               <w:t xml:space="preserve">(</w:t>
             </w:r>
             <w:r>
               <w:rPr>
                 <w:rStyle w:val="VerbatimChar"/>
+                <w:sz w:val="18"/>
               </w:rPr>
               <w:t xml:space="preserve">purchase</w:t>
             </w:r>
             <w:r>
+              <w:rPr>
+                <w:sz w:val="18"/>
+              </w:rPr>
               <w:t xml:space="preserve">)</w:t>
+            </w:r>
+          </w:p>
+        </w:tc>
+      </w:tr>
+      <w:tr>
+        <w:tc>
+          <w:tcPr>
+            <w:noWrap/>
+          </w:tcPr>
+          <w:p>
+            <w:pPr>
+              <w:pStyle w:val="Compact"/>
+              <w:spacing w:before="20" w:after="20"/>
+              <w:jc w:val="left"/>
+            </w:pPr>
+            <w:r>
+              <w:rPr>
+                <w:sz w:val="18"/>
+              </w:rPr>
+              <w:t xml:space="preserve">10</w:t>
+            </w:r>
+          </w:p>
+        </w:tc>
+        <w:tc>
+          <w:tcPr/>
+          <w:p>
+            <w:pPr>
+              <w:pStyle w:val="Compact"/>
+              <w:spacing w:before="20" w:after="20"/>
+              <w:jc w:val="left"/>
+            </w:pPr>
+            <w:r>
+              <w:rPr>
+                <w:sz w:val="18"/>
+              </w:rPr>
+              <w:t xml:space="preserve">Automated tests: unit, integration, API, security, functional (one test per Given/When/Then user-story scenario), PostgreSQL and load</w:t>
+            </w:r>
+          </w:p>
+        </w:tc>
+        <w:tc>
+          <w:tcPr/>
+          <w:p>
+            <w:pPr>
+              <w:pStyle w:val="Compact"/>
+              <w:spacing w:before="20" w:after="20"/>
+              <w:jc w:val="left"/>
+            </w:pPr>
+            <w:r>
+              <w:rPr>
+                <w:rStyle w:val="VerbatimChar"/>
+                <w:sz w:val="18"/>
+              </w:rPr>
+              <w:t xml:space="preserve">test/unit</w:t>
+            </w:r>
+            <w:r>
+              <w:rPr>
+                <w:sz w:val="18"/>
+              </w:rPr>
+              <w:t xml:space="preserve">,</w:t>
+            </w:r>
+            <w:r>
+              <w:rPr>
+                <w:sz w:val="18"/>
+              </w:rPr>
+              <w:t xml:space="preserve"> </w:t>
+            </w:r>
+            <w:r>
+              <w:rPr>
+                <w:rStyle w:val="VerbatimChar"/>
+                <w:sz w:val="18"/>
+              </w:rPr>
+              <w:t xml:space="preserve">test/integration</w:t>
+            </w:r>
+            <w:r>
+              <w:rPr>
+                <w:sz w:val="18"/>
+              </w:rPr>
+              <w:t xml:space="preserve">,</w:t>
+            </w:r>
+            <w:r>
+              <w:rPr>
+                <w:sz w:val="18"/>
+              </w:rPr>
+              <w:t xml:space="preserve"> </w:t>
+            </w:r>
+            <w:r>
+              <w:rPr>
+                <w:rStyle w:val="VerbatimChar"/>
+                <w:sz w:val="18"/>
+              </w:rPr>
+              <w:t xml:space="preserve">test/api</w:t>
+            </w:r>
+            <w:r>
+              <w:rPr>
+                <w:sz w:val="18"/>
+              </w:rPr>
+              <w:t xml:space="preserve">,</w:t>
+            </w:r>
+            <w:r>
+              <w:rPr>
+                <w:sz w:val="18"/>
+              </w:rPr>
+              <w:t xml:space="preserve"> </w:t>
+            </w:r>
+            <w:r>
+              <w:rPr>
+                <w:rStyle w:val="VerbatimChar"/>
+                <w:sz w:val="18"/>
+              </w:rPr>
+              <w:t xml:space="preserve">test/security</w:t>
+            </w:r>
+            <w:r>
+              <w:rPr>
+                <w:sz w:val="18"/>
+              </w:rPr>
+              <w:t xml:space="preserve">,</w:t>
+            </w:r>
+            <w:r>
+              <w:rPr>
+                <w:sz w:val="18"/>
+              </w:rPr>
+              <w:t xml:space="preserve"> </w:t>
+            </w:r>
+            <w:r>
+              <w:rPr>
+                <w:rStyle w:val="VerbatimChar"/>
+                <w:sz w:val="18"/>
+              </w:rPr>
+              <w:t xml:space="preserve">test/functional</w:t>
+            </w:r>
+            <w:r>
+              <w:rPr>
+                <w:sz w:val="18"/>
+              </w:rPr>
+              <w:t xml:space="preserve">,</w:t>
+            </w:r>
+            <w:r>
+              <w:rPr>
+                <w:sz w:val="18"/>
+              </w:rPr>
+              <w:t xml:space="preserve"> </w:t>
+            </w:r>
+            <w:r>
+              <w:rPr>
+                <w:rStyle w:val="VerbatimChar"/>
+                <w:sz w:val="18"/>
+              </w:rPr>
+              <w:t xml:space="preserve">test/pg</w:t>
+            </w:r>
+            <w:r>
+              <w:rPr>
+                <w:sz w:val="18"/>
+              </w:rPr>
+              <w:t xml:space="preserve">,</w:t>
+            </w:r>
+            <w:r>
+              <w:rPr>
+                <w:sz w:val="18"/>
+              </w:rPr>
+              <w:t xml:space="preserve"> </w:t>
+            </w:r>
+            <w:r>
+              <w:rPr>
+                <w:rStyle w:val="VerbatimChar"/>
+                <w:sz w:val="18"/>
+              </w:rPr>
+              <w:t xml:space="preserve">test/perf</w:t>
+            </w:r>
+            <w:r>
+              <w:rPr>
+                <w:sz w:val="18"/>
+              </w:rPr>
+              <w:t xml:space="preserve">,</w:t>
+            </w:r>
+            <w:r>
+              <w:rPr>
+                <w:sz w:val="18"/>
+              </w:rPr>
+              <w:t xml:space="preserve"> </w:t>
+            </w:r>
+            <w:r>
+              <w:rPr>
+                <w:rStyle w:val="VerbatimChar"/>
+                <w:sz w:val="18"/>
+              </w:rPr>
+              <w:t xml:space="preserve">.github/workflows/ci.yml</w:t>
             </w:r>
           </w:p>
         </w:tc>
       </w:tr>
     </w:tbl>
-    <w:bookmarkEnd w:id="26"/>
-    <w:bookmarkStart w:id="27" w:name="X8fbcc599ee05dc4afe91025339dad14ef520fbd"/>
+    <w:bookmarkEnd w:id="25"/>
+    <w:bookmarkStart w:id="26" w:name="X8fbcc599ee05dc4afe91025339dad14ef520fbd"/>
     <w:p>
       <w:pPr>
         <w:pStyle w:val="Heading3"/>
@@ -2012,12 +2993,14 @@
           <w:p>
             <w:pPr>
               <w:pStyle w:val="Compact"/>
+              <w:spacing w:before="20" w:after="20"/>
               <w:jc w:val="left"/>
             </w:pPr>
             <w:r>
               <w:rPr>
                 <w:b/>
                 <w:color w:val="FFFFFF"/>
+                <w:sz w:val="18"/>
               </w:rPr>
               <w:t xml:space="preserve">#</w:t>
             </w:r>
@@ -2030,12 +3013,14 @@
           <w:p>
             <w:pPr>
               <w:pStyle w:val="Compact"/>
+              <w:spacing w:before="20" w:after="20"/>
               <w:jc w:val="left"/>
             </w:pPr>
             <w:r>
               <w:rPr>
                 <w:b/>
                 <w:color w:val="FFFFFF"/>
+                <w:sz w:val="18"/>
               </w:rPr>
               <w:t xml:space="preserve">Domain area</w:t>
             </w:r>
@@ -2048,12 +3033,14 @@
           <w:p>
             <w:pPr>
               <w:pStyle w:val="Compact"/>
+              <w:spacing w:before="20" w:after="20"/>
               <w:jc w:val="left"/>
             </w:pPr>
             <w:r>
               <w:rPr>
                 <w:b/>
                 <w:color w:val="FFFFFF"/>
+                <w:sz w:val="18"/>
               </w:rPr>
               <w:t xml:space="preserve">Files</w:t>
             </w:r>
@@ -2062,13 +3049,19 @@
       </w:tr>
       <w:tr>
         <w:tc>
-          <w:tcPr/>
-          <w:p>
-            <w:pPr>
-              <w:pStyle w:val="Compact"/>
-              <w:jc w:val="left"/>
-            </w:pPr>
-            <w:r>
+          <w:tcPr>
+            <w:noWrap/>
+          </w:tcPr>
+          <w:p>
+            <w:pPr>
+              <w:pStyle w:val="Compact"/>
+              <w:spacing w:before="20" w:after="20"/>
+              <w:jc w:val="left"/>
+            </w:pPr>
+            <w:r>
+              <w:rPr>
+                <w:sz w:val="18"/>
+              </w:rPr>
               <w:t xml:space="preserve">1</w:t>
             </w:r>
           </w:p>
@@ -2078,9 +3071,13 @@
           <w:p>
             <w:pPr>
               <w:pStyle w:val="Compact"/>
-              <w:jc w:val="left"/>
-            </w:pPr>
-            <w:r>
+              <w:spacing w:before="20" w:after="20"/>
+              <w:jc w:val="left"/>
+            </w:pPr>
+            <w:r>
+              <w:rPr>
+                <w:sz w:val="18"/>
+              </w:rPr>
               <w:t xml:space="preserve">Identity resolution: plates and phones</w:t>
             </w:r>
           </w:p>
@@ -2090,11 +3087,13 @@
           <w:p>
             <w:pPr>
               <w:pStyle w:val="Compact"/>
-              <w:jc w:val="left"/>
-            </w:pPr>
-            <w:r>
-              <w:rPr>
-                <w:rStyle w:val="VerbatimChar"/>
+              <w:spacing w:before="20" w:after="20"/>
+              <w:jc w:val="left"/>
+            </w:pPr>
+            <w:r>
+              <w:rPr>
+                <w:rStyle w:val="VerbatimChar"/>
+                <w:sz w:val="18"/>
               </w:rPr>
               <w:t xml:space="preserve">src/domain/identity.js</w:t>
             </w:r>
@@ -2103,13 +3102,19 @@
       </w:tr>
       <w:tr>
         <w:tc>
-          <w:tcPr/>
-          <w:p>
-            <w:pPr>
-              <w:pStyle w:val="Compact"/>
-              <w:jc w:val="left"/>
-            </w:pPr>
-            <w:r>
+          <w:tcPr>
+            <w:noWrap/>
+          </w:tcPr>
+          <w:p>
+            <w:pPr>
+              <w:pStyle w:val="Compact"/>
+              <w:spacing w:before="20" w:after="20"/>
+              <w:jc w:val="left"/>
+            </w:pPr>
+            <w:r>
+              <w:rPr>
+                <w:sz w:val="18"/>
+              </w:rPr>
               <w:t xml:space="preserve">2</w:t>
             </w:r>
           </w:p>
@@ -2119,9 +3124,13 @@
           <w:p>
             <w:pPr>
               <w:pStyle w:val="Compact"/>
-              <w:jc w:val="left"/>
-            </w:pPr>
-            <w:r>
+              <w:spacing w:before="20" w:after="20"/>
+              <w:jc w:val="left"/>
+            </w:pPr>
+            <w:r>
+              <w:rPr>
+                <w:sz w:val="18"/>
+              </w:rPr>
               <w:t xml:space="preserve">Enrichment and golden record: survivorship, expiry evidence, corroboration, category inference, DQ score</w:t>
             </w:r>
           </w:p>
@@ -2131,35 +3140,51 @@
           <w:p>
             <w:pPr>
               <w:pStyle w:val="Compact"/>
-              <w:jc w:val="left"/>
-            </w:pPr>
-            <w:r>
-              <w:rPr>
-                <w:rStyle w:val="VerbatimChar"/>
+              <w:spacing w:before="20" w:after="20"/>
+              <w:jc w:val="left"/>
+            </w:pPr>
+            <w:r>
+              <w:rPr>
+                <w:rStyle w:val="VerbatimChar"/>
+                <w:sz w:val="18"/>
               </w:rPr>
               <w:t xml:space="preserve">src/domain/enrichment.js</w:t>
             </w:r>
             <w:r>
+              <w:rPr>
+                <w:sz w:val="18"/>
+              </w:rPr>
               <w:t xml:space="preserve">,</w:t>
             </w:r>
             <w:r>
-              <w:t xml:space="preserve"> </w:t>
-            </w:r>
-            <w:r>
-              <w:rPr>
-                <w:rStyle w:val="VerbatimChar"/>
+              <w:rPr>
+                <w:sz w:val="18"/>
+              </w:rPr>
+              <w:t xml:space="preserve"> </w:t>
+            </w:r>
+            <w:r>
+              <w:rPr>
+                <w:rStyle w:val="VerbatimChar"/>
+                <w:sz w:val="18"/>
               </w:rPr>
               <w:t xml:space="preserve">config/rules/enrichment.json</w:t>
             </w:r>
             <w:r>
+              <w:rPr>
+                <w:sz w:val="18"/>
+              </w:rPr>
               <w:t xml:space="preserve">,</w:t>
             </w:r>
             <w:r>
-              <w:t xml:space="preserve"> </w:t>
-            </w:r>
-            <w:r>
-              <w:rPr>
-                <w:rStyle w:val="VerbatimChar"/>
+              <w:rPr>
+                <w:sz w:val="18"/>
+              </w:rPr>
+              <w:t xml:space="preserve"> </w:t>
+            </w:r>
+            <w:r>
+              <w:rPr>
+                <w:rStyle w:val="VerbatimChar"/>
+                <w:sz w:val="18"/>
               </w:rPr>
               <w:t xml:space="preserve">src/application/ingestionService.js</w:t>
             </w:r>
@@ -2168,13 +3193,19 @@
       </w:tr>
       <w:tr>
         <w:tc>
-          <w:tcPr/>
-          <w:p>
-            <w:pPr>
-              <w:pStyle w:val="Compact"/>
-              <w:jc w:val="left"/>
-            </w:pPr>
-            <w:r>
+          <w:tcPr>
+            <w:noWrap/>
+          </w:tcPr>
+          <w:p>
+            <w:pPr>
+              <w:pStyle w:val="Compact"/>
+              <w:spacing w:before="20" w:after="20"/>
+              <w:jc w:val="left"/>
+            </w:pPr>
+            <w:r>
+              <w:rPr>
+                <w:sz w:val="18"/>
+              </w:rPr>
               <w:t xml:space="preserve">3</w:t>
             </w:r>
           </w:p>
@@ -2184,9 +3215,13 @@
           <w:p>
             <w:pPr>
               <w:pStyle w:val="Compact"/>
-              <w:jc w:val="left"/>
-            </w:pPr>
-            <w:r>
+              <w:spacing w:before="20" w:after="20"/>
+              <w:jc w:val="left"/>
+            </w:pPr>
+            <w:r>
+              <w:rPr>
+                <w:sz w:val="18"/>
+              </w:rPr>
               <w:t xml:space="preserve">Lead scoring, tiers, NBA, journey placement, touchpoint planning, benefits relevance</w:t>
             </w:r>
           </w:p>
@@ -2196,71 +3231,108 @@
           <w:p>
             <w:pPr>
               <w:pStyle w:val="Compact"/>
-              <w:jc w:val="left"/>
-            </w:pPr>
-            <w:r>
-              <w:rPr>
-                <w:rStyle w:val="VerbatimChar"/>
+              <w:spacing w:before="20" w:after="20"/>
+              <w:jc w:val="left"/>
+            </w:pPr>
+            <w:r>
+              <w:rPr>
+                <w:rStyle w:val="VerbatimChar"/>
+                <w:sz w:val="18"/>
               </w:rPr>
               <w:t xml:space="preserve">src/domain/leads.js</w:t>
             </w:r>
             <w:r>
+              <w:rPr>
+                <w:sz w:val="18"/>
+              </w:rPr>
               <w:t xml:space="preserve">,</w:t>
             </w:r>
             <w:r>
-              <w:t xml:space="preserve"> </w:t>
-            </w:r>
-            <w:r>
-              <w:rPr>
-                <w:rStyle w:val="VerbatimChar"/>
+              <w:rPr>
+                <w:sz w:val="18"/>
+              </w:rPr>
+              <w:t xml:space="preserve"> </w:t>
+            </w:r>
+            <w:r>
+              <w:rPr>
+                <w:rStyle w:val="VerbatimChar"/>
+                <w:sz w:val="18"/>
               </w:rPr>
               <w:t xml:space="preserve">config/rules/scoring.json</w:t>
             </w:r>
             <w:r>
+              <w:rPr>
+                <w:sz w:val="18"/>
+              </w:rPr>
               <w:t xml:space="preserve">,</w:t>
             </w:r>
             <w:r>
-              <w:t xml:space="preserve"> </w:t>
-            </w:r>
-            <w:r>
-              <w:rPr>
-                <w:rStyle w:val="VerbatimChar"/>
+              <w:rPr>
+                <w:sz w:val="18"/>
+              </w:rPr>
+              <w:t xml:space="preserve"> </w:t>
+            </w:r>
+            <w:r>
+              <w:rPr>
+                <w:rStyle w:val="VerbatimChar"/>
+                <w:sz w:val="18"/>
               </w:rPr>
               <w:t xml:space="preserve">nba.json</w:t>
             </w:r>
             <w:r>
+              <w:rPr>
+                <w:sz w:val="18"/>
+              </w:rPr>
               <w:t xml:space="preserve">,</w:t>
             </w:r>
             <w:r>
-              <w:t xml:space="preserve"> </w:t>
-            </w:r>
-            <w:r>
-              <w:rPr>
-                <w:rStyle w:val="VerbatimChar"/>
+              <w:rPr>
+                <w:sz w:val="18"/>
+              </w:rPr>
+              <w:t xml:space="preserve"> </w:t>
+            </w:r>
+            <w:r>
+              <w:rPr>
+                <w:rStyle w:val="VerbatimChar"/>
+                <w:sz w:val="18"/>
               </w:rPr>
               <w:t xml:space="preserve">journeys.json</w:t>
             </w:r>
             <w:r>
+              <w:rPr>
+                <w:sz w:val="18"/>
+              </w:rPr>
               <w:t xml:space="preserve">,</w:t>
             </w:r>
             <w:r>
-              <w:t xml:space="preserve"> </w:t>
-            </w:r>
-            <w:r>
-              <w:rPr>
-                <w:rStyle w:val="VerbatimChar"/>
+              <w:rPr>
+                <w:sz w:val="18"/>
+              </w:rPr>
+              <w:t xml:space="preserve"> </w:t>
+            </w:r>
+            <w:r>
+              <w:rPr>
+                <w:rStyle w:val="VerbatimChar"/>
+                <w:sz w:val="18"/>
               </w:rPr>
               <w:t xml:space="preserve">benefits.json</w:t>
             </w:r>
             <w:r>
+              <w:rPr>
+                <w:sz w:val="18"/>
+              </w:rPr>
               <w:t xml:space="preserve">,</w:t>
             </w:r>
             <w:r>
-              <w:t xml:space="preserve"> </w:t>
-            </w:r>
-            <w:r>
-              <w:rPr>
-                <w:rStyle w:val="VerbatimChar"/>
+              <w:rPr>
+                <w:sz w:val="18"/>
+              </w:rPr>
+              <w:t xml:space="preserve"> </w:t>
+            </w:r>
+            <w:r>
+              <w:rPr>
+                <w:rStyle w:val="VerbatimChar"/>
+                <w:sz w:val="18"/>
               </w:rPr>
               <w:t xml:space="preserve">src/application/leadService.js</w:t>
             </w:r>
@@ -2269,13 +3341,19 @@
       </w:tr>
       <w:tr>
         <w:tc>
-          <w:tcPr/>
-          <w:p>
-            <w:pPr>
-              <w:pStyle w:val="Compact"/>
-              <w:jc w:val="left"/>
-            </w:pPr>
-            <w:r>
+          <w:tcPr>
+            <w:noWrap/>
+          </w:tcPr>
+          <w:p>
+            <w:pPr>
+              <w:pStyle w:val="Compact"/>
+              <w:spacing w:before="20" w:after="20"/>
+              <w:jc w:val="left"/>
+            </w:pPr>
+            <w:r>
+              <w:rPr>
+                <w:sz w:val="18"/>
+              </w:rPr>
               <w:t xml:space="preserve">4</w:t>
             </w:r>
           </w:p>
@@ -2285,9 +3363,13 @@
           <w:p>
             <w:pPr>
               <w:pStyle w:val="Compact"/>
-              <w:jc w:val="left"/>
-            </w:pPr>
-            <w:r>
+              <w:spacing w:before="20" w:after="20"/>
+              <w:jc w:val="left"/>
+            </w:pPr>
+            <w:r>
+              <w:rPr>
+                <w:sz w:val="18"/>
+              </w:rPr>
               <w:t xml:space="preserve">Journeys and moments of truth; contact policy and copy guard</w:t>
             </w:r>
           </w:p>
@@ -2297,71 +3379,108 @@
           <w:p>
             <w:pPr>
               <w:pStyle w:val="Compact"/>
-              <w:jc w:val="left"/>
-            </w:pPr>
-            <w:r>
-              <w:rPr>
-                <w:rStyle w:val="VerbatimChar"/>
+              <w:spacing w:before="20" w:after="20"/>
+              <w:jc w:val="left"/>
+            </w:pPr>
+            <w:r>
+              <w:rPr>
+                <w:rStyle w:val="VerbatimChar"/>
+                <w:sz w:val="18"/>
               </w:rPr>
               <w:t xml:space="preserve">src/application/journeyService.js</w:t>
             </w:r>
             <w:r>
+              <w:rPr>
+                <w:sz w:val="18"/>
+              </w:rPr>
               <w:t xml:space="preserve">,</w:t>
             </w:r>
             <w:r>
-              <w:t xml:space="preserve"> </w:t>
-            </w:r>
-            <w:r>
-              <w:rPr>
-                <w:rStyle w:val="VerbatimChar"/>
+              <w:rPr>
+                <w:sz w:val="18"/>
+              </w:rPr>
+              <w:t xml:space="preserve"> </w:t>
+            </w:r>
+            <w:r>
+              <w:rPr>
+                <w:rStyle w:val="VerbatimChar"/>
+                <w:sz w:val="18"/>
               </w:rPr>
               <w:t xml:space="preserve">src/domain/contactPolicy.js</w:t>
             </w:r>
             <w:r>
+              <w:rPr>
+                <w:sz w:val="18"/>
+              </w:rPr>
               <w:t xml:space="preserve">,</w:t>
             </w:r>
             <w:r>
-              <w:t xml:space="preserve"> </w:t>
-            </w:r>
-            <w:r>
-              <w:rPr>
-                <w:rStyle w:val="VerbatimChar"/>
+              <w:rPr>
+                <w:sz w:val="18"/>
+              </w:rPr>
+              <w:t xml:space="preserve"> </w:t>
+            </w:r>
+            <w:r>
+              <w:rPr>
+                <w:rStyle w:val="VerbatimChar"/>
+                <w:sz w:val="18"/>
               </w:rPr>
               <w:t xml:space="preserve">config/rules/contact_policy.json</w:t>
             </w:r>
             <w:r>
+              <w:rPr>
+                <w:sz w:val="18"/>
+              </w:rPr>
               <w:t xml:space="preserve">,</w:t>
             </w:r>
             <w:r>
-              <w:t xml:space="preserve"> </w:t>
-            </w:r>
-            <w:r>
-              <w:rPr>
-                <w:rStyle w:val="VerbatimChar"/>
+              <w:rPr>
+                <w:sz w:val="18"/>
+              </w:rPr>
+              <w:t xml:space="preserve"> </w:t>
+            </w:r>
+            <w:r>
+              <w:rPr>
+                <w:rStyle w:val="VerbatimChar"/>
+                <w:sz w:val="18"/>
               </w:rPr>
               <w:t xml:space="preserve">copy_guard.json</w:t>
             </w:r>
             <w:r>
+              <w:rPr>
+                <w:sz w:val="18"/>
+              </w:rPr>
               <w:t xml:space="preserve">,</w:t>
             </w:r>
             <w:r>
-              <w:t xml:space="preserve"> </w:t>
-            </w:r>
-            <w:r>
-              <w:rPr>
-                <w:rStyle w:val="VerbatimChar"/>
+              <w:rPr>
+                <w:sz w:val="18"/>
+              </w:rPr>
+              <w:t xml:space="preserve"> </w:t>
+            </w:r>
+            <w:r>
+              <w:rPr>
+                <w:rStyle w:val="VerbatimChar"/>
+                <w:sz w:val="18"/>
               </w:rPr>
               <w:t xml:space="preserve">triggers.json</w:t>
             </w:r>
             <w:r>
+              <w:rPr>
+                <w:sz w:val="18"/>
+              </w:rPr>
               <w:t xml:space="preserve">,</w:t>
             </w:r>
             <w:r>
-              <w:t xml:space="preserve"> </w:t>
-            </w:r>
-            <w:r>
-              <w:rPr>
-                <w:rStyle w:val="VerbatimChar"/>
+              <w:rPr>
+                <w:sz w:val="18"/>
+              </w:rPr>
+              <w:t xml:space="preserve"> </w:t>
+            </w:r>
+            <w:r>
+              <w:rPr>
+                <w:rStyle w:val="VerbatimChar"/>
+                <w:sz w:val="18"/>
               </w:rPr>
               <w:t xml:space="preserve">content.messages.json</w:t>
             </w:r>
@@ -2370,13 +3489,19 @@
       </w:tr>
       <w:tr>
         <w:tc>
-          <w:tcPr/>
-          <w:p>
-            <w:pPr>
-              <w:pStyle w:val="Compact"/>
-              <w:jc w:val="left"/>
-            </w:pPr>
-            <w:r>
+          <w:tcPr>
+            <w:noWrap/>
+          </w:tcPr>
+          <w:p>
+            <w:pPr>
+              <w:pStyle w:val="Compact"/>
+              <w:spacing w:before="20" w:after="20"/>
+              <w:jc w:val="left"/>
+            </w:pPr>
+            <w:r>
+              <w:rPr>
+                <w:sz w:val="18"/>
+              </w:rPr>
               <w:t xml:space="preserve">5</w:t>
             </w:r>
           </w:p>
@@ -2386,9 +3511,13 @@
           <w:p>
             <w:pPr>
               <w:pStyle w:val="Compact"/>
-              <w:jc w:val="left"/>
-            </w:pPr>
-            <w:r>
+              <w:spacing w:before="20" w:after="20"/>
+              <w:jc w:val="left"/>
+            </w:pPr>
+            <w:r>
+              <w:rPr>
+                <w:sz w:val="18"/>
+              </w:rPr>
               <w:t xml:space="preserve">Voice bot dialogue state machine and handoff summary</w:t>
             </w:r>
           </w:p>
@@ -2398,47 +3527,70 @@
           <w:p>
             <w:pPr>
               <w:pStyle w:val="Compact"/>
-              <w:jc w:val="left"/>
-            </w:pPr>
-            <w:r>
-              <w:rPr>
-                <w:rStyle w:val="VerbatimChar"/>
+              <w:spacing w:before="20" w:after="20"/>
+              <w:jc w:val="left"/>
+            </w:pPr>
+            <w:r>
+              <w:rPr>
+                <w:rStyle w:val="VerbatimChar"/>
+                <w:sz w:val="18"/>
               </w:rPr>
               <w:t xml:space="preserve">src/domain/voicebot.js</w:t>
             </w:r>
             <w:r>
+              <w:rPr>
+                <w:sz w:val="18"/>
+              </w:rPr>
               <w:t xml:space="preserve">,</w:t>
             </w:r>
             <w:r>
-              <w:t xml:space="preserve"> </w:t>
-            </w:r>
-            <w:r>
-              <w:rPr>
-                <w:rStyle w:val="VerbatimChar"/>
+              <w:rPr>
+                <w:sz w:val="18"/>
+              </w:rPr>
+              <w:t xml:space="preserve"> </w:t>
+            </w:r>
+            <w:r>
+              <w:rPr>
+                <w:rStyle w:val="VerbatimChar"/>
+                <w:sz w:val="18"/>
               </w:rPr>
               <w:t xml:space="preserve">config/rules/content.voicebot.json</w:t>
             </w:r>
             <w:r>
+              <w:rPr>
+                <w:sz w:val="18"/>
+              </w:rPr>
               <w:t xml:space="preserve">,</w:t>
             </w:r>
             <w:r>
-              <w:t xml:space="preserve"> </w:t>
-            </w:r>
-            <w:r>
-              <w:rPr>
-                <w:rStyle w:val="VerbatimChar"/>
+              <w:rPr>
+                <w:sz w:val="18"/>
+              </w:rPr>
+              <w:t xml:space="preserve"> </w:t>
+            </w:r>
+            <w:r>
+              <w:rPr>
+                <w:rStyle w:val="VerbatimChar"/>
+                <w:sz w:val="18"/>
               </w:rPr>
               <w:t xml:space="preserve">src/application/voiceService.js</w:t>
             </w:r>
             <w:r>
+              <w:rPr>
+                <w:sz w:val="18"/>
+              </w:rPr>
               <w:t xml:space="preserve">,</w:t>
             </w:r>
             <w:r>
-              <w:t xml:space="preserve"> </w:t>
-            </w:r>
-            <w:r>
-              <w:rPr>
-                <w:rStyle w:val="VerbatimChar"/>
+              <w:rPr>
+                <w:sz w:val="18"/>
+              </w:rPr>
+              <w:t xml:space="preserve"> </w:t>
+            </w:r>
+            <w:r>
+              <w:rPr>
+                <w:rStyle w:val="VerbatimChar"/>
+                <w:sz w:val="18"/>
               </w:rPr>
               <w:t xml:space="preserve">src/adapters/integrations/simulatedCaller.js</w:t>
             </w:r>
@@ -2447,13 +3599,19 @@
       </w:tr>
       <w:tr>
         <w:tc>
-          <w:tcPr/>
-          <w:p>
-            <w:pPr>
-              <w:pStyle w:val="Compact"/>
-              <w:jc w:val="left"/>
-            </w:pPr>
-            <w:r>
+          <w:tcPr>
+            <w:noWrap/>
+          </w:tcPr>
+          <w:p>
+            <w:pPr>
+              <w:pStyle w:val="Compact"/>
+              <w:spacing w:before="20" w:after="20"/>
+              <w:jc w:val="left"/>
+            </w:pPr>
+            <w:r>
+              <w:rPr>
+                <w:sz w:val="18"/>
+              </w:rPr>
               <w:t xml:space="preserve">6</w:t>
             </w:r>
           </w:p>
@@ -2463,71 +3621,137 @@
           <w:p>
             <w:pPr>
               <w:pStyle w:val="Compact"/>
-              <w:jc w:val="left"/>
-            </w:pPr>
-            <w:r>
-              <w:t xml:space="preserve">Rating and purchase: three rating methods, quote TTL, idempotent purchase, compensation, e-certificate verification</w:t>
-            </w:r>
-          </w:p>
-        </w:tc>
-        <w:tc>
-          <w:tcPr/>
-          <w:p>
-            <w:pPr>
-              <w:pStyle w:val="Compact"/>
-              <w:jc w:val="left"/>
-            </w:pPr>
-            <w:r>
-              <w:rPr>
-                <w:rStyle w:val="VerbatimChar"/>
+              <w:spacing w:before="20" w:after="20"/>
+              <w:jc w:val="left"/>
+            </w:pPr>
+            <w:r>
+              <w:rPr>
+                <w:sz w:val="18"/>
+              </w:rPr>
+              <w:t xml:space="preserve">Rating and purchase: three rating methods, quote TTL (</w:t>
+            </w:r>
+            <w:r>
+              <w:rPr>
+                <w:rStyle w:val="VerbatimChar"/>
+                <w:sz w:val="18"/>
+              </w:rPr>
+              <w:t xml:space="preserve">service_levels</w:t>
+            </w:r>
+            <w:r>
+              <w:rPr>
+                <w:sz w:val="18"/>
+              </w:rPr>
+              <w:t xml:space="preserve">), quote sent to the customer, inspection gate for physical damage, customer-only payment, partner-collected orders, idempotent purchase, compensation, e-certificate verification</w:t>
+            </w:r>
+          </w:p>
+        </w:tc>
+        <w:tc>
+          <w:tcPr/>
+          <w:p>
+            <w:pPr>
+              <w:pStyle w:val="Compact"/>
+              <w:spacing w:before="20" w:after="20"/>
+              <w:jc w:val="left"/>
+            </w:pPr>
+            <w:r>
+              <w:rPr>
+                <w:rStyle w:val="VerbatimChar"/>
+                <w:sz w:val="18"/>
               </w:rPr>
               <w:t xml:space="preserve">src/domain/rating.js</w:t>
             </w:r>
             <w:r>
+              <w:rPr>
+                <w:sz w:val="18"/>
+              </w:rPr>
               <w:t xml:space="preserve">,</w:t>
             </w:r>
             <w:r>
-              <w:t xml:space="preserve"> </w:t>
-            </w:r>
-            <w:r>
-              <w:rPr>
-                <w:rStyle w:val="VerbatimChar"/>
+              <w:rPr>
+                <w:sz w:val="18"/>
+              </w:rPr>
+              <w:t xml:space="preserve"> </w:t>
+            </w:r>
+            <w:r>
+              <w:rPr>
+                <w:rStyle w:val="VerbatimChar"/>
+                <w:sz w:val="18"/>
               </w:rPr>
               <w:t xml:space="preserve">config/rules/products.json</w:t>
             </w:r>
             <w:r>
+              <w:rPr>
+                <w:sz w:val="18"/>
+              </w:rPr>
               <w:t xml:space="preserve">,</w:t>
             </w:r>
             <w:r>
-              <w:t xml:space="preserve"> </w:t>
-            </w:r>
-            <w:r>
-              <w:rPr>
-                <w:rStyle w:val="VerbatimChar"/>
+              <w:rPr>
+                <w:sz w:val="18"/>
+              </w:rPr>
+              <w:t xml:space="preserve"> </w:t>
+            </w:r>
+            <w:r>
+              <w:rPr>
+                <w:rStyle w:val="VerbatimChar"/>
+                <w:sz w:val="18"/>
               </w:rPr>
               <w:t xml:space="preserve">tariff.*.json</w:t>
             </w:r>
             <w:r>
+              <w:rPr>
+                <w:sz w:val="18"/>
+              </w:rPr>
               <w:t xml:space="preserve">,</w:t>
             </w:r>
             <w:r>
-              <w:t xml:space="preserve"> </w:t>
-            </w:r>
-            <w:r>
-              <w:rPr>
-                <w:rStyle w:val="VerbatimChar"/>
+              <w:rPr>
+                <w:sz w:val="18"/>
+              </w:rPr>
+              <w:t xml:space="preserve"> </w:t>
+            </w:r>
+            <w:r>
+              <w:rPr>
+                <w:rStyle w:val="VerbatimChar"/>
+                <w:sz w:val="18"/>
               </w:rPr>
               <w:t xml:space="preserve">rating.*.json</w:t>
             </w:r>
             <w:r>
+              <w:rPr>
+                <w:sz w:val="18"/>
+              </w:rPr>
               <w:t xml:space="preserve">,</w:t>
             </w:r>
             <w:r>
-              <w:t xml:space="preserve"> </w:t>
-            </w:r>
-            <w:r>
-              <w:rPr>
-                <w:rStyle w:val="VerbatimChar"/>
+              <w:rPr>
+                <w:sz w:val="18"/>
+              </w:rPr>
+              <w:t xml:space="preserve"> </w:t>
+            </w:r>
+            <w:r>
+              <w:rPr>
+                <w:rStyle w:val="VerbatimChar"/>
+                <w:sz w:val="18"/>
+              </w:rPr>
+              <w:t xml:space="preserve">service_levels.json</w:t>
+            </w:r>
+            <w:r>
+              <w:rPr>
+                <w:sz w:val="18"/>
+              </w:rPr>
+              <w:t xml:space="preserve">,</w:t>
+            </w:r>
+            <w:r>
+              <w:rPr>
+                <w:sz w:val="18"/>
+              </w:rPr>
+              <w:t xml:space="preserve"> </w:t>
+            </w:r>
+            <w:r>
+              <w:rPr>
+                <w:rStyle w:val="VerbatimChar"/>
+                <w:sz w:val="18"/>
               </w:rPr>
               <w:t xml:space="preserve">src/application/salesService.js</w:t>
             </w:r>
@@ -2536,13 +3760,19 @@
       </w:tr>
       <w:tr>
         <w:tc>
-          <w:tcPr/>
-          <w:p>
-            <w:pPr>
-              <w:pStyle w:val="Compact"/>
-              <w:jc w:val="left"/>
-            </w:pPr>
-            <w:r>
+          <w:tcPr>
+            <w:noWrap/>
+          </w:tcPr>
+          <w:p>
+            <w:pPr>
+              <w:pStyle w:val="Compact"/>
+              <w:spacing w:before="20" w:after="20"/>
+              <w:jc w:val="left"/>
+            </w:pPr>
+            <w:r>
+              <w:rPr>
+                <w:sz w:val="18"/>
+              </w:rPr>
               <w:t xml:space="preserve">7</w:t>
             </w:r>
           </w:p>
@@ -2552,9 +3782,13 @@
           <w:p>
             <w:pPr>
               <w:pStyle w:val="Compact"/>
-              <w:jc w:val="left"/>
-            </w:pPr>
-            <w:r>
+              <w:spacing w:before="20" w:after="20"/>
+              <w:jc w:val="left"/>
+            </w:pPr>
+            <w:r>
+              <w:rPr>
+                <w:sz w:val="18"/>
+              </w:rPr>
               <w:t xml:space="preserve">Partners and commission</w:t>
             </w:r>
           </w:p>
@@ -2564,23 +3798,32 @@
           <w:p>
             <w:pPr>
               <w:pStyle w:val="Compact"/>
-              <w:jc w:val="left"/>
-            </w:pPr>
-            <w:r>
-              <w:rPr>
-                <w:rStyle w:val="VerbatimChar"/>
+              <w:spacing w:before="20" w:after="20"/>
+              <w:jc w:val="left"/>
+            </w:pPr>
+            <w:r>
+              <w:rPr>
+                <w:rStyle w:val="VerbatimChar"/>
+                <w:sz w:val="18"/>
               </w:rPr>
               <w:t xml:space="preserve">src/application/partnerService.js</w:t>
             </w:r>
             <w:r>
+              <w:rPr>
+                <w:sz w:val="18"/>
+              </w:rPr>
               <w:t xml:space="preserve">,</w:t>
             </w:r>
             <w:r>
-              <w:t xml:space="preserve"> </w:t>
-            </w:r>
-            <w:r>
-              <w:rPr>
-                <w:rStyle w:val="VerbatimChar"/>
+              <w:rPr>
+                <w:sz w:val="18"/>
+              </w:rPr>
+              <w:t xml:space="preserve"> </w:t>
+            </w:r>
+            <w:r>
+              <w:rPr>
+                <w:rStyle w:val="VerbatimChar"/>
+                <w:sz w:val="18"/>
               </w:rPr>
               <w:t xml:space="preserve">config/rules/commission.json</w:t>
             </w:r>
@@ -2589,13 +3832,19 @@
       </w:tr>
       <w:tr>
         <w:tc>
-          <w:tcPr/>
-          <w:p>
-            <w:pPr>
-              <w:pStyle w:val="Compact"/>
-              <w:jc w:val="left"/>
-            </w:pPr>
-            <w:r>
+          <w:tcPr>
+            <w:noWrap/>
+          </w:tcPr>
+          <w:p>
+            <w:pPr>
+              <w:pStyle w:val="Compact"/>
+              <w:spacing w:before="20" w:after="20"/>
+              <w:jc w:val="left"/>
+            </w:pPr>
+            <w:r>
+              <w:rPr>
+                <w:sz w:val="18"/>
+              </w:rPr>
               <w:t xml:space="preserve">8</w:t>
             </w:r>
           </w:p>
@@ -2605,9 +3854,13 @@
           <w:p>
             <w:pPr>
               <w:pStyle w:val="Compact"/>
-              <w:jc w:val="left"/>
-            </w:pPr>
-            <w:r>
+              <w:spacing w:before="20" w:after="20"/>
+              <w:jc w:val="left"/>
+            </w:pPr>
+            <w:r>
+              <w:rPr>
+                <w:sz w:val="18"/>
+              </w:rPr>
               <w:t xml:space="preserve">Claims FNOL state machine</w:t>
             </w:r>
           </w:p>
@@ -2617,27 +3870,39 @@
           <w:p>
             <w:pPr>
               <w:pStyle w:val="Compact"/>
-              <w:jc w:val="left"/>
-            </w:pPr>
-            <w:r>
-              <w:rPr>
-                <w:rStyle w:val="VerbatimChar"/>
+              <w:spacing w:before="20" w:after="20"/>
+              <w:jc w:val="left"/>
+            </w:pPr>
+            <w:r>
+              <w:rPr>
+                <w:rStyle w:val="VerbatimChar"/>
+                <w:sz w:val="18"/>
               </w:rPr>
               <w:t xml:space="preserve">src/application/claimsService.js</w:t>
             </w:r>
             <w:r>
-              <w:t xml:space="preserve"> </w:t>
-            </w:r>
-            <w:r>
+              <w:rPr>
+                <w:sz w:val="18"/>
+              </w:rPr>
+              <w:t xml:space="preserve"> </w:t>
+            </w:r>
+            <w:r>
+              <w:rPr>
+                <w:sz w:val="18"/>
+              </w:rPr>
               <w:t xml:space="preserve">(</w:t>
             </w:r>
             <w:r>
               <w:rPr>
                 <w:rStyle w:val="VerbatimChar"/>
+                <w:sz w:val="18"/>
               </w:rPr>
               <w:t xml:space="preserve">TRANSITIONS</w:t>
             </w:r>
             <w:r>
+              <w:rPr>
+                <w:sz w:val="18"/>
+              </w:rPr>
               <w:t xml:space="preserve">)</w:t>
             </w:r>
           </w:p>
@@ -2645,13 +3910,19 @@
       </w:tr>
       <w:tr>
         <w:tc>
-          <w:tcPr/>
-          <w:p>
-            <w:pPr>
-              <w:pStyle w:val="Compact"/>
-              <w:jc w:val="left"/>
-            </w:pPr>
-            <w:r>
+          <w:tcPr>
+            <w:noWrap/>
+          </w:tcPr>
+          <w:p>
+            <w:pPr>
+              <w:pStyle w:val="Compact"/>
+              <w:spacing w:before="20" w:after="20"/>
+              <w:jc w:val="left"/>
+            </w:pPr>
+            <w:r>
+              <w:rPr>
+                <w:sz w:val="18"/>
+              </w:rPr>
               <w:t xml:space="preserve">9</w:t>
             </w:r>
           </w:p>
@@ -2661,9 +3932,13 @@
           <w:p>
             <w:pPr>
               <w:pStyle w:val="Compact"/>
-              <w:jc w:val="left"/>
-            </w:pPr>
-            <w:r>
+              <w:spacing w:before="20" w:after="20"/>
+              <w:jc w:val="left"/>
+            </w:pPr>
+            <w:r>
+              <w:rPr>
+                <w:sz w:val="18"/>
+              </w:rPr>
               <w:t xml:space="preserve">Customer self-service and data subject rights</w:t>
             </w:r>
           </w:p>
@@ -2673,11 +3948,13 @@
           <w:p>
             <w:pPr>
               <w:pStyle w:val="Compact"/>
-              <w:jc w:val="left"/>
-            </w:pPr>
-            <w:r>
-              <w:rPr>
-                <w:rStyle w:val="VerbatimChar"/>
+              <w:spacing w:before="20" w:after="20"/>
+              <w:jc w:val="left"/>
+            </w:pPr>
+            <w:r>
+              <w:rPr>
+                <w:rStyle w:val="VerbatimChar"/>
+                <w:sz w:val="18"/>
               </w:rPr>
               <w:t xml:space="preserve">src/application/customerService.js</w:t>
             </w:r>
@@ -2686,13 +3963,19 @@
       </w:tr>
       <w:tr>
         <w:tc>
-          <w:tcPr/>
-          <w:p>
-            <w:pPr>
-              <w:pStyle w:val="Compact"/>
-              <w:jc w:val="left"/>
-            </w:pPr>
-            <w:r>
+          <w:tcPr>
+            <w:noWrap/>
+          </w:tcPr>
+          <w:p>
+            <w:pPr>
+              <w:pStyle w:val="Compact"/>
+              <w:spacing w:before="20" w:after="20"/>
+              <w:jc w:val="left"/>
+            </w:pPr>
+            <w:r>
+              <w:rPr>
+                <w:sz w:val="18"/>
+              </w:rPr>
               <w:t xml:space="preserve">10</w:t>
             </w:r>
           </w:p>
@@ -2702,9 +3985,13 @@
           <w:p>
             <w:pPr>
               <w:pStyle w:val="Compact"/>
-              <w:jc w:val="left"/>
-            </w:pPr>
-            <w:r>
+              <w:spacing w:before="20" w:after="20"/>
+              <w:jc w:val="left"/>
+            </w:pPr>
+            <w:r>
+              <w:rPr>
+                <w:sz w:val="18"/>
+              </w:rPr>
               <w:t xml:space="preserve">Insights and governance dashboards</w:t>
             </w:r>
           </w:p>
@@ -2714,23 +4001,32 @@
           <w:p>
             <w:pPr>
               <w:pStyle w:val="Compact"/>
-              <w:jc w:val="left"/>
-            </w:pPr>
-            <w:r>
-              <w:rPr>
-                <w:rStyle w:val="VerbatimChar"/>
+              <w:spacing w:before="20" w:after="20"/>
+              <w:jc w:val="left"/>
+            </w:pPr>
+            <w:r>
+              <w:rPr>
+                <w:rStyle w:val="VerbatimChar"/>
+                <w:sz w:val="18"/>
               </w:rPr>
               <w:t xml:space="preserve">src/application/insightsService.js</w:t>
             </w:r>
             <w:r>
+              <w:rPr>
+                <w:sz w:val="18"/>
+              </w:rPr>
               <w:t xml:space="preserve">,</w:t>
             </w:r>
             <w:r>
-              <w:t xml:space="preserve"> </w:t>
-            </w:r>
-            <w:r>
-              <w:rPr>
-                <w:rStyle w:val="VerbatimChar"/>
+              <w:rPr>
+                <w:sz w:val="18"/>
+              </w:rPr>
+              <w:t xml:space="preserve"> </w:t>
+            </w:r>
+            <w:r>
+              <w:rPr>
+                <w:rStyle w:val="VerbatimChar"/>
+                <w:sz w:val="18"/>
               </w:rPr>
               <w:t xml:space="preserve">config/rules/costs.json</w:t>
             </w:r>
@@ -2739,13 +4035,19 @@
       </w:tr>
       <w:tr>
         <w:tc>
-          <w:tcPr/>
-          <w:p>
-            <w:pPr>
-              <w:pStyle w:val="Compact"/>
-              <w:jc w:val="left"/>
-            </w:pPr>
-            <w:r>
+          <w:tcPr>
+            <w:noWrap/>
+          </w:tcPr>
+          <w:p>
+            <w:pPr>
+              <w:pStyle w:val="Compact"/>
+              <w:spacing w:before="20" w:after="20"/>
+              <w:jc w:val="left"/>
+            </w:pPr>
+            <w:r>
+              <w:rPr>
+                <w:sz w:val="18"/>
+              </w:rPr>
               <w:t xml:space="preserve">11</w:t>
             </w:r>
           </w:p>
@@ -2755,9 +4057,13 @@
           <w:p>
             <w:pPr>
               <w:pStyle w:val="Compact"/>
-              <w:jc w:val="left"/>
-            </w:pPr>
-            <w:r>
+              <w:spacing w:before="20" w:after="20"/>
+              <w:jc w:val="left"/>
+            </w:pPr>
+            <w:r>
+              <w:rPr>
+                <w:sz w:val="18"/>
+              </w:rPr>
               <w:t xml:space="preserve">Operations jobs: reconciliation, retention, relay</w:t>
             </w:r>
           </w:p>
@@ -2767,35 +4073,51 @@
           <w:p>
             <w:pPr>
               <w:pStyle w:val="Compact"/>
-              <w:jc w:val="left"/>
-            </w:pPr>
-            <w:r>
-              <w:rPr>
-                <w:rStyle w:val="VerbatimChar"/>
+              <w:spacing w:before="20" w:after="20"/>
+              <w:jc w:val="left"/>
+            </w:pPr>
+            <w:r>
+              <w:rPr>
+                <w:rStyle w:val="VerbatimChar"/>
+                <w:sz w:val="18"/>
               </w:rPr>
               <w:t xml:space="preserve">src/application/opsService.js</w:t>
             </w:r>
             <w:r>
+              <w:rPr>
+                <w:sz w:val="18"/>
+              </w:rPr>
               <w:t xml:space="preserve">,</w:t>
             </w:r>
             <w:r>
-              <w:t xml:space="preserve"> </w:t>
-            </w:r>
-            <w:r>
-              <w:rPr>
-                <w:rStyle w:val="VerbatimChar"/>
+              <w:rPr>
+                <w:sz w:val="18"/>
+              </w:rPr>
+              <w:t xml:space="preserve"> </w:t>
+            </w:r>
+            <w:r>
+              <w:rPr>
+                <w:rStyle w:val="VerbatimChar"/>
+                <w:sz w:val="18"/>
               </w:rPr>
               <w:t xml:space="preserve">src/jobs/cli.js</w:t>
             </w:r>
             <w:r>
+              <w:rPr>
+                <w:sz w:val="18"/>
+              </w:rPr>
               <w:t xml:space="preserve">,</w:t>
             </w:r>
             <w:r>
-              <w:t xml:space="preserve"> </w:t>
-            </w:r>
-            <w:r>
-              <w:rPr>
-                <w:rStyle w:val="VerbatimChar"/>
+              <w:rPr>
+                <w:sz w:val="18"/>
+              </w:rPr>
+              <w:t xml:space="preserve"> </w:t>
+            </w:r>
+            <w:r>
+              <w:rPr>
+                <w:rStyle w:val="VerbatimChar"/>
+                <w:sz w:val="18"/>
               </w:rPr>
               <w:t xml:space="preserve">config/rules/retention.json</w:t>
             </w:r>
@@ -2803,8 +4125,8 @@
         </w:tc>
       </w:tr>
     </w:tbl>
-    <w:bookmarkEnd w:id="27"/>
-    <w:bookmarkStart w:id="28" w:name="X7b4f5729e09e98e2c944182e14448df0c35923b"/>
+    <w:bookmarkEnd w:id="26"/>
+    <w:bookmarkStart w:id="27" w:name="X7b4f5729e09e98e2c944182e14448df0c35923b"/>
     <w:p>
       <w:pPr>
         <w:pStyle w:val="Heading3"/>
@@ -3008,7 +4330,31 @@
         <w:t xml:space="preserve">rejected</w:t>
       </w:r>
       <w:r>
-        <w:t xml:space="preserve">), four-eyes, rollback-as-new-draft, cache TTL of 15 s with event invalidation:</w:t>
+        <w:t xml:space="preserve">), four-eyes, compliance-officer approval for restricted kinds (</w:t>
+      </w:r>
+      <w:r>
+        <w:rPr>
+          <w:rStyle w:val="VerbatimChar"/>
+        </w:rPr>
+        <w:t xml:space="preserve">restrictedRuleKinds</w:t>
+      </w:r>
+      <w:r>
+        <w:t xml:space="preserve"> </w:t>
+      </w:r>
+      <w:r>
+        <w:t xml:space="preserve">in</w:t>
+      </w:r>
+      <w:r>
+        <w:t xml:space="preserve"> </w:t>
+      </w:r>
+      <w:r>
+        <w:rPr>
+          <w:rStyle w:val="VerbatimChar"/>
+        </w:rPr>
+        <w:t xml:space="preserve">config/security/rbac.json</w:t>
+      </w:r>
+      <w:r>
+        <w:t xml:space="preserve">), transactional activation, rollback-as-new-draft, cache TTL of 15 seconds with event invalidation:</w:t>
       </w:r>
       <w:r>
         <w:t xml:space="preserve"> </w:t>
@@ -3128,8 +4474,8 @@
         <w:t xml:space="preserve">).</w:t>
       </w:r>
     </w:p>
-    <w:bookmarkEnd w:id="28"/>
-    <w:bookmarkStart w:id="29" w:name="Xe39aba77b3594ad7f7f5cf332cd29a00c01606d"/>
+    <w:bookmarkEnd w:id="27"/>
+    <w:bookmarkStart w:id="28" w:name="Xe39aba77b3594ad7f7f5cf332cd29a00c01606d"/>
     <w:p>
       <w:pPr>
         <w:pStyle w:val="Heading3"/>
@@ -3628,8 +4974,8 @@
         <w:t xml:space="preserve">).</w:t>
       </w:r>
     </w:p>
-    <w:bookmarkEnd w:id="29"/>
-    <w:bookmarkStart w:id="30" w:name="X7dd563b2e0b34179c4b023ead96730089a0fc3a"/>
+    <w:bookmarkEnd w:id="28"/>
+    <w:bookmarkStart w:id="29" w:name="X7dd563b2e0b34179c4b023ead96730089a0fc3a"/>
     <w:p>
       <w:pPr>
         <w:pStyle w:val="Heading3"/>
@@ -4194,8 +5540,8 @@
         <w:t xml:space="preserve">).</w:t>
       </w:r>
     </w:p>
-    <w:bookmarkEnd w:id="30"/>
-    <w:bookmarkStart w:id="31" w:name="Xbc054733f16898d8ab4b6e4e12ab2034aa7c483"/>
+    <w:bookmarkEnd w:id="29"/>
+    <w:bookmarkStart w:id="30" w:name="Xbc054733f16898d8ab4b6e4e12ab2034aa7c483"/>
     <w:p>
       <w:pPr>
         <w:pStyle w:val="Heading3"/>
@@ -4512,8 +5858,8 @@
         <w:t xml:space="preserve">).</w:t>
       </w:r>
     </w:p>
-    <w:bookmarkEnd w:id="31"/>
-    <w:bookmarkStart w:id="35" w:name="X6e6d3172b201c1657b1953d9d19744bf8cfe108"/>
+    <w:bookmarkEnd w:id="30"/>
+    <w:bookmarkStart w:id="31" w:name="X6e6d3172b201c1657b1953d9d19744bf8cfe108"/>
     <w:p>
       <w:pPr>
         <w:pStyle w:val="Heading3"/>
@@ -4527,24 +5873,7 @@
         <w:pStyle w:val="FirstParagraph"/>
       </w:pPr>
       <w:r>
-        <w:t xml:space="preserve">The authoritative runbooks are in</w:t>
-      </w:r>
-      <w:r>
-        <w:t xml:space="preserve"> </w:t>
-      </w:r>
-      <w:hyperlink r:id="rId32">
-        <w:r>
-          <w:rPr>
-            <w:rStyle w:val="VerbatimChar"/>
-          </w:rPr>
-          <w:t xml:space="preserve">docs/operations/runbook-and-support-guide.docx</w:t>
-        </w:r>
-      </w:hyperlink>
-      <w:r>
-        <w:t xml:space="preserve"> </w:t>
-      </w:r>
-      <w:r>
-        <w:t xml:space="preserve">(incident runbooks</w:t>
+        <w:t xml:space="preserve">The authoritative runbooks are in the Runbook and Support Guide (docs/operations/runbook-and-support-guide.pdf), with incident runbooks</w:t>
       </w:r>
       <w:r>
         <w:t xml:space="preserve"> </w:t>
@@ -4573,38 +5902,7 @@
         <w:t xml:space="preserve">SOP-01 … SOP-09</w:t>
       </w:r>
       <w:r>
-        <w:t xml:space="preserve">), together with</w:t>
-      </w:r>
-      <w:r>
-        <w:t xml:space="preserve"> </w:t>
-      </w:r>
-      <w:hyperlink r:id="rId33">
-        <w:r>
-          <w:rPr>
-            <w:rStyle w:val="VerbatimChar"/>
-          </w:rPr>
-          <w:t xml:space="preserve">docs/operations/dr-bcp.docx</w:t>
-        </w:r>
-      </w:hyperlink>
-      <w:r>
-        <w:t xml:space="preserve"> </w:t>
-      </w:r>
-      <w:r>
-        <w:t xml:space="preserve">and</w:t>
-      </w:r>
-      <w:r>
-        <w:t xml:space="preserve"> </w:t>
-      </w:r>
-      <w:hyperlink r:id="rId34">
-        <w:r>
-          <w:rPr>
-            <w:rStyle w:val="VerbatimChar"/>
-          </w:rPr>
-          <w:t xml:space="preserve">docs/operations/monitoring-and-alerting.docx</w:t>
-        </w:r>
-      </w:hyperlink>
-      <w:r>
-        <w:t xml:space="preserve">. KT covers them as the topics below. The receiving team runs each one hands-on.</w:t>
+        <w:t xml:space="preserve">, together with the DR and BCP Plan (docs/operations/dr-bcp.pdf) and the Monitoring and Alerting document (docs/operations/monitoring-and-alerting.pdf). KT covers them as the topics below. The receiving team runs each one hands-on.</w:t>
       </w:r>
     </w:p>
     <w:tbl>
@@ -4631,12 +5929,14 @@
           <w:p>
             <w:pPr>
               <w:pStyle w:val="Compact"/>
+              <w:spacing w:before="20" w:after="20"/>
               <w:jc w:val="left"/>
             </w:pPr>
             <w:r>
               <w:rPr>
                 <w:b/>
                 <w:color w:val="FFFFFF"/>
+                <w:sz w:val="18"/>
               </w:rPr>
               <w:t xml:space="preserve">KT topic</w:t>
             </w:r>
@@ -4649,12 +5949,14 @@
           <w:p>
             <w:pPr>
               <w:pStyle w:val="Compact"/>
+              <w:spacing w:before="20" w:after="20"/>
               <w:jc w:val="left"/>
             </w:pPr>
             <w:r>
               <w:rPr>
                 <w:b/>
                 <w:color w:val="FFFFFF"/>
+                <w:sz w:val="18"/>
               </w:rPr>
               <w:t xml:space="preserve">Covered by (operations docs)</w:t>
             </w:r>
@@ -4667,12 +5969,14 @@
           <w:p>
             <w:pPr>
               <w:pStyle w:val="Compact"/>
+              <w:spacing w:before="20" w:after="20"/>
               <w:jc w:val="left"/>
             </w:pPr>
             <w:r>
               <w:rPr>
                 <w:b/>
                 <w:color w:val="FFFFFF"/>
+                <w:sz w:val="18"/>
               </w:rPr>
               <w:t xml:space="preserve">Hands-on in KT</w:t>
             </w:r>
@@ -4685,18 +5989,26 @@
           <w:p>
             <w:pPr>
               <w:pStyle w:val="Compact"/>
-              <w:jc w:val="left"/>
-            </w:pPr>
-            <w:r>
+              <w:spacing w:before="20" w:after="20"/>
+              <w:jc w:val="left"/>
+            </w:pPr>
+            <w:r>
+              <w:rPr>
+                <w:sz w:val="18"/>
+              </w:rPr>
               <w:t xml:space="preserve">Scheduled jobs: journeys, recompute, reconcile, retention, relay (</w:t>
             </w:r>
             <w:r>
               <w:rPr>
                 <w:rStyle w:val="VerbatimChar"/>
+                <w:sz w:val="18"/>
               </w:rPr>
               <w:t xml:space="preserve">npm run job -- &lt;name&gt;</w:t>
             </w:r>
             <w:r>
+              <w:rPr>
+                <w:sz w:val="18"/>
+              </w:rPr>
               <w:t xml:space="preserve">)</w:t>
             </w:r>
           </w:p>
@@ -4706,9 +6018,13 @@
           <w:p>
             <w:pPr>
               <w:pStyle w:val="Compact"/>
-              <w:jc w:val="left"/>
-            </w:pPr>
-            <w:r>
+              <w:spacing w:before="20" w:after="20"/>
+              <w:jc w:val="left"/>
+            </w:pPr>
+            <w:r>
+              <w:rPr>
+                <w:sz w:val="18"/>
+              </w:rPr>
               <w:t xml:space="preserve">SOP-09 Re-running scheduled jobs</w:t>
             </w:r>
           </w:p>
@@ -4718,9 +6034,13 @@
           <w:p>
             <w:pPr>
               <w:pStyle w:val="Compact"/>
-              <w:jc w:val="left"/>
-            </w:pPr>
-            <w:r>
+              <w:spacing w:before="20" w:after="20"/>
+              <w:jc w:val="left"/>
+            </w:pPr>
+            <w:r>
+              <w:rPr>
+                <w:sz w:val="18"/>
+              </w:rPr>
               <w:t xml:space="preserve">Run each job and read its summary and job history</w:t>
             </w:r>
           </w:p>
@@ -4732,9 +6052,13 @@
           <w:p>
             <w:pPr>
               <w:pStyle w:val="Compact"/>
-              <w:jc w:val="left"/>
-            </w:pPr>
-            <w:r>
+              <w:spacing w:before="20" w:after="20"/>
+              <w:jc w:val="left"/>
+            </w:pPr>
+            <w:r>
+              <w:rPr>
+                <w:sz w:val="18"/>
+              </w:rPr>
               <w:t xml:space="preserve">Database down, readiness failing, restore</w:t>
             </w:r>
           </w:p>
@@ -4744,70 +6068,81 @@
           <w:p>
             <w:pPr>
               <w:pStyle w:val="Compact"/>
-              <w:jc w:val="left"/>
-            </w:pPr>
-            <w:r>
-              <w:t xml:space="preserve">RB-01,</w:t>
-            </w:r>
-            <w:r>
-              <w:t xml:space="preserve"> </w:t>
-            </w:r>
-            <w:r>
-              <w:rPr>
-                <w:rStyle w:val="VerbatimChar"/>
-              </w:rPr>
-              <w:t xml:space="preserve">dr-bcp.md</w:t>
-            </w:r>
-            <w:r>
-              <w:t xml:space="preserve"> </w:t>
-            </w:r>
-            <w:r>
-              <w:t xml:space="preserve">§6</w:t>
-            </w:r>
-          </w:p>
-        </w:tc>
-        <w:tc>
-          <w:tcPr/>
-          <w:p>
-            <w:pPr>
-              <w:pStyle w:val="Compact"/>
+              <w:spacing w:before="20" w:after="20"/>
+              <w:jc w:val="left"/>
+            </w:pPr>
+            <w:r>
+              <w:rPr>
+                <w:sz w:val="18"/>
+              </w:rPr>
+              <w:t xml:space="preserve">RB-01, DR and BCP Plan section 6</w:t>
+            </w:r>
+          </w:p>
+        </w:tc>
+        <w:tc>
+          <w:tcPr/>
+          <w:p>
+            <w:pPr>
+              <w:pStyle w:val="Compact"/>
+              <w:spacing w:before="20" w:after="20"/>
               <w:jc w:val="left"/>
             </w:pPr>
             <w:r>
               <w:rPr>
                 <w:bCs/>
                 <w:b/>
+                <w:sz w:val="18"/>
               </w:rPr>
               <w:t xml:space="preserve">Drill:</w:t>
             </w:r>
             <w:r>
-              <w:t xml:space="preserve"> </w:t>
-            </w:r>
-            <w:r>
+              <w:rPr>
+                <w:sz w:val="18"/>
+              </w:rPr>
+              <w:t xml:space="preserve"> </w:t>
+            </w:r>
+            <w:r>
+              <w:rPr>
+                <w:sz w:val="18"/>
+              </w:rPr>
               <w:t xml:space="preserve">point-in-time restore,</w:t>
             </w:r>
             <w:r>
-              <w:t xml:space="preserve"> </w:t>
-            </w:r>
-            <w:r>
-              <w:rPr>
-                <w:rStyle w:val="VerbatimChar"/>
+              <w:rPr>
+                <w:sz w:val="18"/>
+              </w:rPr>
+              <w:t xml:space="preserve"> </w:t>
+            </w:r>
+            <w:r>
+              <w:rPr>
+                <w:rStyle w:val="VerbatimChar"/>
+                <w:sz w:val="18"/>
               </w:rPr>
               <w:t xml:space="preserve">npm run migrate</w:t>
             </w:r>
             <w:r>
+              <w:rPr>
+                <w:sz w:val="18"/>
+              </w:rPr>
               <w:t xml:space="preserve">, verify</w:t>
             </w:r>
             <w:r>
-              <w:t xml:space="preserve"> </w:t>
-            </w:r>
-            <w:r>
-              <w:rPr>
-                <w:rStyle w:val="VerbatimChar"/>
+              <w:rPr>
+                <w:sz w:val="18"/>
+              </w:rPr>
+              <w:t xml:space="preserve"> </w:t>
+            </w:r>
+            <w:r>
+              <w:rPr>
+                <w:rStyle w:val="VerbatimChar"/>
+                <w:sz w:val="18"/>
               </w:rPr>
               <w:t xml:space="preserve">/health/ready</w:t>
             </w:r>
             <w:r>
+              <w:rPr>
+                <w:sz w:val="18"/>
+              </w:rPr>
               <w:t xml:space="preserve">, audit chain and reconciliation</w:t>
             </w:r>
           </w:p>
@@ -4819,9 +6154,13 @@
           <w:p>
             <w:pPr>
               <w:pStyle w:val="Compact"/>
-              <w:jc w:val="left"/>
-            </w:pPr>
-            <w:r>
+              <w:spacing w:before="20" w:after="20"/>
+              <w:jc w:val="left"/>
+            </w:pPr>
+            <w:r>
+              <w:rPr>
+                <w:sz w:val="18"/>
+              </w:rPr>
               <w:t xml:space="preserve">Integration circuit open (wallet, TASCO core, messaging, voice-AI)</w:t>
             </w:r>
           </w:p>
@@ -4831,9 +6170,13 @@
           <w:p>
             <w:pPr>
               <w:pStyle w:val="Compact"/>
-              <w:jc w:val="left"/>
-            </w:pPr>
-            <w:r>
+              <w:spacing w:before="20" w:after="20"/>
+              <w:jc w:val="left"/>
+            </w:pPr>
+            <w:r>
+              <w:rPr>
+                <w:sz w:val="18"/>
+              </w:rPr>
               <w:t xml:space="preserve">RB-02 … RB-05</w:t>
             </w:r>
           </w:p>
@@ -4843,17 +6186,25 @@
           <w:p>
             <w:pPr>
               <w:pStyle w:val="Compact"/>
-              <w:jc w:val="left"/>
-            </w:pPr>
-            <w:r>
+              <w:spacing w:before="20" w:after="20"/>
+              <w:jc w:val="left"/>
+            </w:pPr>
+            <w:r>
+              <w:rPr>
+                <w:sz w:val="18"/>
+              </w:rPr>
               <w:t xml:space="preserve">Simulate a gateway failure in SANDBOX and watch the circuit in</w:t>
             </w:r>
             <w:r>
-              <w:t xml:space="preserve"> </w:t>
-            </w:r>
-            <w:r>
-              <w:rPr>
-                <w:rStyle w:val="VerbatimChar"/>
+              <w:rPr>
+                <w:sz w:val="18"/>
+              </w:rPr>
+              <w:t xml:space="preserve"> </w:t>
+            </w:r>
+            <w:r>
+              <w:rPr>
+                <w:rStyle w:val="VerbatimChar"/>
+                <w:sz w:val="18"/>
               </w:rPr>
               <w:t xml:space="preserve">/api/ops/status</w:t>
             </w:r>
@@ -4866,21 +6217,31 @@
           <w:p>
             <w:pPr>
               <w:pStyle w:val="Compact"/>
-              <w:jc w:val="left"/>
-            </w:pPr>
-            <w:r>
+              <w:spacing w:before="20" w:after="20"/>
+              <w:jc w:val="left"/>
+            </w:pPr>
+            <w:r>
+              <w:rPr>
+                <w:sz w:val="18"/>
+              </w:rPr>
               <w:t xml:space="preserve">Outbox backlog</w:t>
             </w:r>
           </w:p>
         </w:tc>
         <w:tc>
-          <w:tcPr/>
-          <w:p>
-            <w:pPr>
-              <w:pStyle w:val="Compact"/>
-              <w:jc w:val="left"/>
-            </w:pPr>
-            <w:r>
+          <w:tcPr>
+            <w:noWrap/>
+          </w:tcPr>
+          <w:p>
+            <w:pPr>
+              <w:pStyle w:val="Compact"/>
+              <w:spacing w:before="20" w:after="20"/>
+              <w:jc w:val="left"/>
+            </w:pPr>
+            <w:r>
+              <w:rPr>
+                <w:sz w:val="18"/>
+              </w:rPr>
               <w:t xml:space="preserve">RB-06</w:t>
             </w:r>
           </w:p>
@@ -4890,18 +6251,26 @@
           <w:p>
             <w:pPr>
               <w:pStyle w:val="Compact"/>
-              <w:jc w:val="left"/>
-            </w:pPr>
-            <w:r>
+              <w:spacing w:before="20" w:after="20"/>
+              <w:jc w:val="left"/>
+            </w:pPr>
+            <w:r>
+              <w:rPr>
+                <w:sz w:val="18"/>
+              </w:rPr>
               <w:t xml:space="preserve">Run relay (</w:t>
             </w:r>
             <w:r>
               <w:rPr>
                 <w:rStyle w:val="VerbatimChar"/>
+                <w:sz w:val="18"/>
               </w:rPr>
               <w:t xml:space="preserve">POST /api/ops/jobs/relay</w:t>
             </w:r>
             <w:r>
+              <w:rPr>
+                <w:sz w:val="18"/>
+              </w:rPr>
               <w:t xml:space="preserve">)</w:t>
             </w:r>
           </w:p>
@@ -4913,21 +6282,31 @@
           <w:p>
             <w:pPr>
               <w:pStyle w:val="Compact"/>
-              <w:jc w:val="left"/>
-            </w:pPr>
-            <w:r>
+              <w:spacing w:before="20" w:after="20"/>
+              <w:jc w:val="left"/>
+            </w:pPr>
+            <w:r>
+              <w:rPr>
+                <w:sz w:val="18"/>
+              </w:rPr>
               <w:t xml:space="preserve">Journey run skipped many touchpoints</w:t>
             </w:r>
           </w:p>
         </w:tc>
         <w:tc>
-          <w:tcPr/>
-          <w:p>
-            <w:pPr>
-              <w:pStyle w:val="Compact"/>
-              <w:jc w:val="left"/>
-            </w:pPr>
-            <w:r>
+          <w:tcPr>
+            <w:noWrap/>
+          </w:tcPr>
+          <w:p>
+            <w:pPr>
+              <w:pStyle w:val="Compact"/>
+              <w:spacing w:before="20" w:after="20"/>
+              <w:jc w:val="left"/>
+            </w:pPr>
+            <w:r>
+              <w:rPr>
+                <w:sz w:val="18"/>
+              </w:rPr>
               <w:t xml:space="preserve">RB-07</w:t>
             </w:r>
           </w:p>
@@ -4937,9 +6316,13 @@
           <w:p>
             <w:pPr>
               <w:pStyle w:val="Compact"/>
-              <w:jc w:val="left"/>
-            </w:pPr>
-            <w:r>
+              <w:spacing w:before="20" w:after="20"/>
+              <w:jc w:val="left"/>
+            </w:pPr>
+            <w:r>
+              <w:rPr>
+                <w:sz w:val="18"/>
+              </w:rPr>
               <w:t xml:space="preserve">Interpret skip reasons (consent, window, caps, copy guard)</w:t>
             </w:r>
           </w:p>
@@ -4951,21 +6334,31 @@
           <w:p>
             <w:pPr>
               <w:pStyle w:val="Compact"/>
-              <w:jc w:val="left"/>
-            </w:pPr>
-            <w:r>
+              <w:spacing w:before="20" w:after="20"/>
+              <w:jc w:val="left"/>
+            </w:pPr>
+            <w:r>
+              <w:rPr>
+                <w:sz w:val="18"/>
+              </w:rPr>
               <w:t xml:space="preserve">Audit chain verification fails</w:t>
             </w:r>
           </w:p>
         </w:tc>
         <w:tc>
-          <w:tcPr/>
-          <w:p>
-            <w:pPr>
-              <w:pStyle w:val="Compact"/>
-              <w:jc w:val="left"/>
-            </w:pPr>
-            <w:r>
+          <w:tcPr>
+            <w:noWrap/>
+          </w:tcPr>
+          <w:p>
+            <w:pPr>
+              <w:pStyle w:val="Compact"/>
+              <w:spacing w:before="20" w:after="20"/>
+              <w:jc w:val="left"/>
+            </w:pPr>
+            <w:r>
+              <w:rPr>
+                <w:sz w:val="18"/>
+              </w:rPr>
               <w:t xml:space="preserve">RB-08</w:t>
             </w:r>
           </w:p>
@@ -4975,19 +6368,27 @@
           <w:p>
             <w:pPr>
               <w:pStyle w:val="Compact"/>
+              <w:spacing w:before="20" w:after="20"/>
               <w:jc w:val="left"/>
             </w:pPr>
             <w:r>
               <w:rPr>
                 <w:bCs/>
                 <w:b/>
+                <w:sz w:val="18"/>
               </w:rPr>
               <w:t xml:space="preserve">Drill:</w:t>
             </w:r>
             <w:r>
-              <w:t xml:space="preserve"> </w:t>
-            </w:r>
-            <w:r>
+              <w:rPr>
+                <w:sz w:val="18"/>
+              </w:rPr>
+              <w:t xml:space="preserve"> </w:t>
+            </w:r>
+            <w:r>
+              <w:rPr>
+                <w:sz w:val="18"/>
+              </w:rPr>
               <w:t xml:space="preserve">tabletop exercise with Security</w:t>
             </w:r>
           </w:p>
@@ -4999,9 +6400,13 @@
           <w:p>
             <w:pPr>
               <w:pStyle w:val="Compact"/>
-              <w:jc w:val="left"/>
-            </w:pPr>
-            <w:r>
+              <w:spacing w:before="20" w:after="20"/>
+              <w:jc w:val="left"/>
+            </w:pPr>
+            <w:r>
+              <w:rPr>
+                <w:sz w:val="18"/>
+              </w:rPr>
               <w:t xml:space="preserve">Lockouts, MFA reset, password reset</w:t>
             </w:r>
           </w:p>
@@ -5011,9 +6416,13 @@
           <w:p>
             <w:pPr>
               <w:pStyle w:val="Compact"/>
-              <w:jc w:val="left"/>
-            </w:pPr>
-            <w:r>
+              <w:spacing w:before="20" w:after="20"/>
+              <w:jc w:val="left"/>
+            </w:pPr>
+            <w:r>
+              <w:rPr>
+                <w:sz w:val="18"/>
+              </w:rPr>
               <w:t xml:space="preserve">RB-09, SOP-08</w:t>
             </w:r>
           </w:p>
@@ -5023,10 +6432,27 @@
           <w:p>
             <w:pPr>
               <w:pStyle w:val="Compact"/>
-              <w:jc w:val="left"/>
-            </w:pPr>
-            <w:r>
-              <w:t xml:space="preserve">Unlock and replace an account in SANDBOX</w:t>
+              <w:spacing w:before="20" w:after="20"/>
+              <w:jc w:val="left"/>
+            </w:pPr>
+            <w:r>
+              <w:rPr>
+                <w:sz w:val="18"/>
+              </w:rPr>
+              <w:t xml:space="preserve">Unlock an account and reset MFA (</w:t>
+            </w:r>
+            <w:r>
+              <w:rPr>
+                <w:rStyle w:val="VerbatimChar"/>
+                <w:sz w:val="18"/>
+              </w:rPr>
+              <w:t xml:space="preserve">POST /api/users/:id/reset</w:t>
+            </w:r>
+            <w:r>
+              <w:rPr>
+                <w:sz w:val="18"/>
+              </w:rPr>
+              <w:t xml:space="preserve">) in SANDBOX</w:t>
             </w:r>
           </w:p>
         </w:tc>
@@ -5037,21 +6463,31 @@
           <w:p>
             <w:pPr>
               <w:pStyle w:val="Compact"/>
-              <w:jc w:val="left"/>
-            </w:pPr>
-            <w:r>
+              <w:spacing w:before="20" w:after="20"/>
+              <w:jc w:val="left"/>
+            </w:pPr>
+            <w:r>
+              <w:rPr>
+                <w:sz w:val="18"/>
+              </w:rPr>
               <w:t xml:space="preserve">Rule set activated by mistake</w:t>
             </w:r>
           </w:p>
         </w:tc>
         <w:tc>
-          <w:tcPr/>
-          <w:p>
-            <w:pPr>
-              <w:pStyle w:val="Compact"/>
-              <w:jc w:val="left"/>
-            </w:pPr>
-            <w:r>
+          <w:tcPr>
+            <w:noWrap/>
+          </w:tcPr>
+          <w:p>
+            <w:pPr>
+              <w:pStyle w:val="Compact"/>
+              <w:spacing w:before="20" w:after="20"/>
+              <w:jc w:val="left"/>
+            </w:pPr>
+            <w:r>
+              <w:rPr>
+                <w:sz w:val="18"/>
+              </w:rPr>
               <w:t xml:space="preserve">RB-10</w:t>
             </w:r>
           </w:p>
@@ -5061,9 +6497,13 @@
           <w:p>
             <w:pPr>
               <w:pStyle w:val="Compact"/>
-              <w:jc w:val="left"/>
-            </w:pPr>
-            <w:r>
+              <w:spacing w:before="20" w:after="20"/>
+              <w:jc w:val="left"/>
+            </w:pPr>
+            <w:r>
+              <w:rPr>
+                <w:sz w:val="18"/>
+              </w:rPr>
               <w:t xml:space="preserve">Roll back through the Rules studio (new draft plus approval)</w:t>
             </w:r>
           </w:p>
@@ -5075,21 +6515,31 @@
           <w:p>
             <w:pPr>
               <w:pStyle w:val="Compact"/>
-              <w:jc w:val="left"/>
-            </w:pPr>
-            <w:r>
+              <w:spacing w:before="20" w:after="20"/>
+              <w:jc w:val="left"/>
+            </w:pPr>
+            <w:r>
+              <w:rPr>
+                <w:sz w:val="18"/>
+              </w:rPr>
               <w:t xml:space="preserve">Payment captured but issuance failed</w:t>
             </w:r>
           </w:p>
         </w:tc>
         <w:tc>
-          <w:tcPr/>
-          <w:p>
-            <w:pPr>
-              <w:pStyle w:val="Compact"/>
-              <w:jc w:val="left"/>
-            </w:pPr>
-            <w:r>
+          <w:tcPr>
+            <w:noWrap/>
+          </w:tcPr>
+          <w:p>
+            <w:pPr>
+              <w:pStyle w:val="Compact"/>
+              <w:spacing w:before="20" w:after="20"/>
+              <w:jc w:val="left"/>
+            </w:pPr>
+            <w:r>
+              <w:rPr>
+                <w:sz w:val="18"/>
+              </w:rPr>
               <w:t xml:space="preserve">RB-11</w:t>
             </w:r>
           </w:p>
@@ -5099,10 +6549,46 @@
           <w:p>
             <w:pPr>
               <w:pStyle w:val="Compact"/>
-              <w:jc w:val="left"/>
-            </w:pPr>
-            <w:r>
-              <w:t xml:space="preserve">Reconciliation and refund verification</w:t>
+              <w:spacing w:before="20" w:after="20"/>
+              <w:jc w:val="left"/>
+            </w:pPr>
+            <w:r>
+              <w:rPr>
+                <w:sz w:val="18"/>
+              </w:rPr>
+              <w:t xml:space="preserve">Reconciliation (</w:t>
+            </w:r>
+            <w:r>
+              <w:rPr>
+                <w:rStyle w:val="VerbatimChar"/>
+                <w:sz w:val="18"/>
+              </w:rPr>
+              <w:t xml:space="preserve">issuance_failed_refunded</w:t>
+            </w:r>
+            <w:r>
+              <w:rPr>
+                <w:sz w:val="18"/>
+              </w:rPr>
+              <w:t xml:space="preserve">,</w:t>
+            </w:r>
+            <w:r>
+              <w:rPr>
+                <w:sz w:val="18"/>
+              </w:rPr>
+              <w:t xml:space="preserve"> </w:t>
+            </w:r>
+            <w:r>
+              <w:rPr>
+                <w:rStyle w:val="VerbatimChar"/>
+                <w:sz w:val="18"/>
+              </w:rPr>
+              <w:t xml:space="preserve">compensation_failed</w:t>
+            </w:r>
+            <w:r>
+              <w:rPr>
+                <w:sz w:val="18"/>
+              </w:rPr>
+              <w:t xml:space="preserve">) and refund verification</w:t>
             </w:r>
           </w:p>
         </w:tc>
@@ -5113,9 +6599,13 @@
           <w:p>
             <w:pPr>
               <w:pStyle w:val="Compact"/>
-              <w:jc w:val="left"/>
-            </w:pPr>
-            <w:r>
+              <w:spacing w:before="20" w:after="20"/>
+              <w:jc w:val="left"/>
+            </w:pPr>
+            <w:r>
+              <w:rPr>
+                <w:sz w:val="18"/>
+              </w:rPr>
               <w:t xml:space="preserve">Latency, memory, certificate verification, partner API failures</w:t>
             </w:r>
           </w:p>
@@ -5125,9 +6615,13 @@
           <w:p>
             <w:pPr>
               <w:pStyle w:val="Compact"/>
-              <w:jc w:val="left"/>
-            </w:pPr>
-            <w:r>
+              <w:spacing w:before="20" w:after="20"/>
+              <w:jc w:val="left"/>
+            </w:pPr>
+            <w:r>
+              <w:rPr>
+                <w:sz w:val="18"/>
+              </w:rPr>
               <w:t xml:space="preserve">RB-12 … RB-15</w:t>
             </w:r>
           </w:p>
@@ -5137,32 +6631,50 @@
           <w:p>
             <w:pPr>
               <w:pStyle w:val="Compact"/>
-              <w:jc w:val="left"/>
-            </w:pPr>
-            <w:r>
+              <w:spacing w:before="20" w:after="20"/>
+              <w:jc w:val="left"/>
+            </w:pPr>
+            <w:r>
+              <w:rPr>
+                <w:sz w:val="18"/>
+              </w:rPr>
               <w:t xml:space="preserve">Read</w:t>
             </w:r>
             <w:r>
-              <w:t xml:space="preserve"> </w:t>
-            </w:r>
-            <w:r>
-              <w:rPr>
-                <w:rStyle w:val="VerbatimChar"/>
+              <w:rPr>
+                <w:sz w:val="18"/>
+              </w:rPr>
+              <w:t xml:space="preserve"> </w:t>
+            </w:r>
+            <w:r>
+              <w:rPr>
+                <w:rStyle w:val="VerbatimChar"/>
+                <w:sz w:val="18"/>
               </w:rPr>
               <w:t xml:space="preserve">/metrics</w:t>
             </w:r>
             <w:r>
-              <w:t xml:space="preserve"> </w:t>
-            </w:r>
-            <w:r>
+              <w:rPr>
+                <w:sz w:val="18"/>
+              </w:rPr>
+              <w:t xml:space="preserve"> </w:t>
+            </w:r>
+            <w:r>
+              <w:rPr>
+                <w:sz w:val="18"/>
+              </w:rPr>
               <w:t xml:space="preserve">and logs by</w:t>
             </w:r>
             <w:r>
-              <w:t xml:space="preserve"> </w:t>
-            </w:r>
-            <w:r>
-              <w:rPr>
-                <w:rStyle w:val="VerbatimChar"/>
+              <w:rPr>
+                <w:sz w:val="18"/>
+              </w:rPr>
+              <w:t xml:space="preserve"> </w:t>
+            </w:r>
+            <w:r>
+              <w:rPr>
+                <w:rStyle w:val="VerbatimChar"/>
+                <w:sz w:val="18"/>
               </w:rPr>
               <w:t xml:space="preserve">requestId</w:t>
             </w:r>
@@ -5175,9 +6687,13 @@
           <w:p>
             <w:pPr>
               <w:pStyle w:val="Compact"/>
-              <w:jc w:val="left"/>
-            </w:pPr>
-            <w:r>
+              <w:spacing w:before="20" w:after="20"/>
+              <w:jc w:val="left"/>
+            </w:pPr>
+            <w:r>
+              <w:rPr>
+                <w:sz w:val="18"/>
+              </w:rPr>
               <w:t xml:space="preserve">Key and secret rotation</w:t>
             </w:r>
           </w:p>
@@ -5187,27 +6703,39 @@
           <w:p>
             <w:pPr>
               <w:pStyle w:val="Compact"/>
-              <w:jc w:val="left"/>
-            </w:pPr>
-            <w:r>
+              <w:spacing w:before="20" w:after="20"/>
+              <w:jc w:val="left"/>
+            </w:pPr>
+            <w:r>
+              <w:rPr>
+                <w:sz w:val="18"/>
+              </w:rPr>
               <w:t xml:space="preserve">SOP-01 (</w:t>
             </w:r>
             <w:r>
               <w:rPr>
                 <w:rStyle w:val="VerbatimChar"/>
+                <w:sz w:val="18"/>
               </w:rPr>
               <w:t xml:space="preserve">DATA_KEYS</w:t>
             </w:r>
             <w:r>
+              <w:rPr>
+                <w:sz w:val="18"/>
+              </w:rPr>
               <w:t xml:space="preserve">), SOP-02 (</w:t>
             </w:r>
             <w:r>
               <w:rPr>
                 <w:rStyle w:val="VerbatimChar"/>
+                <w:sz w:val="18"/>
               </w:rPr>
               <w:t xml:space="preserve">JWT_SECRET</w:t>
             </w:r>
             <w:r>
+              <w:rPr>
+                <w:sz w:val="18"/>
+              </w:rPr>
               <w:t xml:space="preserve">)</w:t>
             </w:r>
           </w:p>
@@ -5217,19 +6745,27 @@
           <w:p>
             <w:pPr>
               <w:pStyle w:val="Compact"/>
+              <w:spacing w:before="20" w:after="20"/>
               <w:jc w:val="left"/>
             </w:pPr>
             <w:r>
               <w:rPr>
                 <w:bCs/>
                 <w:b/>
+                <w:sz w:val="18"/>
               </w:rPr>
               <w:t xml:space="preserve">Drill:</w:t>
             </w:r>
             <w:r>
-              <w:t xml:space="preserve"> </w:t>
-            </w:r>
-            <w:r>
+              <w:rPr>
+                <w:sz w:val="18"/>
+              </w:rPr>
+              <w:t xml:space="preserve"> </w:t>
+            </w:r>
+            <w:r>
+              <w:rPr>
+                <w:sz w:val="18"/>
+              </w:rPr>
               <w:t xml:space="preserve">rotate the data key in SANDBOX</w:t>
             </w:r>
           </w:p>
@@ -5241,21 +6777,31 @@
           <w:p>
             <w:pPr>
               <w:pStyle w:val="Compact"/>
-              <w:jc w:val="left"/>
-            </w:pPr>
-            <w:r>
+              <w:spacing w:before="20" w:after="20"/>
+              <w:jc w:val="left"/>
+            </w:pPr>
+            <w:r>
+              <w:rPr>
+                <w:sz w:val="18"/>
+              </w:rPr>
               <w:t xml:space="preserve">Partner key issue, rotation and revocation</w:t>
             </w:r>
           </w:p>
         </w:tc>
         <w:tc>
-          <w:tcPr/>
-          <w:p>
-            <w:pPr>
-              <w:pStyle w:val="Compact"/>
-              <w:jc w:val="left"/>
-            </w:pPr>
-            <w:r>
+          <w:tcPr>
+            <w:noWrap/>
+          </w:tcPr>
+          <w:p>
+            <w:pPr>
+              <w:pStyle w:val="Compact"/>
+              <w:spacing w:before="20" w:after="20"/>
+              <w:jc w:val="left"/>
+            </w:pPr>
+            <w:r>
+              <w:rPr>
+                <w:sz w:val="18"/>
+              </w:rPr>
               <w:t xml:space="preserve">SOP-04</w:t>
             </w:r>
           </w:p>
@@ -5265,19 +6811,27 @@
           <w:p>
             <w:pPr>
               <w:pStyle w:val="Compact"/>
+              <w:spacing w:before="20" w:after="20"/>
               <w:jc w:val="left"/>
             </w:pPr>
             <w:r>
               <w:rPr>
                 <w:bCs/>
                 <w:b/>
+                <w:sz w:val="18"/>
               </w:rPr>
               <w:t xml:space="preserve">Drill:</w:t>
             </w:r>
             <w:r>
-              <w:t xml:space="preserve"> </w:t>
-            </w:r>
-            <w:r>
+              <w:rPr>
+                <w:sz w:val="18"/>
+              </w:rPr>
+              <w:t xml:space="preserve"> </w:t>
+            </w:r>
+            <w:r>
+              <w:rPr>
+                <w:sz w:val="18"/>
+              </w:rPr>
               <w:t xml:space="preserve">revoke a compromised key</w:t>
             </w:r>
           </w:p>
@@ -5289,9 +6843,13 @@
           <w:p>
             <w:pPr>
               <w:pStyle w:val="Compact"/>
-              <w:jc w:val="left"/>
-            </w:pPr>
-            <w:r>
+              <w:spacing w:before="20" w:after="20"/>
+              <w:jc w:val="left"/>
+            </w:pPr>
+            <w:r>
+              <w:rPr>
+                <w:sz w:val="18"/>
+              </w:rPr>
               <w:t xml:space="preserve">DSAR, data correction, outbound kill switch, offboarding</w:t>
             </w:r>
           </w:p>
@@ -5301,9 +6859,13 @@
           <w:p>
             <w:pPr>
               <w:pStyle w:val="Compact"/>
-              <w:jc w:val="left"/>
-            </w:pPr>
-            <w:r>
+              <w:spacing w:before="20" w:after="20"/>
+              <w:jc w:val="left"/>
+            </w:pPr>
+            <w:r>
+              <w:rPr>
+                <w:sz w:val="18"/>
+              </w:rPr>
               <w:t xml:space="preserve">SOP-05, SOP-06, SOP-07, SOP-03</w:t>
             </w:r>
           </w:p>
@@ -5313,17 +6875,21 @@
           <w:p>
             <w:pPr>
               <w:pStyle w:val="Compact"/>
-              <w:jc w:val="left"/>
-            </w:pPr>
-            <w:r>
+              <w:spacing w:before="20" w:after="20"/>
+              <w:jc w:val="left"/>
+            </w:pPr>
+            <w:r>
+              <w:rPr>
+                <w:sz w:val="18"/>
+              </w:rPr>
               <w:t xml:space="preserve">Walk-through with Compliance and Data</w:t>
             </w:r>
           </w:p>
         </w:tc>
       </w:tr>
     </w:tbl>
-    <w:bookmarkEnd w:id="35"/>
-    <w:bookmarkStart w:id="37" w:name="X5bfa545682fb38cfd09e27a65347c298d7a8676"/>
+    <w:bookmarkEnd w:id="31"/>
+    <w:bookmarkStart w:id="32" w:name="X5bfa545682fb38cfd09e27a65347c298d7a8676"/>
     <w:p>
       <w:pPr>
         <w:pStyle w:val="Heading3"/>
@@ -5337,24 +6903,7 @@
         <w:pStyle w:val="FirstParagraph"/>
       </w:pPr>
       <w:r>
-        <w:t xml:space="preserve">These are covered in</w:t>
-      </w:r>
-      <w:r>
-        <w:t xml:space="preserve"> </w:t>
-      </w:r>
-      <w:hyperlink r:id="rId36">
-        <w:r>
-          <w:rPr>
-            <w:rStyle w:val="Hyperlink"/>
-          </w:rPr>
-          <w:t xml:space="preserve">change-management-and-training.md</w:t>
-        </w:r>
-      </w:hyperlink>
-      <w:r>
-        <w:t xml:space="preserve"> </w:t>
-      </w:r>
-      <w:r>
-        <w:t xml:space="preserve">and the persona manuals in</w:t>
+        <w:t xml:space="preserve">These are covered in the Change Management and Training Plan (change-management-and-training.pdf) and the persona manuals in</w:t>
       </w:r>
       <w:r>
         <w:t xml:space="preserve"> </w:t>
@@ -5376,9 +6925,9 @@
         </w:pict>
       </w:r>
     </w:p>
-    <w:bookmarkEnd w:id="37"/>
-    <w:bookmarkEnd w:id="38"/>
-    <w:bookmarkStart w:id="39" w:name="Xbe114f548a6583b055129d4a209d0f540aac4a1"/>
+    <w:bookmarkEnd w:id="32"/>
+    <w:bookmarkEnd w:id="33"/>
+    <w:bookmarkStart w:id="34" w:name="Xbe114f548a6583b055129d4a209d0f540aac4a1"/>
     <w:p>
       <w:pPr>
         <w:pStyle w:val="Heading2"/>
@@ -5419,12 +6968,14 @@
           <w:p>
             <w:pPr>
               <w:pStyle w:val="Compact"/>
+              <w:spacing w:before="20" w:after="20"/>
               <w:jc w:val="left"/>
             </w:pPr>
             <w:r>
               <w:rPr>
                 <w:b/>
                 <w:color w:val="FFFFFF"/>
+                <w:sz w:val="18"/>
               </w:rPr>
               <w:t xml:space="preserve">#</w:t>
             </w:r>
@@ -5437,12 +6988,14 @@
           <w:p>
             <w:pPr>
               <w:pStyle w:val="Compact"/>
+              <w:spacing w:before="20" w:after="20"/>
               <w:jc w:val="left"/>
             </w:pPr>
             <w:r>
               <w:rPr>
                 <w:b/>
                 <w:color w:val="FFFFFF"/>
+                <w:sz w:val="18"/>
               </w:rPr>
               <w:t xml:space="preserve">Exercise</w:t>
             </w:r>
@@ -5455,12 +7008,14 @@
           <w:p>
             <w:pPr>
               <w:pStyle w:val="Compact"/>
+              <w:spacing w:before="20" w:after="20"/>
               <w:jc w:val="left"/>
             </w:pPr>
             <w:r>
               <w:rPr>
                 <w:b/>
                 <w:color w:val="FFFFFF"/>
+                <w:sz w:val="18"/>
               </w:rPr>
               <w:t xml:space="preserve">Pass criteria</w:t>
             </w:r>
@@ -5469,13 +7024,19 @@
       </w:tr>
       <w:tr>
         <w:tc>
-          <w:tcPr/>
-          <w:p>
-            <w:pPr>
-              <w:pStyle w:val="Compact"/>
-              <w:jc w:val="left"/>
-            </w:pPr>
-            <w:r>
+          <w:tcPr>
+            <w:noWrap/>
+          </w:tcPr>
+          <w:p>
+            <w:pPr>
+              <w:pStyle w:val="Compact"/>
+              <w:spacing w:before="20" w:after="20"/>
+              <w:jc w:val="left"/>
+            </w:pPr>
+            <w:r>
+              <w:rPr>
+                <w:sz w:val="18"/>
+              </w:rPr>
               <w:t xml:space="preserve">E1</w:t>
             </w:r>
           </w:p>
@@ -5485,33 +7046,51 @@
           <w:p>
             <w:pPr>
               <w:pStyle w:val="Compact"/>
-              <w:jc w:val="left"/>
-            </w:pPr>
-            <w:r>
+              <w:spacing w:before="20" w:after="20"/>
+              <w:jc w:val="left"/>
+            </w:pPr>
+            <w:r>
+              <w:rPr>
+                <w:sz w:val="18"/>
+              </w:rPr>
               <w:t xml:space="preserve">Run the stack locally with PostgreSQL (</w:t>
             </w:r>
             <w:r>
               <w:rPr>
                 <w:rStyle w:val="VerbatimChar"/>
+                <w:sz w:val="18"/>
               </w:rPr>
               <w:t xml:space="preserve">DATABASE_URL</w:t>
             </w:r>
             <w:r>
+              <w:rPr>
+                <w:sz w:val="18"/>
+              </w:rPr>
               <w:t xml:space="preserve">), migrate, seed and sign in as</w:t>
             </w:r>
             <w:r>
-              <w:t xml:space="preserve"> </w:t>
-            </w:r>
-            <w:r>
-              <w:rPr>
-                <w:rStyle w:val="VerbatimChar"/>
+              <w:rPr>
+                <w:sz w:val="18"/>
+              </w:rPr>
+              <w:t xml:space="preserve"> </w:t>
+            </w:r>
+            <w:r>
+              <w:rPr>
+                <w:rStyle w:val="VerbatimChar"/>
+                <w:sz w:val="18"/>
               </w:rPr>
               <w:t xml:space="preserve">approver</w:t>
             </w:r>
             <w:r>
-              <w:t xml:space="preserve"> </w:t>
-            </w:r>
-            <w:r>
+              <w:rPr>
+                <w:sz w:val="18"/>
+              </w:rPr>
+              <w:t xml:space="preserve"> </w:t>
+            </w:r>
+            <w:r>
+              <w:rPr>
+                <w:sz w:val="18"/>
+              </w:rPr>
               <w:t xml:space="preserve">with MFA</w:t>
             </w:r>
           </w:p>
@@ -5521,9 +7100,13 @@
           <w:p>
             <w:pPr>
               <w:pStyle w:val="Compact"/>
-              <w:jc w:val="left"/>
-            </w:pPr>
-            <w:r>
+              <w:spacing w:before="20" w:after="20"/>
+              <w:jc w:val="left"/>
+            </w:pPr>
+            <w:r>
+              <w:rPr>
+                <w:sz w:val="18"/>
+              </w:rPr>
               <w:t xml:space="preserve">Done in &lt; 1 hour</w:t>
             </w:r>
           </w:p>
@@ -5531,13 +7114,19 @@
       </w:tr>
       <w:tr>
         <w:tc>
-          <w:tcPr/>
-          <w:p>
-            <w:pPr>
-              <w:pStyle w:val="Compact"/>
-              <w:jc w:val="left"/>
-            </w:pPr>
-            <w:r>
+          <w:tcPr>
+            <w:noWrap/>
+          </w:tcPr>
+          <w:p>
+            <w:pPr>
+              <w:pStyle w:val="Compact"/>
+              <w:spacing w:before="20" w:after="20"/>
+              <w:jc w:val="left"/>
+            </w:pPr>
+            <w:r>
+              <w:rPr>
+                <w:sz w:val="18"/>
+              </w:rPr>
               <w:t xml:space="preserve">E2</w:t>
             </w:r>
           </w:p>
@@ -5547,9 +7136,13 @@
           <w:p>
             <w:pPr>
               <w:pStyle w:val="Compact"/>
-              <w:jc w:val="left"/>
-            </w:pPr>
-            <w:r>
+              <w:spacing w:before="20" w:after="20"/>
+              <w:jc w:val="left"/>
+            </w:pPr>
+            <w:r>
+              <w:rPr>
+                <w:sz w:val="18"/>
+              </w:rPr>
               <w:t xml:space="preserve">Add a new permission and role mapping for a new read-only "reporting" role through a pull request</w:t>
             </w:r>
           </w:p>
@@ -5559,9 +7152,13 @@
           <w:p>
             <w:pPr>
               <w:pStyle w:val="Compact"/>
-              <w:jc w:val="left"/>
-            </w:pPr>
-            <w:r>
+              <w:spacing w:before="20" w:after="20"/>
+              <w:jc w:val="left"/>
+            </w:pPr>
+            <w:r>
+              <w:rPr>
+                <w:sz w:val="18"/>
+              </w:rPr>
               <w:t xml:space="preserve">Tests prove 403/200 per role. Security review completed.</w:t>
             </w:r>
           </w:p>
@@ -5569,13 +7166,19 @@
       </w:tr>
       <w:tr>
         <w:tc>
-          <w:tcPr/>
-          <w:p>
-            <w:pPr>
-              <w:pStyle w:val="Compact"/>
-              <w:jc w:val="left"/>
-            </w:pPr>
-            <w:r>
+          <w:tcPr>
+            <w:noWrap/>
+          </w:tcPr>
+          <w:p>
+            <w:pPr>
+              <w:pStyle w:val="Compact"/>
+              <w:spacing w:before="20" w:after="20"/>
+              <w:jc w:val="left"/>
+            </w:pPr>
+            <w:r>
+              <w:rPr>
+                <w:sz w:val="18"/>
+              </w:rPr>
               <w:t xml:space="preserve">E3</w:t>
             </w:r>
           </w:p>
@@ -5585,9 +7188,13 @@
           <w:p>
             <w:pPr>
               <w:pStyle w:val="Compact"/>
-              <w:jc w:val="left"/>
-            </w:pPr>
-            <w:r>
+              <w:spacing w:before="20" w:after="20"/>
+              <w:jc w:val="left"/>
+            </w:pPr>
+            <w:r>
+              <w:rPr>
+                <w:sz w:val="18"/>
+              </w:rPr>
               <w:t xml:space="preserve">Add a new product through configuration only (for example a PA variant with different sums insured)</w:t>
             </w:r>
           </w:p>
@@ -5597,35 +7204,58 @@
           <w:p>
             <w:pPr>
               <w:pStyle w:val="Compact"/>
-              <w:jc w:val="left"/>
-            </w:pPr>
-            <w:r>
+              <w:spacing w:before="20" w:after="20"/>
+              <w:jc w:val="left"/>
+            </w:pPr>
+            <w:r>
+              <w:rPr>
+                <w:sz w:val="18"/>
+              </w:rPr>
               <w:t xml:space="preserve">Quote works through</w:t>
             </w:r>
             <w:r>
-              <w:t xml:space="preserve"> </w:t>
-            </w:r>
-            <w:r>
-              <w:rPr>
-                <w:rStyle w:val="VerbatimChar"/>
+              <w:rPr>
+                <w:sz w:val="18"/>
+              </w:rPr>
+              <w:t xml:space="preserve"> </w:t>
+            </w:r>
+            <w:r>
+              <w:rPr>
+                <w:rStyle w:val="VerbatimChar"/>
+                <w:sz w:val="18"/>
               </w:rPr>
               <w:t xml:space="preserve">POST /api/quotes</w:t>
             </w:r>
             <w:r>
-              <w:t xml:space="preserve">. Copy guard passes. No code change.</w:t>
+              <w:rPr>
+                <w:sz w:val="18"/>
+              </w:rPr>
+              <w:t xml:space="preserve"> </w:t>
+            </w:r>
+            <w:r>
+              <w:rPr>
+                <w:sz w:val="18"/>
+              </w:rPr>
+              <w:t xml:space="preserve">and can be sent to the customer. Copy guard passes. No code change.</w:t>
             </w:r>
           </w:p>
         </w:tc>
       </w:tr>
       <w:tr>
         <w:tc>
-          <w:tcPr/>
-          <w:p>
-            <w:pPr>
-              <w:pStyle w:val="Compact"/>
-              <w:jc w:val="left"/>
-            </w:pPr>
-            <w:r>
+          <w:tcPr>
+            <w:noWrap/>
+          </w:tcPr>
+          <w:p>
+            <w:pPr>
+              <w:pStyle w:val="Compact"/>
+              <w:spacing w:before="20" w:after="20"/>
+              <w:jc w:val="left"/>
+            </w:pPr>
+            <w:r>
+              <w:rPr>
+                <w:sz w:val="18"/>
+              </w:rPr>
               <w:t xml:space="preserve">E4</w:t>
             </w:r>
           </w:p>
@@ -5635,9 +7265,13 @@
           <w:p>
             <w:pPr>
               <w:pStyle w:val="Compact"/>
-              <w:jc w:val="left"/>
-            </w:pPr>
-            <w:r>
+              <w:spacing w:before="20" w:after="20"/>
+              <w:jc w:val="left"/>
+            </w:pPr>
+            <w:r>
+              <w:rPr>
+                <w:sz w:val="18"/>
+              </w:rPr>
               <w:t xml:space="preserve">Add a new journey step and template, simulate, approve with a second user</w:t>
             </w:r>
           </w:p>
@@ -5647,9 +7281,13 @@
           <w:p>
             <w:pPr>
               <w:pStyle w:val="Compact"/>
-              <w:jc w:val="left"/>
-            </w:pPr>
-            <w:r>
+              <w:spacing w:before="20" w:after="20"/>
+              <w:jc w:val="left"/>
+            </w:pPr>
+            <w:r>
+              <w:rPr>
+                <w:sz w:val="18"/>
+              </w:rPr>
               <w:t xml:space="preserve">Touchpoints scheduled correctly for the test customer</w:t>
             </w:r>
           </w:p>
@@ -5657,13 +7295,19 @@
       </w:tr>
       <w:tr>
         <w:tc>
-          <w:tcPr/>
-          <w:p>
-            <w:pPr>
-              <w:pStyle w:val="Compact"/>
-              <w:jc w:val="left"/>
-            </w:pPr>
-            <w:r>
+          <w:tcPr>
+            <w:noWrap/>
+          </w:tcPr>
+          <w:p>
+            <w:pPr>
+              <w:pStyle w:val="Compact"/>
+              <w:spacing w:before="20" w:after="20"/>
+              <w:jc w:val="left"/>
+            </w:pPr>
+            <w:r>
+              <w:rPr>
+                <w:sz w:val="18"/>
+              </w:rPr>
               <w:t xml:space="preserve">E5</w:t>
             </w:r>
           </w:p>
@@ -5673,9 +7317,13 @@
           <w:p>
             <w:pPr>
               <w:pStyle w:val="Compact"/>
-              <w:jc w:val="left"/>
-            </w:pPr>
-            <w:r>
+              <w:spacing w:before="20" w:after="20"/>
+              <w:jc w:val="left"/>
+            </w:pPr>
+            <w:r>
+              <w:rPr>
+                <w:sz w:val="18"/>
+              </w:rPr>
               <w:t xml:space="preserve">Implement a fake "SMS v2" adapter behind the notification port and wire it in the container</w:t>
             </w:r>
           </w:p>
@@ -5685,9 +7333,13 @@
           <w:p>
             <w:pPr>
               <w:pStyle w:val="Compact"/>
-              <w:jc w:val="left"/>
-            </w:pPr>
-            <w:r>
+              <w:spacing w:before="20" w:after="20"/>
+              <w:jc w:val="left"/>
+            </w:pPr>
+            <w:r>
+              <w:rPr>
+                <w:sz w:val="18"/>
+              </w:rPr>
               <w:t xml:space="preserve">Journeys send through it. The circuit breaker shows in ops status.</w:t>
             </w:r>
           </w:p>
@@ -5695,13 +7347,19 @@
       </w:tr>
       <w:tr>
         <w:tc>
-          <w:tcPr/>
-          <w:p>
-            <w:pPr>
-              <w:pStyle w:val="Compact"/>
-              <w:jc w:val="left"/>
-            </w:pPr>
-            <w:r>
+          <w:tcPr>
+            <w:noWrap/>
+          </w:tcPr>
+          <w:p>
+            <w:pPr>
+              <w:pStyle w:val="Compact"/>
+              <w:spacing w:before="20" w:after="20"/>
+              <w:jc w:val="left"/>
+            </w:pPr>
+            <w:r>
+              <w:rPr>
+                <w:sz w:val="18"/>
+              </w:rPr>
               <w:t xml:space="preserve">E6</w:t>
             </w:r>
           </w:p>
@@ -5711,24 +7369,38 @@
           <w:p>
             <w:pPr>
               <w:pStyle w:val="Compact"/>
-              <w:jc w:val="left"/>
-            </w:pPr>
-            <w:r>
-              <w:t xml:space="preserve">Diagnose a seeded incident (for example payment gateway failing, causing</w:t>
-            </w:r>
-            <w:r>
-              <w:t xml:space="preserve"> </w:t>
-            </w:r>
-            <w:r>
-              <w:rPr>
-                <w:rStyle w:val="VerbatimChar"/>
-              </w:rPr>
-              <w:t xml:space="preserve">payment_failed</w:t>
-            </w:r>
-            <w:r>
-              <w:t xml:space="preserve"> </w:t>
-            </w:r>
-            <w:r>
+              <w:spacing w:before="20" w:after="20"/>
+              <w:jc w:val="left"/>
+            </w:pPr>
+            <w:r>
+              <w:rPr>
+                <w:sz w:val="18"/>
+              </w:rPr>
+              <w:t xml:space="preserve">Diagnose a seeded incident (for example TASCO core failing, causing</w:t>
+            </w:r>
+            <w:r>
+              <w:rPr>
+                <w:sz w:val="18"/>
+              </w:rPr>
+              <w:t xml:space="preserve"> </w:t>
+            </w:r>
+            <w:r>
+              <w:rPr>
+                <w:rStyle w:val="VerbatimChar"/>
+                <w:sz w:val="18"/>
+              </w:rPr>
+              <w:t xml:space="preserve">issuance_failed_refunded</w:t>
+            </w:r>
+            <w:r>
+              <w:rPr>
+                <w:sz w:val="18"/>
+              </w:rPr>
+              <w:t xml:space="preserve"> </w:t>
+            </w:r>
+            <w:r>
+              <w:rPr>
+                <w:sz w:val="18"/>
+              </w:rPr>
               <w:t xml:space="preserve">orders) using logs, metrics and reconciliation</w:t>
             </w:r>
           </w:p>
@@ -5738,9 +7410,13 @@
           <w:p>
             <w:pPr>
               <w:pStyle w:val="Compact"/>
-              <w:jc w:val="left"/>
-            </w:pPr>
-            <w:r>
+              <w:spacing w:before="20" w:after="20"/>
+              <w:jc w:val="left"/>
+            </w:pPr>
+            <w:r>
+              <w:rPr>
+                <w:sz w:val="18"/>
+              </w:rPr>
               <w:t xml:space="preserve">Root cause found and documented within 2 hours</w:t>
             </w:r>
           </w:p>
@@ -5748,13 +7424,19 @@
       </w:tr>
       <w:tr>
         <w:tc>
-          <w:tcPr/>
-          <w:p>
-            <w:pPr>
-              <w:pStyle w:val="Compact"/>
-              <w:jc w:val="left"/>
-            </w:pPr>
-            <w:r>
+          <w:tcPr>
+            <w:noWrap/>
+          </w:tcPr>
+          <w:p>
+            <w:pPr>
+              <w:pStyle w:val="Compact"/>
+              <w:spacing w:before="20" w:after="20"/>
+              <w:jc w:val="left"/>
+            </w:pPr>
+            <w:r>
+              <w:rPr>
+                <w:sz w:val="18"/>
+              </w:rPr>
               <w:t xml:space="preserve">E7</w:t>
             </w:r>
           </w:p>
@@ -5764,9 +7446,13 @@
           <w:p>
             <w:pPr>
               <w:pStyle w:val="Compact"/>
-              <w:jc w:val="left"/>
-            </w:pPr>
-            <w:r>
+              <w:spacing w:before="20" w:after="20"/>
+              <w:jc w:val="left"/>
+            </w:pPr>
+            <w:r>
+              <w:rPr>
+                <w:sz w:val="18"/>
+              </w:rPr>
               <w:t xml:space="preserve">Perform a DSAR export and an erasure (on a customer with no active policy) and verify audit entries</w:t>
             </w:r>
           </w:p>
@@ -5776,29 +7462,44 @@
           <w:p>
             <w:pPr>
               <w:pStyle w:val="Compact"/>
-              <w:jc w:val="left"/>
-            </w:pPr>
-            <w:r>
+              <w:spacing w:before="20" w:after="20"/>
+              <w:jc w:val="left"/>
+            </w:pPr>
+            <w:r>
+              <w:rPr>
+                <w:sz w:val="18"/>
+              </w:rPr>
               <w:t xml:space="preserve">Correct audit actions</w:t>
             </w:r>
             <w:r>
-              <w:t xml:space="preserve"> </w:t>
-            </w:r>
-            <w:r>
-              <w:rPr>
-                <w:rStyle w:val="VerbatimChar"/>
+              <w:rPr>
+                <w:sz w:val="18"/>
+              </w:rPr>
+              <w:t xml:space="preserve"> </w:t>
+            </w:r>
+            <w:r>
+              <w:rPr>
+                <w:rStyle w:val="VerbatimChar"/>
+                <w:sz w:val="18"/>
               </w:rPr>
               <w:t xml:space="preserve">dsar.access_exported</w:t>
             </w:r>
             <w:r>
+              <w:rPr>
+                <w:sz w:val="18"/>
+              </w:rPr>
               <w:t xml:space="preserve">,</w:t>
             </w:r>
             <w:r>
-              <w:t xml:space="preserve"> </w:t>
-            </w:r>
-            <w:r>
-              <w:rPr>
-                <w:rStyle w:val="VerbatimChar"/>
+              <w:rPr>
+                <w:sz w:val="18"/>
+              </w:rPr>
+              <w:t xml:space="preserve"> </w:t>
+            </w:r>
+            <w:r>
+              <w:rPr>
+                <w:rStyle w:val="VerbatimChar"/>
+                <w:sz w:val="18"/>
               </w:rPr>
               <w:t xml:space="preserve">dsar.erased</w:t>
             </w:r>
@@ -5807,13 +7508,19 @@
       </w:tr>
       <w:tr>
         <w:tc>
-          <w:tcPr/>
-          <w:p>
-            <w:pPr>
-              <w:pStyle w:val="Compact"/>
-              <w:jc w:val="left"/>
-            </w:pPr>
-            <w:r>
+          <w:tcPr>
+            <w:noWrap/>
+          </w:tcPr>
+          <w:p>
+            <w:pPr>
+              <w:pStyle w:val="Compact"/>
+              <w:spacing w:before="20" w:after="20"/>
+              <w:jc w:val="left"/>
+            </w:pPr>
+            <w:r>
+              <w:rPr>
+                <w:sz w:val="18"/>
+              </w:rPr>
               <w:t xml:space="preserve">E8</w:t>
             </w:r>
           </w:p>
@@ -5823,21 +7530,48 @@
           <w:p>
             <w:pPr>
               <w:pStyle w:val="Compact"/>
-              <w:jc w:val="left"/>
-            </w:pPr>
-            <w:r>
-              <w:t xml:space="preserve">Release to staging with the full quality gate (lint, tests, coverage, audit) and roll back</w:t>
-            </w:r>
-          </w:p>
-        </w:tc>
-        <w:tc>
-          <w:tcPr/>
-          <w:p>
-            <w:pPr>
-              <w:pStyle w:val="Compact"/>
-              <w:jc w:val="left"/>
-            </w:pPr>
-            <w:r>
+              <w:spacing w:before="20" w:after="20"/>
+              <w:jc w:val="left"/>
+            </w:pPr>
+            <w:r>
+              <w:rPr>
+                <w:sz w:val="18"/>
+              </w:rPr>
+              <w:t xml:space="preserve">Release to staging with the full quality gate (lint, all test suites including</w:t>
+            </w:r>
+            <w:r>
+              <w:rPr>
+                <w:sz w:val="18"/>
+              </w:rPr>
+              <w:t xml:space="preserve"> </w:t>
+            </w:r>
+            <w:r>
+              <w:rPr>
+                <w:rStyle w:val="VerbatimChar"/>
+                <w:sz w:val="18"/>
+              </w:rPr>
+              <w:t xml:space="preserve">test/functional</w:t>
+            </w:r>
+            <w:r>
+              <w:rPr>
+                <w:sz w:val="18"/>
+              </w:rPr>
+              <w:t xml:space="preserve">, coverage, audit) and roll back</w:t>
+            </w:r>
+          </w:p>
+        </w:tc>
+        <w:tc>
+          <w:tcPr/>
+          <w:p>
+            <w:pPr>
+              <w:pStyle w:val="Compact"/>
+              <w:spacing w:before="20" w:after="20"/>
+              <w:jc w:val="left"/>
+            </w:pPr>
+            <w:r>
+              <w:rPr>
+                <w:sz w:val="18"/>
+              </w:rPr>
               <w:t xml:space="preserve">Successful release and rollback</w:t>
             </w:r>
           </w:p>
@@ -5851,8 +7585,8 @@
         </w:pict>
       </w:r>
     </w:p>
-    <w:bookmarkEnd w:id="39"/>
-    <w:bookmarkStart w:id="40" w:name="Xace1558a0208e237b521dd7970b77155a2c5482"/>
+    <w:bookmarkEnd w:id="34"/>
+    <w:bookmarkStart w:id="35" w:name="Xace1558a0208e237b521dd7970b77155a2c5482"/>
     <w:p>
       <w:pPr>
         <w:pStyle w:val="Heading2"/>
@@ -5893,12 +7627,14 @@
           <w:p>
             <w:pPr>
               <w:pStyle w:val="Compact"/>
+              <w:spacing w:before="20" w:after="20"/>
               <w:jc w:val="left"/>
             </w:pPr>
             <w:r>
               <w:rPr>
                 <w:b/>
                 <w:color w:val="FFFFFF"/>
+                <w:sz w:val="18"/>
               </w:rPr>
               <w:t xml:space="preserve">Session</w:t>
             </w:r>
@@ -5911,12 +7647,14 @@
           <w:p>
             <w:pPr>
               <w:pStyle w:val="Compact"/>
+              <w:spacing w:before="20" w:after="20"/>
               <w:jc w:val="left"/>
             </w:pPr>
             <w:r>
               <w:rPr>
                 <w:b/>
                 <w:color w:val="FFFFFF"/>
+                <w:sz w:val="18"/>
               </w:rPr>
               <w:t xml:space="preserve">Title</w:t>
             </w:r>
@@ -5929,12 +7667,14 @@
           <w:p>
             <w:pPr>
               <w:pStyle w:val="Compact"/>
+              <w:spacing w:before="20" w:after="20"/>
               <w:jc w:val="left"/>
             </w:pPr>
             <w:r>
               <w:rPr>
                 <w:b/>
                 <w:color w:val="FFFFFF"/>
+                <w:sz w:val="18"/>
               </w:rPr>
               <w:t xml:space="preserve">Walkthrough path</w:t>
             </w:r>
@@ -5943,13 +7683,19 @@
       </w:tr>
       <w:tr>
         <w:tc>
-          <w:tcPr/>
-          <w:p>
-            <w:pPr>
-              <w:pStyle w:val="Compact"/>
-              <w:jc w:val="left"/>
-            </w:pPr>
-            <w:r>
+          <w:tcPr>
+            <w:noWrap/>
+          </w:tcPr>
+          <w:p>
+            <w:pPr>
+              <w:pStyle w:val="Compact"/>
+              <w:spacing w:before="20" w:after="20"/>
+              <w:jc w:val="left"/>
+            </w:pPr>
+            <w:r>
+              <w:rPr>
+                <w:sz w:val="18"/>
+              </w:rPr>
               <w:t xml:space="preserve">CW-1</w:t>
             </w:r>
           </w:p>
@@ -5959,9 +7705,13 @@
           <w:p>
             <w:pPr>
               <w:pStyle w:val="Compact"/>
-              <w:jc w:val="left"/>
-            </w:pPr>
-            <w:r>
+              <w:spacing w:before="20" w:after="20"/>
+              <w:jc w:val="left"/>
+            </w:pPr>
+            <w:r>
+              <w:rPr>
+                <w:sz w:val="18"/>
+              </w:rPr>
               <w:t xml:space="preserve">Request lifecycle</w:t>
             </w:r>
           </w:p>
@@ -5971,77 +7721,120 @@
           <w:p>
             <w:pPr>
               <w:pStyle w:val="Compact"/>
-              <w:jc w:val="left"/>
-            </w:pPr>
-            <w:r>
-              <w:rPr>
-                <w:rStyle w:val="VerbatimChar"/>
+              <w:spacing w:before="20" w:after="20"/>
+              <w:jc w:val="left"/>
+            </w:pPr>
+            <w:r>
+              <w:rPr>
+                <w:rStyle w:val="VerbatimChar"/>
+                <w:sz w:val="18"/>
               </w:rPr>
               <w:t xml:space="preserve">src/server.js</w:t>
             </w:r>
             <w:r>
-              <w:t xml:space="preserve"> </w:t>
-            </w:r>
-            <w:r>
+              <w:rPr>
+                <w:sz w:val="18"/>
+              </w:rPr>
+              <w:t xml:space="preserve"> </w:t>
+            </w:r>
+            <w:r>
+              <w:rPr>
+                <w:sz w:val="18"/>
+              </w:rPr>
               <w:t xml:space="preserve">→</w:t>
             </w:r>
             <w:r>
-              <w:t xml:space="preserve"> </w:t>
-            </w:r>
-            <w:r>
-              <w:rPr>
-                <w:rStyle w:val="VerbatimChar"/>
+              <w:rPr>
+                <w:sz w:val="18"/>
+              </w:rPr>
+              <w:t xml:space="preserve"> </w:t>
+            </w:r>
+            <w:r>
+              <w:rPr>
+                <w:rStyle w:val="VerbatimChar"/>
+                <w:sz w:val="18"/>
               </w:rPr>
               <w:t xml:space="preserve">src/adapters/http/app.js</w:t>
             </w:r>
             <w:r>
-              <w:t xml:space="preserve"> </w:t>
-            </w:r>
-            <w:r>
+              <w:rPr>
+                <w:sz w:val="18"/>
+              </w:rPr>
+              <w:t xml:space="preserve"> </w:t>
+            </w:r>
+            <w:r>
+              <w:rPr>
+                <w:sz w:val="18"/>
+              </w:rPr>
               <w:t xml:space="preserve">(</w:t>
             </w:r>
             <w:r>
               <w:rPr>
                 <w:rStyle w:val="VerbatimChar"/>
+                <w:sz w:val="18"/>
               </w:rPr>
               <w:t xml:space="preserve">handle</w:t>
             </w:r>
             <w:r>
+              <w:rPr>
+                <w:sz w:val="18"/>
+              </w:rPr>
               <w:t xml:space="preserve">: request id, security headers, CORS, health, rate limit,</w:t>
             </w:r>
             <w:r>
-              <w:t xml:space="preserve"> </w:t>
-            </w:r>
-            <w:r>
-              <w:rPr>
-                <w:rStyle w:val="VerbatimChar"/>
+              <w:rPr>
+                <w:sz w:val="18"/>
+              </w:rPr>
+              <w:t xml:space="preserve"> </w:t>
+            </w:r>
+            <w:r>
+              <w:rPr>
+                <w:rStyle w:val="VerbatimChar"/>
+                <w:sz w:val="18"/>
               </w:rPr>
               <w:t xml:space="preserve">authenticate</w:t>
             </w:r>
             <w:r>
+              <w:rPr>
+                <w:sz w:val="18"/>
+              </w:rPr>
               <w:t xml:space="preserve">, permission, validation, idempotency, error mapping) →</w:t>
             </w:r>
             <w:r>
-              <w:t xml:space="preserve"> </w:t>
-            </w:r>
-            <w:r>
-              <w:rPr>
-                <w:rStyle w:val="VerbatimChar"/>
+              <w:rPr>
+                <w:sz w:val="18"/>
+              </w:rPr>
+              <w:t xml:space="preserve"> </w:t>
+            </w:r>
+            <w:r>
+              <w:rPr>
+                <w:rStyle w:val="VerbatimChar"/>
+                <w:sz w:val="18"/>
               </w:rPr>
               <w:t xml:space="preserve">router.js</w:t>
             </w:r>
             <w:r>
-              <w:t xml:space="preserve"> </w:t>
-            </w:r>
-            <w:r>
+              <w:rPr>
+                <w:sz w:val="18"/>
+              </w:rPr>
+              <w:t xml:space="preserve"> </w:t>
+            </w:r>
+            <w:r>
+              <w:rPr>
+                <w:sz w:val="18"/>
+              </w:rPr>
               <w:t xml:space="preserve">→ a handler in</w:t>
             </w:r>
             <w:r>
-              <w:t xml:space="preserve"> </w:t>
-            </w:r>
-            <w:r>
-              <w:rPr>
-                <w:rStyle w:val="VerbatimChar"/>
+              <w:rPr>
+                <w:sz w:val="18"/>
+              </w:rPr>
+              <w:t xml:space="preserve"> </w:t>
+            </w:r>
+            <w:r>
+              <w:rPr>
+                <w:rStyle w:val="VerbatimChar"/>
+                <w:sz w:val="18"/>
               </w:rPr>
               <w:t xml:space="preserve">routes.js</w:t>
             </w:r>
@@ -6050,13 +7843,19 @@
       </w:tr>
       <w:tr>
         <w:tc>
-          <w:tcPr/>
-          <w:p>
-            <w:pPr>
-              <w:pStyle w:val="Compact"/>
-              <w:jc w:val="left"/>
-            </w:pPr>
-            <w:r>
+          <w:tcPr>
+            <w:noWrap/>
+          </w:tcPr>
+          <w:p>
+            <w:pPr>
+              <w:pStyle w:val="Compact"/>
+              <w:spacing w:before="20" w:after="20"/>
+              <w:jc w:val="left"/>
+            </w:pPr>
+            <w:r>
+              <w:rPr>
+                <w:sz w:val="18"/>
+              </w:rPr>
               <w:t xml:space="preserve">CW-2</w:t>
             </w:r>
           </w:p>
@@ -6066,9 +7865,13 @@
           <w:p>
             <w:pPr>
               <w:pStyle w:val="Compact"/>
-              <w:jc w:val="left"/>
-            </w:pPr>
-            <w:r>
+              <w:spacing w:before="20" w:after="20"/>
+              <w:jc w:val="left"/>
+            </w:pPr>
+            <w:r>
+              <w:rPr>
+                <w:sz w:val="18"/>
+              </w:rPr>
               <w:t xml:space="preserve">Composition root</w:t>
             </w:r>
           </w:p>
@@ -6078,15 +7881,20 @@
           <w:p>
             <w:pPr>
               <w:pStyle w:val="Compact"/>
-              <w:jc w:val="left"/>
-            </w:pPr>
-            <w:r>
-              <w:rPr>
-                <w:rStyle w:val="VerbatimChar"/>
+              <w:spacing w:before="20" w:after="20"/>
+              <w:jc w:val="left"/>
+            </w:pPr>
+            <w:r>
+              <w:rPr>
+                <w:rStyle w:val="VerbatimChar"/>
+                <w:sz w:val="18"/>
               </w:rPr>
               <w:t xml:space="preserve">src/bootstrap/container.js</w:t>
             </w:r>
             <w:r>
+              <w:rPr>
+                <w:sz w:val="18"/>
+              </w:rPr>
               <w:t xml:space="preserve">: config → logger/metrics/clock → cipher/codec → store → rbac → event bus → audit → rules → gateways with breakers → signed links → services → subscribers</w:t>
             </w:r>
           </w:p>
@@ -6094,13 +7902,19 @@
       </w:tr>
       <w:tr>
         <w:tc>
-          <w:tcPr/>
-          <w:p>
-            <w:pPr>
-              <w:pStyle w:val="Compact"/>
-              <w:jc w:val="left"/>
-            </w:pPr>
-            <w:r>
+          <w:tcPr>
+            <w:noWrap/>
+          </w:tcPr>
+          <w:p>
+            <w:pPr>
+              <w:pStyle w:val="Compact"/>
+              <w:spacing w:before="20" w:after="20"/>
+              <w:jc w:val="left"/>
+            </w:pPr>
+            <w:r>
+              <w:rPr>
+                <w:sz w:val="18"/>
+              </w:rPr>
               <w:t xml:space="preserve">CW-3</w:t>
             </w:r>
           </w:p>
@@ -6110,9 +7924,13 @@
           <w:p>
             <w:pPr>
               <w:pStyle w:val="Compact"/>
-              <w:jc w:val="left"/>
-            </w:pPr>
-            <w:r>
+              <w:spacing w:before="20" w:after="20"/>
+              <w:jc w:val="left"/>
+            </w:pPr>
+            <w:r>
+              <w:rPr>
+                <w:sz w:val="18"/>
+              </w:rPr>
               <w:t xml:space="preserve">From raw record to lead</w:t>
             </w:r>
           </w:p>
@@ -6122,116 +7940,188 @@
           <w:p>
             <w:pPr>
               <w:pStyle w:val="Compact"/>
-              <w:jc w:val="left"/>
-            </w:pPr>
-            <w:r>
-              <w:rPr>
-                <w:rStyle w:val="VerbatimChar"/>
+              <w:spacing w:before="20" w:after="20"/>
+              <w:jc w:val="left"/>
+            </w:pPr>
+            <w:r>
+              <w:rPr>
+                <w:rStyle w:val="VerbatimChar"/>
+                <w:sz w:val="18"/>
               </w:rPr>
               <w:t xml:space="preserve">POST /api/data/ingest</w:t>
             </w:r>
             <w:r>
-              <w:t xml:space="preserve"> </w:t>
-            </w:r>
-            <w:r>
+              <w:rPr>
+                <w:sz w:val="18"/>
+              </w:rPr>
+              <w:t xml:space="preserve"> </w:t>
+            </w:r>
+            <w:r>
+              <w:rPr>
+                <w:sz w:val="18"/>
+              </w:rPr>
               <w:t xml:space="preserve">→</w:t>
             </w:r>
             <w:r>
-              <w:t xml:space="preserve"> </w:t>
-            </w:r>
-            <w:r>
-              <w:rPr>
-                <w:rStyle w:val="VerbatimChar"/>
+              <w:rPr>
+                <w:sz w:val="18"/>
+              </w:rPr>
+              <w:t xml:space="preserve"> </w:t>
+            </w:r>
+            <w:r>
+              <w:rPr>
+                <w:rStyle w:val="VerbatimChar"/>
+                <w:sz w:val="18"/>
               </w:rPr>
               <w:t xml:space="preserve">ingestionService.ingest</w:t>
             </w:r>
             <w:r>
-              <w:t xml:space="preserve"> </w:t>
-            </w:r>
-            <w:r>
+              <w:rPr>
+                <w:sz w:val="18"/>
+              </w:rPr>
+              <w:t xml:space="preserve"> </w:t>
+            </w:r>
+            <w:r>
+              <w:rPr>
+                <w:sz w:val="18"/>
+              </w:rPr>
               <w:t xml:space="preserve">→</w:t>
             </w:r>
             <w:r>
-              <w:t xml:space="preserve"> </w:t>
-            </w:r>
-            <w:r>
-              <w:rPr>
-                <w:rStyle w:val="VerbatimChar"/>
+              <w:rPr>
+                <w:sz w:val="18"/>
+              </w:rPr>
+              <w:t xml:space="preserve"> </w:t>
+            </w:r>
+            <w:r>
+              <w:rPr>
+                <w:rStyle w:val="VerbatimChar"/>
+                <w:sz w:val="18"/>
               </w:rPr>
               <w:t xml:space="preserve">rebuild</w:t>
             </w:r>
             <w:r>
-              <w:t xml:space="preserve"> </w:t>
-            </w:r>
-            <w:r>
+              <w:rPr>
+                <w:sz w:val="18"/>
+              </w:rPr>
+              <w:t xml:space="preserve"> </w:t>
+            </w:r>
+            <w:r>
+              <w:rPr>
+                <w:sz w:val="18"/>
+              </w:rPr>
               <w:t xml:space="preserve">→</w:t>
             </w:r>
             <w:r>
-              <w:t xml:space="preserve"> </w:t>
-            </w:r>
-            <w:r>
-              <w:rPr>
-                <w:rStyle w:val="VerbatimChar"/>
+              <w:rPr>
+                <w:sz w:val="18"/>
+              </w:rPr>
+              <w:t xml:space="preserve"> </w:t>
+            </w:r>
+            <w:r>
+              <w:rPr>
+                <w:rStyle w:val="VerbatimChar"/>
+                <w:sz w:val="18"/>
               </w:rPr>
               <w:t xml:space="preserve">domain/enrichment.buildProfiles</w:t>
             </w:r>
             <w:r>
-              <w:t xml:space="preserve"> </w:t>
-            </w:r>
-            <w:r>
+              <w:rPr>
+                <w:sz w:val="18"/>
+              </w:rPr>
+              <w:t xml:space="preserve"> </w:t>
+            </w:r>
+            <w:r>
+              <w:rPr>
+                <w:sz w:val="18"/>
+              </w:rPr>
               <w:t xml:space="preserve">→ event</w:t>
             </w:r>
             <w:r>
-              <w:t xml:space="preserve"> </w:t>
-            </w:r>
-            <w:r>
-              <w:rPr>
-                <w:rStyle w:val="VerbatimChar"/>
+              <w:rPr>
+                <w:sz w:val="18"/>
+              </w:rPr>
+              <w:t xml:space="preserve"> </w:t>
+            </w:r>
+            <w:r>
+              <w:rPr>
+                <w:rStyle w:val="VerbatimChar"/>
+                <w:sz w:val="18"/>
               </w:rPr>
               <w:t xml:space="preserve">profiles.rebuilt</w:t>
             </w:r>
             <w:r>
-              <w:t xml:space="preserve"> </w:t>
-            </w:r>
-            <w:r>
+              <w:rPr>
+                <w:sz w:val="18"/>
+              </w:rPr>
+              <w:t xml:space="preserve"> </w:t>
+            </w:r>
+            <w:r>
+              <w:rPr>
+                <w:sz w:val="18"/>
+              </w:rPr>
               <w:t xml:space="preserve">→</w:t>
             </w:r>
             <w:r>
-              <w:t xml:space="preserve"> </w:t>
-            </w:r>
-            <w:r>
-              <w:rPr>
-                <w:rStyle w:val="VerbatimChar"/>
+              <w:rPr>
+                <w:sz w:val="18"/>
+              </w:rPr>
+              <w:t xml:space="preserve"> </w:t>
+            </w:r>
+            <w:r>
+              <w:rPr>
+                <w:rStyle w:val="VerbatimChar"/>
+                <w:sz w:val="18"/>
               </w:rPr>
               <w:t xml:space="preserve">leadService.recompute</w:t>
             </w:r>
             <w:r>
-              <w:t xml:space="preserve"> </w:t>
-            </w:r>
-            <w:r>
+              <w:rPr>
+                <w:sz w:val="18"/>
+              </w:rPr>
+              <w:t xml:space="preserve"> </w:t>
+            </w:r>
+            <w:r>
+              <w:rPr>
+                <w:sz w:val="18"/>
+              </w:rPr>
               <w:t xml:space="preserve">→</w:t>
             </w:r>
             <w:r>
-              <w:t xml:space="preserve"> </w:t>
-            </w:r>
-            <w:r>
-              <w:rPr>
-                <w:rStyle w:val="VerbatimChar"/>
+              <w:rPr>
+                <w:sz w:val="18"/>
+              </w:rPr>
+              <w:t xml:space="preserve"> </w:t>
+            </w:r>
+            <w:r>
+              <w:rPr>
+                <w:rStyle w:val="VerbatimChar"/>
+                <w:sz w:val="18"/>
               </w:rPr>
               <w:t xml:space="preserve">domain/leads.evaluateLead</w:t>
             </w:r>
             <w:r>
-              <w:t xml:space="preserve"> </w:t>
-            </w:r>
-            <w:r>
+              <w:rPr>
+                <w:sz w:val="18"/>
+              </w:rPr>
+              <w:t xml:space="preserve"> </w:t>
+            </w:r>
+            <w:r>
+              <w:rPr>
+                <w:sz w:val="18"/>
+              </w:rPr>
               <w:t xml:space="preserve">→</w:t>
             </w:r>
             <w:r>
-              <w:t xml:space="preserve"> </w:t>
-            </w:r>
-            <w:r>
-              <w:rPr>
-                <w:rStyle w:val="VerbatimChar"/>
+              <w:rPr>
+                <w:sz w:val="18"/>
+              </w:rPr>
+              <w:t xml:space="preserve"> </w:t>
+            </w:r>
+            <w:r>
+              <w:rPr>
+                <w:rStyle w:val="VerbatimChar"/>
+                <w:sz w:val="18"/>
               </w:rPr>
               <w:t xml:space="preserve">planTouchpoints</w:t>
             </w:r>
@@ -6240,13 +8130,19 @@
       </w:tr>
       <w:tr>
         <w:tc>
-          <w:tcPr/>
-          <w:p>
-            <w:pPr>
-              <w:pStyle w:val="Compact"/>
-              <w:jc w:val="left"/>
-            </w:pPr>
-            <w:r>
+          <w:tcPr>
+            <w:noWrap/>
+          </w:tcPr>
+          <w:p>
+            <w:pPr>
+              <w:pStyle w:val="Compact"/>
+              <w:spacing w:before="20" w:after="20"/>
+              <w:jc w:val="left"/>
+            </w:pPr>
+            <w:r>
+              <w:rPr>
+                <w:sz w:val="18"/>
+              </w:rPr>
               <w:t xml:space="preserve">CW-4</w:t>
             </w:r>
           </w:p>
@@ -6256,9 +8152,13 @@
           <w:p>
             <w:pPr>
               <w:pStyle w:val="Compact"/>
-              <w:jc w:val="left"/>
-            </w:pPr>
-            <w:r>
+              <w:spacing w:before="20" w:after="20"/>
+              <w:jc w:val="left"/>
+            </w:pPr>
+            <w:r>
+              <w:rPr>
+                <w:sz w:val="18"/>
+              </w:rPr>
               <w:t xml:space="preserve">From touchpoint to message</w:t>
             </w:r>
           </w:p>
@@ -6268,63 +8168,101 @@
           <w:p>
             <w:pPr>
               <w:pStyle w:val="Compact"/>
-              <w:jc w:val="left"/>
-            </w:pPr>
-            <w:r>
-              <w:rPr>
-                <w:rStyle w:val="VerbatimChar"/>
+              <w:spacing w:before="20" w:after="20"/>
+              <w:jc w:val="left"/>
+            </w:pPr>
+            <w:r>
+              <w:rPr>
+                <w:rStyle w:val="VerbatimChar"/>
+                <w:sz w:val="18"/>
               </w:rPr>
               <w:t xml:space="preserve">journeyService.runDue</w:t>
             </w:r>
             <w:r>
-              <w:t xml:space="preserve"> </w:t>
-            </w:r>
-            <w:r>
+              <w:rPr>
+                <w:sz w:val="18"/>
+              </w:rPr>
+              <w:t xml:space="preserve"> </w:t>
+            </w:r>
+            <w:r>
+              <w:rPr>
+                <w:sz w:val="18"/>
+              </w:rPr>
               <w:t xml:space="preserve">→</w:t>
             </w:r>
             <w:r>
-              <w:t xml:space="preserve"> </w:t>
-            </w:r>
-            <w:r>
-              <w:rPr>
-                <w:rStyle w:val="VerbatimChar"/>
+              <w:rPr>
+                <w:sz w:val="18"/>
+              </w:rPr>
+              <w:t xml:space="preserve"> </w:t>
+            </w:r>
+            <w:r>
+              <w:rPr>
+                <w:rStyle w:val="VerbatimChar"/>
+                <w:sz w:val="18"/>
               </w:rPr>
               <w:t xml:space="preserve">executeTouchpoint</w:t>
             </w:r>
             <w:r>
-              <w:t xml:space="preserve"> </w:t>
-            </w:r>
-            <w:r>
+              <w:rPr>
+                <w:sz w:val="18"/>
+              </w:rPr>
+              <w:t xml:space="preserve"> </w:t>
+            </w:r>
+            <w:r>
+              <w:rPr>
+                <w:sz w:val="18"/>
+              </w:rPr>
               <w:t xml:space="preserve">→</w:t>
             </w:r>
             <w:r>
-              <w:t xml:space="preserve"> </w:t>
-            </w:r>
-            <w:r>
-              <w:rPr>
-                <w:rStyle w:val="VerbatimChar"/>
+              <w:rPr>
+                <w:sz w:val="18"/>
+              </w:rPr>
+              <w:t xml:space="preserve"> </w:t>
+            </w:r>
+            <w:r>
+              <w:rPr>
+                <w:rStyle w:val="VerbatimChar"/>
+                <w:sz w:val="18"/>
               </w:rPr>
               <w:t xml:space="preserve">contactPolicy.canContact</w:t>
             </w:r>
             <w:r>
-              <w:t xml:space="preserve"> </w:t>
-            </w:r>
-            <w:r>
+              <w:rPr>
+                <w:sz w:val="18"/>
+              </w:rPr>
+              <w:t xml:space="preserve"> </w:t>
+            </w:r>
+            <w:r>
+              <w:rPr>
+                <w:sz w:val="18"/>
+              </w:rPr>
               <w:t xml:space="preserve">→</w:t>
             </w:r>
             <w:r>
-              <w:t xml:space="preserve"> </w:t>
-            </w:r>
-            <w:r>
-              <w:rPr>
-                <w:rStyle w:val="VerbatimChar"/>
+              <w:rPr>
+                <w:sz w:val="18"/>
+              </w:rPr>
+              <w:t xml:space="preserve"> </w:t>
+            </w:r>
+            <w:r>
+              <w:rPr>
+                <w:rStyle w:val="VerbatimChar"/>
+                <w:sz w:val="18"/>
               </w:rPr>
               <w:t xml:space="preserve">sendMessage</w:t>
             </w:r>
             <w:r>
-              <w:t xml:space="preserve"> </w:t>
-            </w:r>
-            <w:r>
+              <w:rPr>
+                <w:sz w:val="18"/>
+              </w:rPr>
+              <w:t xml:space="preserve"> </w:t>
+            </w:r>
+            <w:r>
+              <w:rPr>
+                <w:sz w:val="18"/>
+              </w:rPr>
               <w:t xml:space="preserve">(template, copy guard, gateway)</w:t>
             </w:r>
           </w:p>
@@ -6332,13 +8270,19 @@
       </w:tr>
       <w:tr>
         <w:tc>
-          <w:tcPr/>
-          <w:p>
-            <w:pPr>
-              <w:pStyle w:val="Compact"/>
-              <w:jc w:val="left"/>
-            </w:pPr>
-            <w:r>
+          <w:tcPr>
+            <w:noWrap/>
+          </w:tcPr>
+          <w:p>
+            <w:pPr>
+              <w:pStyle w:val="Compact"/>
+              <w:spacing w:before="20" w:after="20"/>
+              <w:jc w:val="left"/>
+            </w:pPr>
+            <w:r>
+              <w:rPr>
+                <w:sz w:val="18"/>
+              </w:rPr>
               <w:t xml:space="preserve">CW-5</w:t>
             </w:r>
           </w:p>
@@ -6348,9 +8292,13 @@
           <w:p>
             <w:pPr>
               <w:pStyle w:val="Compact"/>
-              <w:jc w:val="left"/>
-            </w:pPr>
-            <w:r>
+              <w:spacing w:before="20" w:after="20"/>
+              <w:jc w:val="left"/>
+            </w:pPr>
+            <w:r>
+              <w:rPr>
+                <w:sz w:val="18"/>
+              </w:rPr>
               <w:t xml:space="preserve">Voice bot to sale</w:t>
             </w:r>
           </w:p>
@@ -6360,149 +8308,246 @@
           <w:p>
             <w:pPr>
               <w:pStyle w:val="Compact"/>
-              <w:jc w:val="left"/>
-            </w:pPr>
-            <w:r>
-              <w:rPr>
-                <w:rStyle w:val="VerbatimChar"/>
+              <w:spacing w:before="20" w:after="20"/>
+              <w:jc w:val="left"/>
+            </w:pPr>
+            <w:r>
+              <w:rPr>
+                <w:rStyle w:val="VerbatimChar"/>
+                <w:sz w:val="18"/>
               </w:rPr>
               <w:t xml:space="preserve">voiceService.start/turn</w:t>
             </w:r>
             <w:r>
-              <w:t xml:space="preserve"> </w:t>
-            </w:r>
-            <w:r>
+              <w:rPr>
+                <w:sz w:val="18"/>
+              </w:rPr>
+              <w:t xml:space="preserve"> </w:t>
+            </w:r>
+            <w:r>
+              <w:rPr>
+                <w:sz w:val="18"/>
+              </w:rPr>
               <w:t xml:space="preserve">→</w:t>
             </w:r>
             <w:r>
-              <w:t xml:space="preserve"> </w:t>
-            </w:r>
-            <w:r>
-              <w:rPr>
-                <w:rStyle w:val="VerbatimChar"/>
+              <w:rPr>
+                <w:sz w:val="18"/>
+              </w:rPr>
+              <w:t xml:space="preserve"> </w:t>
+            </w:r>
+            <w:r>
+              <w:rPr>
+                <w:rStyle w:val="VerbatimChar"/>
+                <w:sz w:val="18"/>
               </w:rPr>
               <w:t xml:space="preserve">domain/voicebot</w:t>
             </w:r>
             <w:r>
-              <w:t xml:space="preserve"> </w:t>
-            </w:r>
-            <w:r>
-              <w:t xml:space="preserve">(states</w:t>
-            </w:r>
-            <w:r>
-              <w:t xml:space="preserve"> </w:t>
-            </w:r>
-            <w:r>
-              <w:rPr>
-                <w:rStyle w:val="VerbatimChar"/>
-              </w:rPr>
-              <w:t xml:space="preserve">verify_plate → confirm_expiry → offer</w:t>
-            </w:r>
-            <w:r>
-              <w:t xml:space="preserve">, outcomes) →</w:t>
-            </w:r>
-            <w:r>
-              <w:t xml:space="preserve"> </w:t>
-            </w:r>
-            <w:r>
-              <w:rPr>
-                <w:rStyle w:val="VerbatimChar"/>
+              <w:rPr>
+                <w:sz w:val="18"/>
+              </w:rPr>
+              <w:t xml:space="preserve"> </w:t>
+            </w:r>
+            <w:r>
+              <w:rPr>
+                <w:sz w:val="18"/>
+              </w:rPr>
+              <w:t xml:space="preserve">(states, outcomes) →</w:t>
+            </w:r>
+            <w:r>
+              <w:rPr>
+                <w:sz w:val="18"/>
+              </w:rPr>
+              <w:t xml:space="preserve"> </w:t>
+            </w:r>
+            <w:r>
+              <w:rPr>
+                <w:rStyle w:val="VerbatimChar"/>
+                <w:sz w:val="18"/>
               </w:rPr>
               <w:t xml:space="preserve">finalize</w:t>
             </w:r>
             <w:r>
-              <w:t xml:space="preserve"> </w:t>
-            </w:r>
-            <w:r>
+              <w:rPr>
+                <w:sz w:val="18"/>
+              </w:rPr>
+              <w:t xml:space="preserve"> </w:t>
+            </w:r>
+            <w:r>
+              <w:rPr>
+                <w:sz w:val="18"/>
+              </w:rPr>
               <w:t xml:space="preserve">(handoff, link, opt-out, DQ) →</w:t>
             </w:r>
             <w:r>
-              <w:t xml:space="preserve"> </w:t>
-            </w:r>
-            <w:r>
-              <w:rPr>
-                <w:rStyle w:val="VerbatimChar"/>
+              <w:rPr>
+                <w:sz w:val="18"/>
+              </w:rPr>
+              <w:t xml:space="preserve"> </w:t>
+            </w:r>
+            <w:r>
+              <w:rPr>
+                <w:rStyle w:val="VerbatimChar"/>
+                <w:sz w:val="18"/>
               </w:rPr>
               <w:t xml:space="preserve">PATCH /api/handoffs/:id</w:t>
             </w:r>
             <w:r>
-              <w:t xml:space="preserve"> </w:t>
-            </w:r>
-            <w:r>
+              <w:rPr>
+                <w:sz w:val="18"/>
+              </w:rPr>
+              <w:t xml:space="preserve"> </w:t>
+            </w:r>
+            <w:r>
+              <w:rPr>
+                <w:sz w:val="18"/>
+              </w:rPr>
               <w:t xml:space="preserve">→</w:t>
             </w:r>
             <w:r>
-              <w:t xml:space="preserve"> </w:t>
-            </w:r>
-            <w:r>
-              <w:rPr>
-                <w:rStyle w:val="VerbatimChar"/>
+              <w:rPr>
+                <w:sz w:val="18"/>
+              </w:rPr>
+              <w:t xml:space="preserve"> </w:t>
+            </w:r>
+            <w:r>
+              <w:rPr>
+                <w:rStyle w:val="VerbatimChar"/>
+                <w:sz w:val="18"/>
               </w:rPr>
               <w:t xml:space="preserve">POST /api/quotes</w:t>
             </w:r>
             <w:r>
-              <w:t xml:space="preserve"> </w:t>
-            </w:r>
-            <w:r>
+              <w:rPr>
+                <w:sz w:val="18"/>
+              </w:rPr>
+              <w:t xml:space="preserve"> </w:t>
+            </w:r>
+            <w:r>
+              <w:rPr>
+                <w:sz w:val="18"/>
+              </w:rPr>
               <w:t xml:space="preserve">→</w:t>
             </w:r>
             <w:r>
-              <w:t xml:space="preserve"> </w:t>
-            </w:r>
-            <w:r>
-              <w:rPr>
-                <w:rStyle w:val="VerbatimChar"/>
-              </w:rPr>
-              <w:t xml:space="preserve">POST /api/orders</w:t>
-            </w:r>
-            <w:r>
-              <w:t xml:space="preserve"> </w:t>
-            </w:r>
-            <w:r>
+              <w:rPr>
+                <w:sz w:val="18"/>
+              </w:rPr>
+              <w:t xml:space="preserve"> </w:t>
+            </w:r>
+            <w:r>
+              <w:rPr>
+                <w:rStyle w:val="VerbatimChar"/>
+                <w:sz w:val="18"/>
+              </w:rPr>
+              <w:t xml:space="preserve">POST /api/quotes/:id/send</w:t>
+            </w:r>
+            <w:r>
+              <w:rPr>
+                <w:sz w:val="18"/>
+              </w:rPr>
+              <w:t xml:space="preserve"> </w:t>
+            </w:r>
+            <w:r>
+              <w:rPr>
+                <w:sz w:val="18"/>
+              </w:rPr>
+              <w:t xml:space="preserve">→ customer</w:t>
+            </w:r>
+            <w:r>
+              <w:rPr>
+                <w:sz w:val="18"/>
+              </w:rPr>
+              <w:t xml:space="preserve"> </w:t>
+            </w:r>
+            <w:r>
+              <w:rPr>
+                <w:rStyle w:val="VerbatimChar"/>
+                <w:sz w:val="18"/>
+              </w:rPr>
+              <w:t xml:space="preserve">POST /api/customer/orders</w:t>
+            </w:r>
+            <w:r>
+              <w:rPr>
+                <w:sz w:val="18"/>
+              </w:rPr>
+              <w:t xml:space="preserve"> </w:t>
+            </w:r>
+            <w:r>
+              <w:rPr>
+                <w:sz w:val="18"/>
+              </w:rPr>
               <w:t xml:space="preserve">→</w:t>
             </w:r>
             <w:r>
-              <w:t xml:space="preserve"> </w:t>
-            </w:r>
-            <w:r>
-              <w:rPr>
-                <w:rStyle w:val="VerbatimChar"/>
+              <w:rPr>
+                <w:sz w:val="18"/>
+              </w:rPr>
+              <w:t xml:space="preserve"> </w:t>
+            </w:r>
+            <w:r>
+              <w:rPr>
+                <w:rStyle w:val="VerbatimChar"/>
+                <w:sz w:val="18"/>
               </w:rPr>
               <w:t xml:space="preserve">salesService.purchase</w:t>
             </w:r>
             <w:r>
-              <w:t xml:space="preserve"> </w:t>
-            </w:r>
-            <w:r>
+              <w:rPr>
+                <w:sz w:val="18"/>
+              </w:rPr>
+              <w:t xml:space="preserve"> </w:t>
+            </w:r>
+            <w:r>
+              <w:rPr>
+                <w:sz w:val="18"/>
+              </w:rPr>
               <w:t xml:space="preserve">→</w:t>
             </w:r>
             <w:r>
-              <w:t xml:space="preserve"> </w:t>
-            </w:r>
-            <w:r>
-              <w:rPr>
-                <w:rStyle w:val="VerbatimChar"/>
+              <w:rPr>
+                <w:sz w:val="18"/>
+              </w:rPr>
+              <w:t xml:space="preserve"> </w:t>
+            </w:r>
+            <w:r>
+              <w:rPr>
+                <w:rStyle w:val="VerbatimChar"/>
+                <w:sz w:val="18"/>
               </w:rPr>
               <w:t xml:space="preserve">policy.issued</w:t>
             </w:r>
             <w:r>
-              <w:t xml:space="preserve"> </w:t>
-            </w:r>
-            <w:r>
-              <w:t xml:space="preserve">subscribers (confirmation, cross-sell)</w:t>
+              <w:rPr>
+                <w:sz w:val="18"/>
+              </w:rPr>
+              <w:t xml:space="preserve"> </w:t>
+            </w:r>
+            <w:r>
+              <w:rPr>
+                <w:sz w:val="18"/>
+              </w:rPr>
+              <w:t xml:space="preserve">subscribers</w:t>
             </w:r>
           </w:p>
         </w:tc>
       </w:tr>
       <w:tr>
         <w:tc>
-          <w:tcPr/>
-          <w:p>
-            <w:pPr>
-              <w:pStyle w:val="Compact"/>
-              <w:jc w:val="left"/>
-            </w:pPr>
-            <w:r>
+          <w:tcPr>
+            <w:noWrap/>
+          </w:tcPr>
+          <w:p>
+            <w:pPr>
+              <w:pStyle w:val="Compact"/>
+              <w:spacing w:before="20" w:after="20"/>
+              <w:jc w:val="left"/>
+            </w:pPr>
+            <w:r>
+              <w:rPr>
+                <w:sz w:val="18"/>
+              </w:rPr>
               <w:t xml:space="preserve">CW-6</w:t>
             </w:r>
           </w:p>
@@ -6512,9 +8557,13 @@
           <w:p>
             <w:pPr>
               <w:pStyle w:val="Compact"/>
-              <w:jc w:val="left"/>
-            </w:pPr>
-            <w:r>
+              <w:spacing w:before="20" w:after="20"/>
+              <w:jc w:val="left"/>
+            </w:pPr>
+            <w:r>
+              <w:rPr>
+                <w:sz w:val="18"/>
+              </w:rPr>
               <w:t xml:space="preserve">Rules governance</w:t>
             </w:r>
           </w:p>
@@ -6524,78 +8573,126 @@
           <w:p>
             <w:pPr>
               <w:pStyle w:val="Compact"/>
-              <w:jc w:val="left"/>
-            </w:pPr>
-            <w:r>
-              <w:rPr>
-                <w:rStyle w:val="VerbatimChar"/>
+              <w:spacing w:before="20" w:after="20"/>
+              <w:jc w:val="left"/>
+            </w:pPr>
+            <w:r>
+              <w:rPr>
+                <w:rStyle w:val="VerbatimChar"/>
+                <w:sz w:val="18"/>
               </w:rPr>
               <w:t xml:space="preserve">routes.js</w:t>
             </w:r>
             <w:r>
-              <w:t xml:space="preserve"> </w:t>
-            </w:r>
-            <w:r>
+              <w:rPr>
+                <w:sz w:val="18"/>
+              </w:rPr>
+              <w:t xml:space="preserve"> </w:t>
+            </w:r>
+            <w:r>
+              <w:rPr>
+                <w:sz w:val="18"/>
+              </w:rPr>
               <w:t xml:space="preserve">rules section →</w:t>
             </w:r>
             <w:r>
-              <w:t xml:space="preserve"> </w:t>
-            </w:r>
-            <w:r>
-              <w:rPr>
-                <w:rStyle w:val="VerbatimChar"/>
+              <w:rPr>
+                <w:sz w:val="18"/>
+              </w:rPr>
+              <w:t xml:space="preserve"> </w:t>
+            </w:r>
+            <w:r>
+              <w:rPr>
+                <w:rStyle w:val="VerbatimChar"/>
+                <w:sz w:val="18"/>
               </w:rPr>
               <w:t xml:space="preserve">rulesService</w:t>
             </w:r>
             <w:r>
-              <w:t xml:space="preserve"> </w:t>
-            </w:r>
-            <w:r>
+              <w:rPr>
+                <w:sz w:val="18"/>
+              </w:rPr>
+              <w:t xml:space="preserve"> </w:t>
+            </w:r>
+            <w:r>
+              <w:rPr>
+                <w:sz w:val="18"/>
+              </w:rPr>
               <w:t xml:space="preserve">lifecycle →</w:t>
             </w:r>
             <w:r>
-              <w:t xml:space="preserve"> </w:t>
-            </w:r>
-            <w:r>
-              <w:rPr>
-                <w:rStyle w:val="VerbatimChar"/>
+              <w:rPr>
+                <w:sz w:val="18"/>
+              </w:rPr>
+              <w:t xml:space="preserve"> </w:t>
+            </w:r>
+            <w:r>
+              <w:rPr>
+                <w:rStyle w:val="VerbatimChar"/>
+                <w:sz w:val="18"/>
               </w:rPr>
               <w:t xml:space="preserve">validators.js</w:t>
             </w:r>
             <w:r>
-              <w:t xml:space="preserve"> </w:t>
-            </w:r>
-            <w:r>
+              <w:rPr>
+                <w:sz w:val="18"/>
+              </w:rPr>
+              <w:t xml:space="preserve"> </w:t>
+            </w:r>
+            <w:r>
+              <w:rPr>
+                <w:sz w:val="18"/>
+              </w:rPr>
               <w:t xml:space="preserve">→</w:t>
             </w:r>
             <w:r>
-              <w:t xml:space="preserve"> </w:t>
-            </w:r>
-            <w:r>
-              <w:rPr>
-                <w:rStyle w:val="VerbatimChar"/>
+              <w:rPr>
+                <w:sz w:val="18"/>
+              </w:rPr>
+              <w:t xml:space="preserve"> </w:t>
+            </w:r>
+            <w:r>
+              <w:rPr>
+                <w:rStyle w:val="VerbatimChar"/>
+                <w:sz w:val="18"/>
               </w:rPr>
               <w:t xml:space="preserve">jsonLogic.js</w:t>
             </w:r>
             <w:r>
-              <w:t xml:space="preserve"> </w:t>
-            </w:r>
-            <w:r>
+              <w:rPr>
+                <w:sz w:val="18"/>
+              </w:rPr>
+              <w:t xml:space="preserve"> </w:t>
+            </w:r>
+            <w:r>
+              <w:rPr>
+                <w:sz w:val="18"/>
+              </w:rPr>
               <w:t xml:space="preserve">/</w:t>
             </w:r>
             <w:r>
-              <w:t xml:space="preserve"> </w:t>
-            </w:r>
-            <w:r>
-              <w:rPr>
-                <w:rStyle w:val="VerbatimChar"/>
+              <w:rPr>
+                <w:sz w:val="18"/>
+              </w:rPr>
+              <w:t xml:space="preserve"> </w:t>
+            </w:r>
+            <w:r>
+              <w:rPr>
+                <w:rStyle w:val="VerbatimChar"/>
+                <w:sz w:val="18"/>
               </w:rPr>
               <w:t xml:space="preserve">decisionTable.js</w:t>
             </w:r>
             <w:r>
-              <w:t xml:space="preserve"> </w:t>
-            </w:r>
-            <w:r>
+              <w:rPr>
+                <w:sz w:val="18"/>
+              </w:rPr>
+              <w:t xml:space="preserve"> </w:t>
+            </w:r>
+            <w:r>
+              <w:rPr>
+                <w:sz w:val="18"/>
+              </w:rPr>
               <w:t xml:space="preserve">→ simulate handler</w:t>
             </w:r>
           </w:p>
@@ -6603,13 +8700,19 @@
       </w:tr>
       <w:tr>
         <w:tc>
-          <w:tcPr/>
-          <w:p>
-            <w:pPr>
-              <w:pStyle w:val="Compact"/>
-              <w:jc w:val="left"/>
-            </w:pPr>
-            <w:r>
+          <w:tcPr>
+            <w:noWrap/>
+          </w:tcPr>
+          <w:p>
+            <w:pPr>
+              <w:pStyle w:val="Compact"/>
+              <w:spacing w:before="20" w:after="20"/>
+              <w:jc w:val="left"/>
+            </w:pPr>
+            <w:r>
+              <w:rPr>
+                <w:sz w:val="18"/>
+              </w:rPr>
               <w:t xml:space="preserve">CW-7</w:t>
             </w:r>
           </w:p>
@@ -6619,9 +8722,13 @@
           <w:p>
             <w:pPr>
               <w:pStyle w:val="Compact"/>
-              <w:jc w:val="left"/>
-            </w:pPr>
-            <w:r>
+              <w:spacing w:before="20" w:after="20"/>
+              <w:jc w:val="left"/>
+            </w:pPr>
+            <w:r>
+              <w:rPr>
+                <w:sz w:val="18"/>
+              </w:rPr>
               <w:t xml:space="preserve">Access control</w:t>
             </w:r>
           </w:p>
@@ -6631,48 +8738,76 @@
           <w:p>
             <w:pPr>
               <w:pStyle w:val="Compact"/>
-              <w:jc w:val="left"/>
-            </w:pPr>
-            <w:r>
-              <w:rPr>
-                <w:rStyle w:val="VerbatimChar"/>
+              <w:spacing w:before="20" w:after="20"/>
+              <w:jc w:val="left"/>
+            </w:pPr>
+            <w:r>
+              <w:rPr>
+                <w:rStyle w:val="VerbatimChar"/>
+                <w:sz w:val="18"/>
               </w:rPr>
               <w:t xml:space="preserve">rbac.json</w:t>
             </w:r>
             <w:r>
-              <w:t xml:space="preserve"> </w:t>
-            </w:r>
-            <w:r>
+              <w:rPr>
+                <w:sz w:val="18"/>
+              </w:rPr>
+              <w:t xml:space="preserve"> </w:t>
+            </w:r>
+            <w:r>
+              <w:rPr>
+                <w:sz w:val="18"/>
+              </w:rPr>
               <w:t xml:space="preserve">→</w:t>
             </w:r>
             <w:r>
-              <w:t xml:space="preserve"> </w:t>
-            </w:r>
-            <w:r>
-              <w:rPr>
-                <w:rStyle w:val="VerbatimChar"/>
+              <w:rPr>
+                <w:sz w:val="18"/>
+              </w:rPr>
+              <w:t xml:space="preserve"> </w:t>
+            </w:r>
+            <w:r>
+              <w:rPr>
+                <w:rStyle w:val="VerbatimChar"/>
+                <w:sz w:val="18"/>
               </w:rPr>
               <w:t xml:space="preserve">accessPolicy.require/check/maskProfile</w:t>
             </w:r>
             <w:r>
-              <w:t xml:space="preserve"> </w:t>
-            </w:r>
-            <w:r>
+              <w:rPr>
+                <w:sz w:val="18"/>
+              </w:rPr>
+              <w:t xml:space="preserve"> </w:t>
+            </w:r>
+            <w:r>
+              <w:rPr>
+                <w:sz w:val="18"/>
+              </w:rPr>
               <w:t xml:space="preserve">→ ABAC policies in</w:t>
             </w:r>
             <w:r>
-              <w:t xml:space="preserve"> </w:t>
-            </w:r>
-            <w:r>
-              <w:rPr>
-                <w:rStyle w:val="VerbatimChar"/>
+              <w:rPr>
+                <w:sz w:val="18"/>
+              </w:rPr>
+              <w:t xml:space="preserve"> </w:t>
+            </w:r>
+            <w:r>
+              <w:rPr>
+                <w:rStyle w:val="VerbatimChar"/>
+                <w:sz w:val="18"/>
               </w:rPr>
               <w:t xml:space="preserve">abac.json</w:t>
             </w:r>
             <w:r>
-              <w:t xml:space="preserve"> </w:t>
-            </w:r>
-            <w:r>
+              <w:rPr>
+                <w:sz w:val="18"/>
+              </w:rPr>
+              <w:t xml:space="preserve"> </w:t>
+            </w:r>
+            <w:r>
+              <w:rPr>
+                <w:sz w:val="18"/>
+              </w:rPr>
               <w:t xml:space="preserve">→ handoff and customer routes</w:t>
             </w:r>
           </w:p>
@@ -6680,13 +8815,19 @@
       </w:tr>
       <w:tr>
         <w:tc>
-          <w:tcPr/>
-          <w:p>
-            <w:pPr>
-              <w:pStyle w:val="Compact"/>
-              <w:jc w:val="left"/>
-            </w:pPr>
-            <w:r>
+          <w:tcPr>
+            <w:noWrap/>
+          </w:tcPr>
+          <w:p>
+            <w:pPr>
+              <w:pStyle w:val="Compact"/>
+              <w:spacing w:before="20" w:after="20"/>
+              <w:jc w:val="left"/>
+            </w:pPr>
+            <w:r>
+              <w:rPr>
+                <w:sz w:val="18"/>
+              </w:rPr>
               <w:t xml:space="preserve">CW-8</w:t>
             </w:r>
           </w:p>
@@ -6696,9 +8837,13 @@
           <w:p>
             <w:pPr>
               <w:pStyle w:val="Compact"/>
-              <w:jc w:val="left"/>
-            </w:pPr>
-            <w:r>
+              <w:spacing w:before="20" w:after="20"/>
+              <w:jc w:val="left"/>
+            </w:pPr>
+            <w:r>
+              <w:rPr>
+                <w:sz w:val="18"/>
+              </w:rPr>
               <w:t xml:space="preserve">Customer app and partner API</w:t>
             </w:r>
           </w:p>
@@ -6708,68 +8853,71 @@
           <w:p>
             <w:pPr>
               <w:pStyle w:val="Compact"/>
-              <w:jc w:val="left"/>
-            </w:pPr>
-            <w:r>
-              <w:rPr>
-                <w:rStyle w:val="VerbatimChar"/>
+              <w:spacing w:before="20" w:after="20"/>
+              <w:jc w:val="left"/>
+            </w:pPr>
+            <w:r>
+              <w:rPr>
+                <w:rStyle w:val="VerbatimChar"/>
+                <w:sz w:val="18"/>
               </w:rPr>
               <w:t xml:space="preserve">/api/customer/*</w:t>
             </w:r>
             <w:r>
-              <w:t xml:space="preserve"> </w:t>
-            </w:r>
-            <w:r>
-              <w:t xml:space="preserve">(session via signed link,</w:t>
-            </w:r>
-            <w:r>
-              <w:t xml:space="preserve"> </w:t>
-            </w:r>
-            <w:r>
-              <w:rPr>
-                <w:rStyle w:val="VerbatimChar"/>
-              </w:rPr>
-              <w:t xml:space="preserve">links.verify</w:t>
-            </w:r>
-            <w:r>
-              <w:t xml:space="preserve">) and</w:t>
-            </w:r>
-            <w:r>
-              <w:t xml:space="preserve"> </w:t>
-            </w:r>
-            <w:r>
-              <w:rPr>
-                <w:rStyle w:val="VerbatimChar"/>
+              <w:rPr>
+                <w:sz w:val="18"/>
+              </w:rPr>
+              <w:t xml:space="preserve"> </w:t>
+            </w:r>
+            <w:r>
+              <w:rPr>
+                <w:sz w:val="18"/>
+              </w:rPr>
+              <w:t xml:space="preserve">(session via signed, expiring link; quotes waiting for confirmation) and</w:t>
+            </w:r>
+            <w:r>
+              <w:rPr>
+                <w:sz w:val="18"/>
+              </w:rPr>
+              <w:t xml:space="preserve"> </w:t>
+            </w:r>
+            <w:r>
+              <w:rPr>
+                <w:rStyle w:val="VerbatimChar"/>
+                <w:sz w:val="18"/>
               </w:rPr>
               <w:t xml:space="preserve">/api/partner/v1/*</w:t>
             </w:r>
             <w:r>
-              <w:t xml:space="preserve"> </w:t>
-            </w:r>
-            <w:r>
-              <w:t xml:space="preserve">(</w:t>
-            </w:r>
-            <w:r>
-              <w:rPr>
-                <w:rStyle w:val="VerbatimChar"/>
-              </w:rPr>
-              <w:t xml:space="preserve">partners.authenticateKey</w:t>
-            </w:r>
-            <w:r>
-              <w:t xml:space="preserve">, onboarding unknown plates)</w:t>
+              <w:rPr>
+                <w:sz w:val="18"/>
+              </w:rPr>
+              <w:t xml:space="preserve"> </w:t>
+            </w:r>
+            <w:r>
+              <w:rPr>
+                <w:sz w:val="18"/>
+              </w:rPr>
+              <w:t xml:space="preserve">(scoped keys, onboarding unknown plates, partner-collected orders)</w:t>
             </w:r>
           </w:p>
         </w:tc>
       </w:tr>
       <w:tr>
         <w:tc>
-          <w:tcPr/>
-          <w:p>
-            <w:pPr>
-              <w:pStyle w:val="Compact"/>
-              <w:jc w:val="left"/>
-            </w:pPr>
-            <w:r>
+          <w:tcPr>
+            <w:noWrap/>
+          </w:tcPr>
+          <w:p>
+            <w:pPr>
+              <w:pStyle w:val="Compact"/>
+              <w:spacing w:before="20" w:after="20"/>
+              <w:jc w:val="left"/>
+            </w:pPr>
+            <w:r>
+              <w:rPr>
+                <w:sz w:val="18"/>
+              </w:rPr>
               <w:t xml:space="preserve">CW-9</w:t>
             </w:r>
           </w:p>
@@ -6779,9 +8927,13 @@
           <w:p>
             <w:pPr>
               <w:pStyle w:val="Compact"/>
-              <w:jc w:val="left"/>
-            </w:pPr>
-            <w:r>
+              <w:spacing w:before="20" w:after="20"/>
+              <w:jc w:val="left"/>
+            </w:pPr>
+            <w:r>
+              <w:rPr>
+                <w:sz w:val="18"/>
+              </w:rPr>
               <w:t xml:space="preserve">Data at rest</w:t>
             </w:r>
           </w:p>
@@ -6791,42 +8943,64 @@
           <w:p>
             <w:pPr>
               <w:pStyle w:val="Compact"/>
-              <w:jc w:val="left"/>
-            </w:pPr>
-            <w:r>
-              <w:rPr>
-                <w:rStyle w:val="VerbatimChar"/>
+              <w:spacing w:before="20" w:after="20"/>
+              <w:jc w:val="left"/>
+            </w:pPr>
+            <w:r>
+              <w:rPr>
+                <w:rStyle w:val="VerbatimChar"/>
+                <w:sz w:val="18"/>
               </w:rPr>
               <w:t xml:space="preserve">codec.js</w:t>
             </w:r>
             <w:r>
-              <w:t xml:space="preserve"> </w:t>
-            </w:r>
-            <w:r>
+              <w:rPr>
+                <w:sz w:val="18"/>
+              </w:rPr>
+              <w:t xml:space="preserve"> </w:t>
+            </w:r>
+            <w:r>
+              <w:rPr>
+                <w:sz w:val="18"/>
+              </w:rPr>
               <w:t xml:space="preserve">(field encryption, blind index),</w:t>
             </w:r>
             <w:r>
-              <w:t xml:space="preserve"> </w:t>
-            </w:r>
-            <w:r>
-              <w:rPr>
-                <w:rStyle w:val="VerbatimChar"/>
+              <w:rPr>
+                <w:sz w:val="18"/>
+              </w:rPr>
+              <w:t xml:space="preserve"> </w:t>
+            </w:r>
+            <w:r>
+              <w:rPr>
+                <w:rStyle w:val="VerbatimChar"/>
+                <w:sz w:val="18"/>
               </w:rPr>
               <w:t xml:space="preserve">postgresStore.js</w:t>
             </w:r>
             <w:r>
+              <w:rPr>
+                <w:sz w:val="18"/>
+              </w:rPr>
               <w:t xml:space="preserve">,</w:t>
             </w:r>
             <w:r>
-              <w:t xml:space="preserve"> </w:t>
-            </w:r>
-            <w:r>
-              <w:rPr>
-                <w:rStyle w:val="VerbatimChar"/>
+              <w:rPr>
+                <w:sz w:val="18"/>
+              </w:rPr>
+              <w:t xml:space="preserve"> </w:t>
+            </w:r>
+            <w:r>
+              <w:rPr>
+                <w:rStyle w:val="VerbatimChar"/>
+                <w:sz w:val="18"/>
               </w:rPr>
               <w:t xml:space="preserve">schemaSql.js</w:t>
             </w:r>
             <w:r>
+              <w:rPr>
+                <w:sz w:val="18"/>
+              </w:rPr>
               <w:t xml:space="preserve">, migrations</w:t>
             </w:r>
           </w:p>
@@ -6834,13 +9008,19 @@
       </w:tr>
       <w:tr>
         <w:tc>
-          <w:tcPr/>
-          <w:p>
-            <w:pPr>
-              <w:pStyle w:val="Compact"/>
-              <w:jc w:val="left"/>
-            </w:pPr>
-            <w:r>
+          <w:tcPr>
+            <w:noWrap/>
+          </w:tcPr>
+          <w:p>
+            <w:pPr>
+              <w:pStyle w:val="Compact"/>
+              <w:spacing w:before="20" w:after="20"/>
+              <w:jc w:val="left"/>
+            </w:pPr>
+            <w:r>
+              <w:rPr>
+                <w:sz w:val="18"/>
+              </w:rPr>
               <w:t xml:space="preserve">CW-10</w:t>
             </w:r>
           </w:p>
@@ -6850,9 +9030,13 @@
           <w:p>
             <w:pPr>
               <w:pStyle w:val="Compact"/>
-              <w:jc w:val="left"/>
-            </w:pPr>
-            <w:r>
+              <w:spacing w:before="20" w:after="20"/>
+              <w:jc w:val="left"/>
+            </w:pPr>
+            <w:r>
+              <w:rPr>
+                <w:sz w:val="18"/>
+              </w:rPr>
               <w:t xml:space="preserve">Operations and jobs</w:t>
             </w:r>
           </w:p>
@@ -6862,38 +9046,57 @@
           <w:p>
             <w:pPr>
               <w:pStyle w:val="Compact"/>
-              <w:jc w:val="left"/>
-            </w:pPr>
-            <w:r>
-              <w:rPr>
-                <w:rStyle w:val="VerbatimChar"/>
+              <w:spacing w:before="20" w:after="20"/>
+              <w:jc w:val="left"/>
+            </w:pPr>
+            <w:r>
+              <w:rPr>
+                <w:rStyle w:val="VerbatimChar"/>
+                <w:sz w:val="18"/>
               </w:rPr>
               <w:t xml:space="preserve">src/jobs/cli.js</w:t>
             </w:r>
             <w:r>
+              <w:rPr>
+                <w:sz w:val="18"/>
+              </w:rPr>
               <w:t xml:space="preserve">,</w:t>
             </w:r>
             <w:r>
-              <w:t xml:space="preserve"> </w:t>
-            </w:r>
-            <w:r>
-              <w:rPr>
-                <w:rStyle w:val="VerbatimChar"/>
+              <w:rPr>
+                <w:sz w:val="18"/>
+              </w:rPr>
+              <w:t xml:space="preserve"> </w:t>
+            </w:r>
+            <w:r>
+              <w:rPr>
+                <w:rStyle w:val="VerbatimChar"/>
+                <w:sz w:val="18"/>
               </w:rPr>
               <w:t xml:space="preserve">opsService</w:t>
             </w:r>
             <w:r>
-              <w:t xml:space="preserve"> </w:t>
-            </w:r>
-            <w:r>
+              <w:rPr>
+                <w:sz w:val="18"/>
+              </w:rPr>
+              <w:t xml:space="preserve"> </w:t>
+            </w:r>
+            <w:r>
+              <w:rPr>
+                <w:sz w:val="18"/>
+              </w:rPr>
               <w:t xml:space="preserve">(reconcile, retention, DQ, lineage),</w:t>
             </w:r>
             <w:r>
-              <w:t xml:space="preserve"> </w:t>
-            </w:r>
-            <w:r>
-              <w:rPr>
-                <w:rStyle w:val="VerbatimChar"/>
+              <w:rPr>
+                <w:sz w:val="18"/>
+              </w:rPr>
+              <w:t xml:space="preserve"> </w:t>
+            </w:r>
+            <w:r>
+              <w:rPr>
+                <w:rStyle w:val="VerbatimChar"/>
+                <w:sz w:val="18"/>
               </w:rPr>
               <w:t xml:space="preserve">insightsService</w:t>
             </w:r>
@@ -6902,13 +9105,19 @@
       </w:tr>
       <w:tr>
         <w:tc>
-          <w:tcPr/>
-          <w:p>
-            <w:pPr>
-              <w:pStyle w:val="Compact"/>
-              <w:jc w:val="left"/>
-            </w:pPr>
-            <w:r>
+          <w:tcPr>
+            <w:noWrap/>
+          </w:tcPr>
+          <w:p>
+            <w:pPr>
+              <w:pStyle w:val="Compact"/>
+              <w:spacing w:before="20" w:after="20"/>
+              <w:jc w:val="left"/>
+            </w:pPr>
+            <w:r>
+              <w:rPr>
+                <w:sz w:val="18"/>
+              </w:rPr>
               <w:t xml:space="preserve">CW-11</w:t>
             </w:r>
           </w:p>
@@ -6918,9 +9127,13 @@
           <w:p>
             <w:pPr>
               <w:pStyle w:val="Compact"/>
-              <w:jc w:val="left"/>
-            </w:pPr>
-            <w:r>
+              <w:spacing w:before="20" w:after="20"/>
+              <w:jc w:val="left"/>
+            </w:pPr>
+            <w:r>
+              <w:rPr>
+                <w:sz w:val="18"/>
+              </w:rPr>
               <w:t xml:space="preserve">Front-end (v1 UI)</w:t>
             </w:r>
           </w:p>
@@ -6930,18 +9143,26 @@
           <w:p>
             <w:pPr>
               <w:pStyle w:val="Compact"/>
-              <w:jc w:val="left"/>
-            </w:pPr>
-            <w:r>
-              <w:rPr>
-                <w:rStyle w:val="VerbatimChar"/>
+              <w:spacing w:before="20" w:after="20"/>
+              <w:jc w:val="left"/>
+            </w:pPr>
+            <w:r>
+              <w:rPr>
+                <w:rStyle w:val="VerbatimChar"/>
+                <w:sz w:val="18"/>
               </w:rPr>
               <w:t xml:space="preserve">public/</w:t>
             </w:r>
             <w:r>
-              <w:t xml:space="preserve"> </w:t>
-            </w:r>
-            <w:r>
+              <w:rPr>
+                <w:sz w:val="18"/>
+              </w:rPr>
+              <w:t xml:space="preserve"> </w:t>
+            </w:r>
+            <w:r>
+              <w:rPr>
+                <w:sz w:val="18"/>
+              </w:rPr>
               <w:t xml:space="preserve">staff console, customer app, verify page; i18n dictionaries, design tokens, help content</w:t>
             </w:r>
           </w:p>
@@ -6955,8 +9176,8 @@
         </w:pict>
       </w:r>
     </w:p>
-    <w:bookmarkEnd w:id="40"/>
-    <w:bookmarkStart w:id="41" w:name="X1b3d1dcbf6f0dad65cb0198eaabb0cdb17b8600"/>
+    <w:bookmarkEnd w:id="35"/>
+    <w:bookmarkStart w:id="36" w:name="X1b3d1dcbf6f0dad65cb0198eaabb0cdb17b8600"/>
     <w:p>
       <w:pPr>
         <w:pStyle w:val="Heading2"/>
@@ -6989,12 +9210,14 @@
           <w:p>
             <w:pPr>
               <w:pStyle w:val="Compact"/>
+              <w:spacing w:before="20" w:after="20"/>
               <w:jc w:val="left"/>
             </w:pPr>
             <w:r>
               <w:rPr>
                 <w:b/>
                 <w:color w:val="FFFFFF"/>
+                <w:sz w:val="18"/>
               </w:rPr>
               <w:t xml:space="preserve">Artefact</w:t>
             </w:r>
@@ -7007,12 +9230,14 @@
           <w:p>
             <w:pPr>
               <w:pStyle w:val="Compact"/>
+              <w:spacing w:before="20" w:after="20"/>
               <w:jc w:val="left"/>
             </w:pPr>
             <w:r>
               <w:rPr>
                 <w:b/>
                 <w:color w:val="FFFFFF"/>
+                <w:sz w:val="18"/>
               </w:rPr>
               <w:t xml:space="preserve">Location</w:t>
             </w:r>
@@ -7025,12 +9250,14 @@
           <w:p>
             <w:pPr>
               <w:pStyle w:val="Compact"/>
+              <w:spacing w:before="20" w:after="20"/>
               <w:jc w:val="left"/>
             </w:pPr>
             <w:r>
               <w:rPr>
                 <w:b/>
                 <w:color w:val="FFFFFF"/>
+                <w:sz w:val="18"/>
               </w:rPr>
               <w:t xml:space="preserve">Owner</w:t>
             </w:r>
@@ -7043,9 +9270,13 @@
           <w:p>
             <w:pPr>
               <w:pStyle w:val="Compact"/>
-              <w:jc w:val="left"/>
-            </w:pPr>
-            <w:r>
+              <w:spacing w:before="20" w:after="20"/>
+              <w:jc w:val="left"/>
+            </w:pPr>
+            <w:r>
+              <w:rPr>
+                <w:sz w:val="18"/>
+              </w:rPr>
               <w:t xml:space="preserve">Architecture overview and ADRs</w:t>
             </w:r>
           </w:p>
@@ -7055,11 +9286,13 @@
           <w:p>
             <w:pPr>
               <w:pStyle w:val="Compact"/>
-              <w:jc w:val="left"/>
-            </w:pPr>
-            <w:r>
-              <w:rPr>
-                <w:rStyle w:val="VerbatimChar"/>
+              <w:spacing w:before="20" w:after="20"/>
+              <w:jc w:val="left"/>
+            </w:pPr>
+            <w:r>
+              <w:rPr>
+                <w:rStyle w:val="VerbatimChar"/>
+                <w:sz w:val="18"/>
               </w:rPr>
               <w:t xml:space="preserve">docs/architecture/</w:t>
             </w:r>
@@ -7070,9 +9303,13 @@
           <w:p>
             <w:pPr>
               <w:pStyle w:val="Compact"/>
-              <w:jc w:val="left"/>
-            </w:pPr>
-            <w:r>
+              <w:spacing w:before="20" w:after="20"/>
+              <w:jc w:val="left"/>
+            </w:pPr>
+            <w:r>
+              <w:rPr>
+                <w:sz w:val="18"/>
+              </w:rPr>
               <w:t xml:space="preserve">Architect</w:t>
             </w:r>
           </w:p>
@@ -7084,9 +9321,13 @@
           <w:p>
             <w:pPr>
               <w:pStyle w:val="Compact"/>
-              <w:jc w:val="left"/>
-            </w:pPr>
-            <w:r>
+              <w:spacing w:before="20" w:after="20"/>
+              <w:jc w:val="left"/>
+            </w:pPr>
+            <w:r>
+              <w:rPr>
+                <w:sz w:val="18"/>
+              </w:rPr>
               <w:t xml:space="preserve">OpenAPI specification (generated)</w:t>
             </w:r>
           </w:p>
@@ -7096,39 +9337,58 @@
           <w:p>
             <w:pPr>
               <w:pStyle w:val="Compact"/>
-              <w:jc w:val="left"/>
-            </w:pPr>
-            <w:r>
-              <w:rPr>
-                <w:rStyle w:val="VerbatimChar"/>
+              <w:spacing w:before="20" w:after="20"/>
+              <w:jc w:val="left"/>
+            </w:pPr>
+            <w:r>
+              <w:rPr>
+                <w:rStyle w:val="VerbatimChar"/>
+                <w:sz w:val="18"/>
               </w:rPr>
               <w:t xml:space="preserve">GET /api/openapi.json</w:t>
             </w:r>
             <w:r>
+              <w:rPr>
+                <w:sz w:val="18"/>
+              </w:rPr>
               <w:t xml:space="preserve">,</w:t>
             </w:r>
             <w:r>
-              <w:t xml:space="preserve"> </w:t>
-            </w:r>
-            <w:r>
-              <w:rPr>
-                <w:rStyle w:val="VerbatimChar"/>
+              <w:rPr>
+                <w:sz w:val="18"/>
+              </w:rPr>
+              <w:t xml:space="preserve"> </w:t>
+            </w:r>
+            <w:r>
+              <w:rPr>
+                <w:rStyle w:val="VerbatimChar"/>
+                <w:sz w:val="18"/>
               </w:rPr>
               <w:t xml:space="preserve">docs/api/openapi.json</w:t>
             </w:r>
             <w:r>
-              <w:t xml:space="preserve"> </w:t>
-            </w:r>
-            <w:r>
+              <w:rPr>
+                <w:sz w:val="18"/>
+              </w:rPr>
+              <w:t xml:space="preserve"> </w:t>
+            </w:r>
+            <w:r>
+              <w:rPr>
+                <w:sz w:val="18"/>
+              </w:rPr>
               <w:t xml:space="preserve">(</w:t>
             </w:r>
             <w:r>
               <w:rPr>
                 <w:rStyle w:val="VerbatimChar"/>
+                <w:sz w:val="18"/>
               </w:rPr>
               <w:t xml:space="preserve">npm run job -- openapi</w:t>
             </w:r>
             <w:r>
+              <w:rPr>
+                <w:sz w:val="18"/>
+              </w:rPr>
               <w:t xml:space="preserve">)</w:t>
             </w:r>
           </w:p>
@@ -7138,9 +9398,13 @@
           <w:p>
             <w:pPr>
               <w:pStyle w:val="Compact"/>
-              <w:jc w:val="left"/>
-            </w:pPr>
-            <w:r>
+              <w:spacing w:before="20" w:after="20"/>
+              <w:jc w:val="left"/>
+            </w:pPr>
+            <w:r>
+              <w:rPr>
+                <w:sz w:val="18"/>
+              </w:rPr>
               <w:t xml:space="preserve">Engineers</w:t>
             </w:r>
           </w:p>
@@ -7152,9 +9416,13 @@
           <w:p>
             <w:pPr>
               <w:pStyle w:val="Compact"/>
-              <w:jc w:val="left"/>
-            </w:pPr>
-            <w:r>
+              <w:spacing w:before="20" w:after="20"/>
+              <w:jc w:val="left"/>
+            </w:pPr>
+            <w:r>
+              <w:rPr>
+                <w:sz w:val="18"/>
+              </w:rPr>
               <w:t xml:space="preserve">Rule catalogue: each kind, purpose, owner, approver</w:t>
             </w:r>
           </w:p>
@@ -7164,24 +9432,38 @@
           <w:p>
             <w:pPr>
               <w:pStyle w:val="Compact"/>
-              <w:jc w:val="left"/>
-            </w:pPr>
-            <w:r>
+              <w:spacing w:before="20" w:after="20"/>
+              <w:jc w:val="left"/>
+            </w:pPr>
+            <w:r>
+              <w:rPr>
+                <w:sz w:val="18"/>
+              </w:rPr>
               <w:t xml:space="preserve">Rules studio +</w:t>
             </w:r>
             <w:r>
-              <w:t xml:space="preserve"> </w:t>
-            </w:r>
-            <w:r>
-              <w:rPr>
-                <w:rStyle w:val="VerbatimChar"/>
+              <w:rPr>
+                <w:sz w:val="18"/>
+              </w:rPr>
+              <w:t xml:space="preserve"> </w:t>
+            </w:r>
+            <w:r>
+              <w:rPr>
+                <w:rStyle w:val="VerbatimChar"/>
+                <w:sz w:val="18"/>
               </w:rPr>
               <w:t xml:space="preserve">config/rules/*.json</w:t>
             </w:r>
             <w:r>
-              <w:t xml:space="preserve"> </w:t>
-            </w:r>
-            <w:r>
+              <w:rPr>
+                <w:sz w:val="18"/>
+              </w:rPr>
+              <w:t xml:space="preserve"> </w:t>
+            </w:r>
+            <w:r>
+              <w:rPr>
+                <w:sz w:val="18"/>
+              </w:rPr>
               <w:t xml:space="preserve">descriptions</w:t>
             </w:r>
           </w:p>
@@ -7191,9 +9473,13 @@
           <w:p>
             <w:pPr>
               <w:pStyle w:val="Compact"/>
-              <w:jc w:val="left"/>
-            </w:pPr>
-            <w:r>
+              <w:spacing w:before="20" w:after="20"/>
+              <w:jc w:val="left"/>
+            </w:pPr>
+            <w:r>
+              <w:rPr>
+                <w:sz w:val="18"/>
+              </w:rPr>
               <w:t xml:space="preserve">BA</w:t>
             </w:r>
           </w:p>
@@ -7205,9 +9491,13 @@
           <w:p>
             <w:pPr>
               <w:pStyle w:val="Compact"/>
-              <w:jc w:val="left"/>
-            </w:pPr>
-            <w:r>
+              <w:spacing w:before="20" w:after="20"/>
+              <w:jc w:val="left"/>
+            </w:pPr>
+            <w:r>
+              <w:rPr>
+                <w:sz w:val="18"/>
+              </w:rPr>
               <w:t xml:space="preserve">Runbooks RB-01 … RB-15 and SOP-01 … SOP-09</w:t>
             </w:r>
           </w:p>
@@ -7217,48 +9507,42 @@
           <w:p>
             <w:pPr>
               <w:pStyle w:val="Compact"/>
-              <w:jc w:val="left"/>
-            </w:pPr>
-            <w:r>
-              <w:rPr>
-                <w:rStyle w:val="VerbatimChar"/>
-              </w:rPr>
-              <w:t xml:space="preserve">docs/operations/runbook-and-support-guide.docx</w:t>
-            </w:r>
-            <w:r>
-              <w:t xml:space="preserve">,</w:t>
-            </w:r>
-            <w:r>
-              <w:t xml:space="preserve"> </w:t>
-            </w:r>
-            <w:r>
-              <w:rPr>
-                <w:rStyle w:val="VerbatimChar"/>
-              </w:rPr>
-              <w:t xml:space="preserve">dr-bcp.md</w:t>
-            </w:r>
-            <w:r>
-              <w:t xml:space="preserve">,</w:t>
-            </w:r>
-            <w:r>
-              <w:t xml:space="preserve"> </w:t>
-            </w:r>
-            <w:r>
-              <w:rPr>
-                <w:rStyle w:val="VerbatimChar"/>
-              </w:rPr>
-              <w:t xml:space="preserve">monitoring-and-alerting.md</w:t>
-            </w:r>
-          </w:p>
-        </w:tc>
-        <w:tc>
-          <w:tcPr/>
-          <w:p>
-            <w:pPr>
-              <w:pStyle w:val="Compact"/>
-              <w:jc w:val="left"/>
-            </w:pPr>
-            <w:r>
+              <w:spacing w:before="20" w:after="20"/>
+              <w:jc w:val="left"/>
+            </w:pPr>
+            <w:r>
+              <w:rPr>
+                <w:rStyle w:val="VerbatimChar"/>
+                <w:sz w:val="18"/>
+              </w:rPr>
+              <w:t xml:space="preserve">docs/operations/</w:t>
+            </w:r>
+            <w:r>
+              <w:rPr>
+                <w:sz w:val="18"/>
+              </w:rPr>
+              <w:t xml:space="preserve"> </w:t>
+            </w:r>
+            <w:r>
+              <w:rPr>
+                <w:sz w:val="18"/>
+              </w:rPr>
+              <w:t xml:space="preserve">(runbook and support guide, DR and BCP plan, monitoring and alerting)</w:t>
+            </w:r>
+          </w:p>
+        </w:tc>
+        <w:tc>
+          <w:tcPr/>
+          <w:p>
+            <w:pPr>
+              <w:pStyle w:val="Compact"/>
+              <w:spacing w:before="20" w:after="20"/>
+              <w:jc w:val="left"/>
+            </w:pPr>
+            <w:r>
+              <w:rPr>
+                <w:sz w:val="18"/>
+              </w:rPr>
               <w:t xml:space="preserve">DevSecOps</w:t>
             </w:r>
           </w:p>
@@ -7270,9 +9554,13 @@
           <w:p>
             <w:pPr>
               <w:pStyle w:val="Compact"/>
-              <w:jc w:val="left"/>
-            </w:pPr>
-            <w:r>
+              <w:spacing w:before="20" w:after="20"/>
+              <w:jc w:val="left"/>
+            </w:pPr>
+            <w:r>
+              <w:rPr>
+                <w:sz w:val="18"/>
+              </w:rPr>
               <w:t xml:space="preserve">Persona manuals</w:t>
             </w:r>
           </w:p>
@@ -7282,11 +9570,13 @@
           <w:p>
             <w:pPr>
               <w:pStyle w:val="Compact"/>
-              <w:jc w:val="left"/>
-            </w:pPr>
-            <w:r>
-              <w:rPr>
-                <w:rStyle w:val="VerbatimChar"/>
+              <w:spacing w:before="20" w:after="20"/>
+              <w:jc w:val="left"/>
+            </w:pPr>
+            <w:r>
+              <w:rPr>
+                <w:rStyle w:val="VerbatimChar"/>
+                <w:sz w:val="18"/>
               </w:rPr>
               <w:t xml:space="preserve">docs/manuals/</w:t>
             </w:r>
@@ -7297,9 +9587,13 @@
           <w:p>
             <w:pPr>
               <w:pStyle w:val="Compact"/>
-              <w:jc w:val="left"/>
-            </w:pPr>
-            <w:r>
+              <w:spacing w:before="20" w:after="20"/>
+              <w:jc w:val="left"/>
+            </w:pPr>
+            <w:r>
+              <w:rPr>
+                <w:sz w:val="18"/>
+              </w:rPr>
               <w:t xml:space="preserve">BA / UX</w:t>
             </w:r>
           </w:p>
@@ -7311,9 +9605,13 @@
           <w:p>
             <w:pPr>
               <w:pStyle w:val="Compact"/>
-              <w:jc w:val="left"/>
-            </w:pPr>
-            <w:r>
+              <w:spacing w:before="20" w:after="20"/>
+              <w:jc w:val="left"/>
+            </w:pPr>
+            <w:r>
+              <w:rPr>
+                <w:sz w:val="18"/>
+              </w:rPr>
               <w:t xml:space="preserve">UX design system and standards</w:t>
             </w:r>
           </w:p>
@@ -7323,11 +9621,13 @@
           <w:p>
             <w:pPr>
               <w:pStyle w:val="Compact"/>
-              <w:jc w:val="left"/>
-            </w:pPr>
-            <w:r>
-              <w:rPr>
-                <w:rStyle w:val="VerbatimChar"/>
+              <w:spacing w:before="20" w:after="20"/>
+              <w:jc w:val="left"/>
+            </w:pPr>
+            <w:r>
+              <w:rPr>
+                <w:rStyle w:val="VerbatimChar"/>
+                <w:sz w:val="18"/>
               </w:rPr>
               <w:t xml:space="preserve">docs/ux/</w:t>
             </w:r>
@@ -7338,9 +9638,13 @@
           <w:p>
             <w:pPr>
               <w:pStyle w:val="Compact"/>
-              <w:jc w:val="left"/>
-            </w:pPr>
-            <w:r>
+              <w:spacing w:before="20" w:after="20"/>
+              <w:jc w:val="left"/>
+            </w:pPr>
+            <w:r>
+              <w:rPr>
+                <w:sz w:val="18"/>
+              </w:rPr>
               <w:t xml:space="preserve">UX</w:t>
             </w:r>
           </w:p>
@@ -7352,42 +9656,172 @@
           <w:p>
             <w:pPr>
               <w:pStyle w:val="Compact"/>
-              <w:jc w:val="left"/>
-            </w:pPr>
-            <w:r>
-              <w:t xml:space="preserve">Test strategy and automated suites</w:t>
-            </w:r>
-          </w:p>
-        </w:tc>
-        <w:tc>
-          <w:tcPr/>
-          <w:p>
-            <w:pPr>
-              <w:pStyle w:val="Compact"/>
-              <w:jc w:val="left"/>
-            </w:pPr>
-            <w:r>
-              <w:rPr>
-                <w:rStyle w:val="VerbatimChar"/>
-              </w:rPr>
-              <w:t xml:space="preserve">test/</w:t>
-            </w:r>
-            <w:r>
-              <w:t xml:space="preserve"> </w:t>
-            </w:r>
-            <w:r>
-              <w:t xml:space="preserve">(unit, integration, api, pg, security, perf)</w:t>
-            </w:r>
-          </w:p>
-        </w:tc>
-        <w:tc>
-          <w:tcPr/>
-          <w:p>
-            <w:pPr>
-              <w:pStyle w:val="Compact"/>
-              <w:jc w:val="left"/>
-            </w:pPr>
-            <w:r>
+              <w:spacing w:before="20" w:after="20"/>
+              <w:jc w:val="left"/>
+            </w:pPr>
+            <w:r>
+              <w:rPr>
+                <w:sz w:val="18"/>
+              </w:rPr>
+              <w:t xml:space="preserve">Test strategy, automated suites and results</w:t>
+            </w:r>
+          </w:p>
+        </w:tc>
+        <w:tc>
+          <w:tcPr/>
+          <w:p>
+            <w:pPr>
+              <w:pStyle w:val="Compact"/>
+              <w:spacing w:before="20" w:after="20"/>
+              <w:jc w:val="left"/>
+            </w:pPr>
+            <w:r>
+              <w:rPr>
+                <w:rStyle w:val="VerbatimChar"/>
+                <w:sz w:val="18"/>
+              </w:rPr>
+              <w:t xml:space="preserve">test/unit</w:t>
+            </w:r>
+            <w:r>
+              <w:rPr>
+                <w:sz w:val="18"/>
+              </w:rPr>
+              <w:t xml:space="preserve">,</w:t>
+            </w:r>
+            <w:r>
+              <w:rPr>
+                <w:sz w:val="18"/>
+              </w:rPr>
+              <w:t xml:space="preserve"> </w:t>
+            </w:r>
+            <w:r>
+              <w:rPr>
+                <w:rStyle w:val="VerbatimChar"/>
+                <w:sz w:val="18"/>
+              </w:rPr>
+              <w:t xml:space="preserve">test/integration</w:t>
+            </w:r>
+            <w:r>
+              <w:rPr>
+                <w:sz w:val="18"/>
+              </w:rPr>
+              <w:t xml:space="preserve">,</w:t>
+            </w:r>
+            <w:r>
+              <w:rPr>
+                <w:sz w:val="18"/>
+              </w:rPr>
+              <w:t xml:space="preserve"> </w:t>
+            </w:r>
+            <w:r>
+              <w:rPr>
+                <w:rStyle w:val="VerbatimChar"/>
+                <w:sz w:val="18"/>
+              </w:rPr>
+              <w:t xml:space="preserve">test/api</w:t>
+            </w:r>
+            <w:r>
+              <w:rPr>
+                <w:sz w:val="18"/>
+              </w:rPr>
+              <w:t xml:space="preserve">,</w:t>
+            </w:r>
+            <w:r>
+              <w:rPr>
+                <w:sz w:val="18"/>
+              </w:rPr>
+              <w:t xml:space="preserve"> </w:t>
+            </w:r>
+            <w:r>
+              <w:rPr>
+                <w:rStyle w:val="VerbatimChar"/>
+                <w:sz w:val="18"/>
+              </w:rPr>
+              <w:t xml:space="preserve">test/security</w:t>
+            </w:r>
+            <w:r>
+              <w:rPr>
+                <w:sz w:val="18"/>
+              </w:rPr>
+              <w:t xml:space="preserve">,</w:t>
+            </w:r>
+            <w:r>
+              <w:rPr>
+                <w:sz w:val="18"/>
+              </w:rPr>
+              <w:t xml:space="preserve"> </w:t>
+            </w:r>
+            <w:r>
+              <w:rPr>
+                <w:rStyle w:val="VerbatimChar"/>
+                <w:sz w:val="18"/>
+              </w:rPr>
+              <w:t xml:space="preserve">test/functional</w:t>
+            </w:r>
+            <w:r>
+              <w:rPr>
+                <w:sz w:val="18"/>
+              </w:rPr>
+              <w:t xml:space="preserve"> </w:t>
+            </w:r>
+            <w:r>
+              <w:rPr>
+                <w:sz w:val="18"/>
+              </w:rPr>
+              <w:t xml:space="preserve">(124 user-story scenarios),</w:t>
+            </w:r>
+            <w:r>
+              <w:rPr>
+                <w:sz w:val="18"/>
+              </w:rPr>
+              <w:t xml:space="preserve"> </w:t>
+            </w:r>
+            <w:r>
+              <w:rPr>
+                <w:rStyle w:val="VerbatimChar"/>
+                <w:sz w:val="18"/>
+              </w:rPr>
+              <w:t xml:space="preserve">test/pg</w:t>
+            </w:r>
+            <w:r>
+              <w:rPr>
+                <w:sz w:val="18"/>
+              </w:rPr>
+              <w:t xml:space="preserve">,</w:t>
+            </w:r>
+            <w:r>
+              <w:rPr>
+                <w:sz w:val="18"/>
+              </w:rPr>
+              <w:t xml:space="preserve"> </w:t>
+            </w:r>
+            <w:r>
+              <w:rPr>
+                <w:rStyle w:val="VerbatimChar"/>
+                <w:sz w:val="18"/>
+              </w:rPr>
+              <w:t xml:space="preserve">test/perf</w:t>
+            </w:r>
+            <w:r>
+              <w:rPr>
+                <w:sz w:val="18"/>
+              </w:rPr>
+              <w:t xml:space="preserve">; Test Cases and Results workbook (docs/quality/TASCO-Test-Cases-and-Results.xlsx)</w:t>
+            </w:r>
+          </w:p>
+        </w:tc>
+        <w:tc>
+          <w:tcPr/>
+          <w:p>
+            <w:pPr>
+              <w:pStyle w:val="Compact"/>
+              <w:spacing w:before="20" w:after="20"/>
+              <w:jc w:val="left"/>
+            </w:pPr>
+            <w:r>
+              <w:rPr>
+                <w:sz w:val="18"/>
+              </w:rPr>
               <w:t xml:space="preserve">QA</w:t>
             </w:r>
           </w:p>
@@ -7399,9 +9833,13 @@
           <w:p>
             <w:pPr>
               <w:pStyle w:val="Compact"/>
-              <w:jc w:val="left"/>
-            </w:pPr>
-            <w:r>
+              <w:spacing w:before="20" w:after="20"/>
+              <w:jc w:val="left"/>
+            </w:pPr>
+            <w:r>
+              <w:rPr>
+                <w:sz w:val="18"/>
+              </w:rPr>
               <w:t xml:space="preserve">Environment and secrets inventory (no secret values)</w:t>
             </w:r>
           </w:p>
@@ -7411,9 +9849,13 @@
           <w:p>
             <w:pPr>
               <w:pStyle w:val="Compact"/>
-              <w:jc w:val="left"/>
-            </w:pPr>
-            <w:r>
+              <w:spacing w:before="20" w:after="20"/>
+              <w:jc w:val="left"/>
+            </w:pPr>
+            <w:r>
+              <w:rPr>
+                <w:sz w:val="18"/>
+              </w:rPr>
               <w:t xml:space="preserve">Secret manager + inventory sheet</w:t>
             </w:r>
           </w:p>
@@ -7423,9 +9865,13 @@
           <w:p>
             <w:pPr>
               <w:pStyle w:val="Compact"/>
-              <w:jc w:val="left"/>
-            </w:pPr>
-            <w:r>
+              <w:spacing w:before="20" w:after="20"/>
+              <w:jc w:val="left"/>
+            </w:pPr>
+            <w:r>
+              <w:rPr>
+                <w:sz w:val="18"/>
+              </w:rPr>
               <w:t xml:space="preserve">DevSecOps</w:t>
             </w:r>
           </w:p>
@@ -7437,9 +9883,13 @@
           <w:p>
             <w:pPr>
               <w:pStyle w:val="Compact"/>
-              <w:jc w:val="left"/>
-            </w:pPr>
-            <w:r>
+              <w:spacing w:before="20" w:after="20"/>
+              <w:jc w:val="left"/>
+            </w:pPr>
+            <w:r>
+              <w:rPr>
+                <w:sz w:val="18"/>
+              </w:rPr>
               <w:t xml:space="preserve">Vendor contacts, contracts and SLAs</w:t>
             </w:r>
           </w:p>
@@ -7449,9 +9899,13 @@
           <w:p>
             <w:pPr>
               <w:pStyle w:val="Compact"/>
-              <w:jc w:val="left"/>
-            </w:pPr>
-            <w:r>
+              <w:spacing w:before="20" w:after="20"/>
+              <w:jc w:val="left"/>
+            </w:pPr>
+            <w:r>
+              <w:rPr>
+                <w:sz w:val="18"/>
+              </w:rPr>
               <w:t xml:space="preserve">Service management tool</w:t>
             </w:r>
           </w:p>
@@ -7461,9 +9915,13 @@
           <w:p>
             <w:pPr>
               <w:pStyle w:val="Compact"/>
-              <w:jc w:val="left"/>
-            </w:pPr>
-            <w:r>
+              <w:spacing w:before="20" w:after="20"/>
+              <w:jc w:val="left"/>
+            </w:pPr>
+            <w:r>
+              <w:rPr>
+                <w:sz w:val="18"/>
+              </w:rPr>
               <w:t xml:space="preserve">Delivery Lead</w:t>
             </w:r>
           </w:p>
@@ -7475,9 +9933,13 @@
           <w:p>
             <w:pPr>
               <w:pStyle w:val="Compact"/>
-              <w:jc w:val="left"/>
-            </w:pPr>
-            <w:r>
+              <w:spacing w:before="20" w:after="20"/>
+              <w:jc w:val="left"/>
+            </w:pPr>
+            <w:r>
+              <w:rPr>
+                <w:sz w:val="18"/>
+              </w:rPr>
               <w:t xml:space="preserve">Session recordings (CW-1 … CW-11)</w:t>
             </w:r>
           </w:p>
@@ -7487,9 +9949,13 @@
           <w:p>
             <w:pPr>
               <w:pStyle w:val="Compact"/>
-              <w:jc w:val="left"/>
-            </w:pPr>
-            <w:r>
+              <w:spacing w:before="20" w:after="20"/>
+              <w:jc w:val="left"/>
+            </w:pPr>
+            <w:r>
+              <w:rPr>
+                <w:sz w:val="18"/>
+              </w:rPr>
               <w:t xml:space="preserve">KT repository</w:t>
             </w:r>
           </w:p>
@@ -7499,9 +9965,13 @@
           <w:p>
             <w:pPr>
               <w:pStyle w:val="Compact"/>
-              <w:jc w:val="left"/>
-            </w:pPr>
-            <w:r>
+              <w:spacing w:before="20" w:after="20"/>
+              <w:jc w:val="left"/>
+            </w:pPr>
+            <w:r>
+              <w:rPr>
+                <w:sz w:val="18"/>
+              </w:rPr>
               <w:t xml:space="preserve">Delivery Lead</w:t>
             </w:r>
           </w:p>
@@ -7513,33 +9983,45 @@
           <w:p>
             <w:pPr>
               <w:pStyle w:val="Compact"/>
-              <w:jc w:val="left"/>
-            </w:pPr>
-            <w:r>
-              <w:t xml:space="preserve">Known issues and technical debt register</w:t>
-            </w:r>
-          </w:p>
-        </w:tc>
-        <w:tc>
-          <w:tcPr/>
-          <w:p>
-            <w:pPr>
-              <w:pStyle w:val="Compact"/>
-              <w:jc w:val="left"/>
-            </w:pPr>
-            <w:r>
-              <w:t xml:space="preserve">Tracker</w:t>
-            </w:r>
-          </w:p>
-        </w:tc>
-        <w:tc>
-          <w:tcPr/>
-          <w:p>
-            <w:pPr>
-              <w:pStyle w:val="Compact"/>
-              <w:jc w:val="left"/>
-            </w:pPr>
-            <w:r>
+              <w:spacing w:before="20" w:after="20"/>
+              <w:jc w:val="left"/>
+            </w:pPr>
+            <w:r>
+              <w:rPr>
+                <w:sz w:val="18"/>
+              </w:rPr>
+              <w:t xml:space="preserve">Known issues (KI-xx) and technical debt register</w:t>
+            </w:r>
+          </w:p>
+        </w:tc>
+        <w:tc>
+          <w:tcPr/>
+          <w:p>
+            <w:pPr>
+              <w:pStyle w:val="Compact"/>
+              <w:spacing w:before="20" w:after="20"/>
+              <w:jc w:val="left"/>
+            </w:pPr>
+            <w:r>
+              <w:rPr>
+                <w:sz w:val="18"/>
+              </w:rPr>
+              <w:t xml:space="preserve">Test Strategy (docs/quality/test-strategy.pdf) and the tracker</w:t>
+            </w:r>
+          </w:p>
+        </w:tc>
+        <w:tc>
+          <w:tcPr/>
+          <w:p>
+            <w:pPr>
+              <w:pStyle w:val="Compact"/>
+              <w:spacing w:before="20" w:after="20"/>
+              <w:jc w:val="left"/>
+            </w:pPr>
+            <w:r>
+              <w:rPr>
+                <w:sz w:val="18"/>
+              </w:rPr>
               <w:t xml:space="preserve">Architect</w:t>
             </w:r>
           </w:p>
@@ -7553,8 +10035,8 @@
         </w:pict>
       </w:r>
     </w:p>
-    <w:bookmarkEnd w:id="41"/>
-    <w:bookmarkStart w:id="42" w:name="Xebd5fd94245dc9c49277b57f4bd19b2c3d9bb5c"/>
+    <w:bookmarkEnd w:id="36"/>
+    <w:bookmarkStart w:id="37" w:name="Xebd5fd94245dc9c49277b57f4bd19b2c3d9bb5c"/>
     <w:p>
       <w:pPr>
         <w:pStyle w:val="Heading2"/>
@@ -7715,8 +10197,8 @@
         <w:t xml:space="preserve">Confidence survey of the receiving team ≥ 4/5 on every component.</w:t>
       </w:r>
     </w:p>
-    <w:bookmarkEnd w:id="42"/>
-    <w:bookmarkStart w:id="43" w:name="X0c404b50cf912134f1844949dae845192e66498"/>
+    <w:bookmarkEnd w:id="37"/>
+    <w:bookmarkStart w:id="38" w:name="X0c404b50cf912134f1844949dae845192e66498"/>
     <w:p>
       <w:pPr>
         <w:pStyle w:val="Heading2"/>
@@ -7774,7 +10256,16 @@
         <w:t xml:space="preserve"> </w:t>
       </w:r>
       <w:r>
-        <w:t xml:space="preserve">runs in CI.</w:t>
+        <w:t xml:space="preserve">runs in CI (</w:t>
+      </w:r>
+      <w:r>
+        <w:rPr>
+          <w:rStyle w:val="VerbatimChar"/>
+        </w:rPr>
+        <w:t xml:space="preserve">.github/workflows/ci.yml</w:t>
+      </w:r>
+      <w:r>
+        <w:t xml:space="preserve">).</w:t>
       </w:r>
     </w:p>
     <w:p>
@@ -7865,7 +10356,7 @@
         <w:t xml:space="preserve">dependency review, security posture, data growth, performance at the base size, and an ADR review.</w:t>
       </w:r>
     </w:p>
-    <w:bookmarkEnd w:id="43"/>
+    <w:bookmarkEnd w:id="38"/>
     <w:sectPr>
       <w:headerReference r:id="rId9" w:type="default"/>
       <w:footerReference r:id="rId10" w:type="default"/>
@@ -7889,7 +10380,7 @@
     </w:pPr>
     <w:r>
       <w:rPr>
-        <w:rFonts w:ascii="Arial" w:hAnsi="Arial"/>
+        <w:rFonts w:ascii="Calibri" w:hAnsi="Calibri"/>
         <w:sz w:val="16"/>
       </w:rPr>
       <w:t xml:space="preserve">Prepared by iorta TechNXT · Confidential · Page </w:t>
@@ -7934,7 +10425,7 @@
     </w:pPr>
     <w:r>
       <w:rPr>
-        <w:rFonts w:ascii="Arial" w:hAnsi="Arial"/>
+        <w:rFonts w:ascii="Calibri" w:hAnsi="Calibri"/>
         <w:color w:val="213368"/>
         <w:sz w:val="16"/>
       </w:rPr>
@@ -8367,9 +10858,9 @@
     <w:name w:val="Normal"/>
     <w:qFormat/>
     <w:rPr>
-      <w:rFonts w:ascii="Arial" w:cs="Arial" w:eastAsia="Arial" w:hAnsi="Arial"/>
+      <w:rFonts w:ascii="Calibri" w:cs="Calibri" w:eastAsia="Calibri" w:hAnsi="Calibri"/>
       <w:color w:val="121A33"/>
-      <w:sz w:val="21"/>
+      <w:sz w:val="22"/>
     </w:rPr>
   </w:style>
   <w:style w:styleId="BodyText" w:type="paragraph">
@@ -8381,9 +10872,9 @@
     </w:pPr>
     <w:qFormat/>
     <w:rPr>
-      <w:rFonts w:ascii="Arial" w:cs="Arial" w:eastAsia="Arial" w:hAnsi="Arial"/>
+      <w:rFonts w:ascii="Calibri" w:cs="Calibri" w:eastAsia="Calibri" w:hAnsi="Calibri"/>
       <w:color w:val="121A33"/>
-      <w:sz w:val="21"/>
+      <w:sz w:val="22"/>
     </w:rPr>
   </w:style>
   <w:style w:customStyle="1" w:styleId="FirstParagraph" w:type="paragraph">
@@ -8392,9 +10883,9 @@
     <w:next w:val="BodyText"/>
     <w:qFormat/>
     <w:rPr>
-      <w:rFonts w:ascii="Arial" w:cs="Arial" w:eastAsia="Arial" w:hAnsi="Arial"/>
+      <w:rFonts w:ascii="Calibri" w:cs="Calibri" w:eastAsia="Calibri" w:hAnsi="Calibri"/>
       <w:color w:val="121A33"/>
-      <w:sz w:val="21"/>
+      <w:sz w:val="22"/>
     </w:rPr>
   </w:style>
   <w:style w:customStyle="1" w:styleId="Compact" w:type="paragraph">
@@ -8405,9 +10896,9 @@
       <w:spacing w:after="36" w:before="36"/>
     </w:pPr>
     <w:rPr>
-      <w:rFonts w:ascii="Arial" w:cs="Arial" w:eastAsia="Arial" w:hAnsi="Arial"/>
+      <w:rFonts w:ascii="Calibri" w:cs="Calibri" w:eastAsia="Calibri" w:hAnsi="Calibri"/>
       <w:color w:val="121A33"/>
-      <w:sz w:val="21"/>
+      <w:sz w:val="22"/>
     </w:rPr>
   </w:style>
   <w:style w:styleId="Title" w:type="paragraph">
@@ -8422,11 +10913,11 @@
       <w:jc w:val="center"/>
     </w:pPr>
     <w:rPr>
-      <w:rFonts w:ascii="Arial" w:asciiTheme="majorHAnsi" w:cs="Arial" w:cstheme="majorBidi" w:eastAsia="Arial" w:eastAsiaTheme="majorEastAsia" w:hAnsi="Arial" w:hAnsiTheme="majorHAnsi"/>
+      <w:rFonts w:ascii="Calibri" w:asciiTheme="majorHAnsi" w:cs="Calibri" w:cstheme="majorBidi" w:eastAsia="Calibri" w:eastAsiaTheme="majorEastAsia" w:hAnsi="Calibri" w:hAnsiTheme="majorHAnsi"/>
       <w:b/>
       <w:bCs/>
       <w:color w:val="213368"/>
-      <w:sz w:val="48"/>
+      <w:sz w:val="52"/>
       <w:szCs w:val="36"/>
     </w:rPr>
   </w:style>
@@ -8442,7 +10933,7 @@
       <w:jc w:val="center"/>
     </w:pPr>
     <w:rPr>
-      <w:rFonts w:ascii="Arial" w:cs="Arial" w:eastAsia="Arial" w:hAnsi="Arial"/>
+      <w:rFonts w:ascii="Calibri" w:cs="Calibri" w:eastAsia="Calibri" w:hAnsi="Calibri"/>
       <w:b w:val="0"/>
       <w:color w:val="0B6B66"/>
       <w:sz w:val="26"/>
@@ -8711,9 +11202,9 @@
       <w:ind w:firstLine="0" w:left="480" w:right="480"/>
     </w:pPr>
     <w:rPr>
-      <w:rFonts w:ascii="Arial" w:cs="Arial" w:eastAsia="Arial" w:hAnsi="Arial"/>
+      <w:rFonts w:ascii="Calibri" w:cs="Calibri" w:eastAsia="Calibri" w:hAnsi="Calibri"/>
       <w:color w:val="121A33"/>
-      <w:sz w:val="21"/>
+      <w:sz w:val="22"/>
     </w:rPr>
   </w:style>
   <w:style w:styleId="FootnoteText" w:type="paragraph">
@@ -8736,7 +11227,7 @@
     <w:unhideWhenUsed/>
     <w:qFormat/>
     <w:rPr>
-      <w:rFonts w:ascii="Arial" w:cs="Arial" w:eastAsia="Arial" w:hAnsi="Arial"/>
+      <w:rFonts w:ascii="Calibri" w:cs="Calibri" w:eastAsia="Calibri" w:hAnsi="Calibri"/>
       <w:sz w:val="18"/>
     </w:rPr>
     <w:tblPr>
@@ -8832,7 +11323,8 @@
     <w:basedOn w:val="BodyTextChar"/>
     <w:rPr>
       <w:rFonts w:ascii="Consolas" w:cs="Consolas" w:eastAsia="Consolas" w:hAnsi="Consolas"/>
-      <w:sz w:val="17"/>
+      <w:color w:val="2A3A6E"/>
+      <w:sz w:val="18"/>
     </w:rPr>
   </w:style>
   <w:style w:customStyle="1" w:styleId="SectionNumber" w:type="character">
